--- a/sourse/python/Цифровая культура/ЦК1/ЦК-1 (1).docx
+++ b/sourse/python/Цифровая культура/ЦК1/ЦК-1 (1).docx
@@ -381,13 +381,7 @@
         <w:rPr>
           <w:rFonts w:cs="Times New Roman"/>
         </w:rPr>
-        <w:t>студент гр.</w:t>
-      </w:r>
-      <w:r>
-        <w:rPr>
-          <w:rFonts w:cs="Times New Roman"/>
-        </w:rPr>
-        <w:t xml:space="preserve"> 5131001/20003</w:t>
+        <w:t>студент г</w:t>
       </w:r>
       <w:r>
         <w:rPr>
@@ -524,30 +518,6 @@
         <w:tab/>
         <w:t xml:space="preserve">       </w:t>
       </w:r>
-      <w:r>
-        <w:rPr>
-          <w:rFonts w:cs="Times New Roman"/>
-        </w:rPr>
-        <w:t>Писков А</w:t>
-      </w:r>
-      <w:r>
-        <w:rPr>
-          <w:rFonts w:cs="Times New Roman"/>
-        </w:rPr>
-        <w:t>.</w:t>
-      </w:r>
-      <w:r>
-        <w:rPr>
-          <w:rFonts w:cs="Times New Roman"/>
-        </w:rPr>
-        <w:t xml:space="preserve"> А</w:t>
-      </w:r>
-      <w:r>
-        <w:rPr>
-          <w:rFonts w:cs="Times New Roman"/>
-        </w:rPr>
-        <w:t>.</w:t>
-      </w:r>
     </w:p>
     <w:p>
       <w:pPr>
@@ -933,24 +903,13 @@
         </w:rPr>
       </w:pPr>
       <w:r>
-        <w:t xml:space="preserve">    </w:t>
-      </w:r>
-      <w:proofErr w:type="gramStart"/>
-      <w:r>
-        <w:t>main</w:t>
+        <w:t xml:space="preserve">    main</w:t>
       </w:r>
       <w:r>
         <w:rPr>
           <w:lang w:val="ru-RU"/>
         </w:rPr>
-        <w:t>(</w:t>
-      </w:r>
-      <w:proofErr w:type="gramEnd"/>
-      <w:r>
-        <w:rPr>
-          <w:lang w:val="ru-RU"/>
-        </w:rPr>
-        <w:t>)</w:t>
+        <w:t>()</w:t>
       </w:r>
     </w:p>
     <w:p>
@@ -1013,12 +972,10 @@
         <w:t xml:space="preserve">p = </w:t>
       </w:r>
       <w:proofErr w:type="spellStart"/>
-      <w:proofErr w:type="gramStart"/>
       <w:r>
         <w:t>argparse.ArgumentParser</w:t>
       </w:r>
       <w:proofErr w:type="spellEnd"/>
-      <w:proofErr w:type="gramEnd"/>
       <w:r>
         <w:t>()</w:t>
       </w:r>
@@ -1028,15 +985,7 @@
         <w:pStyle w:val="a6"/>
       </w:pPr>
       <w:r>
-        <w:t xml:space="preserve">    # </w:t>
-      </w:r>
-      <w:proofErr w:type="gramStart"/>
-      <w:r>
-        <w:t>file</w:t>
-      </w:r>
-      <w:proofErr w:type="gramEnd"/>
-      <w:r>
-        <w:t xml:space="preserve"> system </w:t>
+        <w:t xml:space="preserve">    # file system </w:t>
       </w:r>
       <w:proofErr w:type="spellStart"/>
       <w:r>
@@ -1053,19 +1002,11 @@
       </w:r>
       <w:proofErr w:type="spellStart"/>
       <w:r>
-        <w:t>p.add_</w:t>
-      </w:r>
-      <w:proofErr w:type="gramStart"/>
-      <w:r>
-        <w:t>argument</w:t>
-      </w:r>
-      <w:proofErr w:type="spellEnd"/>
-      <w:r>
-        <w:t>(</w:t>
-      </w:r>
-      <w:proofErr w:type="gramEnd"/>
-      <w:r>
-        <w:t>"-</w:t>
+        <w:t>p.add_argument</w:t>
+      </w:r>
+      <w:proofErr w:type="spellEnd"/>
+      <w:r>
+        <w:t>("-</w:t>
       </w:r>
       <w:proofErr w:type="spellStart"/>
       <w:r>
@@ -1085,19 +1026,11 @@
       </w:r>
       <w:proofErr w:type="spellStart"/>
       <w:r>
-        <w:t>p.add_</w:t>
-      </w:r>
-      <w:proofErr w:type="gramStart"/>
-      <w:r>
-        <w:t>argument</w:t>
-      </w:r>
-      <w:proofErr w:type="spellEnd"/>
-      <w:r>
-        <w:t>(</w:t>
-      </w:r>
-      <w:proofErr w:type="gramEnd"/>
-      <w:r>
-        <w:t>"-</w:t>
+        <w:t>p.add_argument</w:t>
+      </w:r>
+      <w:proofErr w:type="spellEnd"/>
+      <w:r>
+        <w:t>("-</w:t>
       </w:r>
       <w:proofErr w:type="spellStart"/>
       <w:r>
@@ -1117,19 +1050,11 @@
       </w:r>
       <w:proofErr w:type="spellStart"/>
       <w:r>
-        <w:t>p.add_</w:t>
-      </w:r>
-      <w:proofErr w:type="gramStart"/>
-      <w:r>
-        <w:t>argument</w:t>
-      </w:r>
-      <w:proofErr w:type="spellEnd"/>
-      <w:r>
-        <w:t>(</w:t>
-      </w:r>
-      <w:proofErr w:type="gramEnd"/>
-      <w:r>
-        <w:t>"-</w:t>
+        <w:t>p.add_argument</w:t>
+      </w:r>
+      <w:proofErr w:type="spellEnd"/>
+      <w:r>
+        <w:t>("-</w:t>
       </w:r>
       <w:proofErr w:type="spellStart"/>
       <w:r>
@@ -1157,19 +1082,11 @@
       </w:r>
       <w:proofErr w:type="spellStart"/>
       <w:r>
-        <w:t>p.add_</w:t>
-      </w:r>
-      <w:proofErr w:type="gramStart"/>
-      <w:r>
-        <w:t>argument</w:t>
-      </w:r>
-      <w:proofErr w:type="spellEnd"/>
-      <w:r>
-        <w:t>(</w:t>
-      </w:r>
-      <w:proofErr w:type="gramEnd"/>
-      <w:r>
-        <w:t>"-</w:t>
+        <w:t>p.add_argument</w:t>
+      </w:r>
+      <w:proofErr w:type="spellEnd"/>
+      <w:r>
+        <w:t>("-</w:t>
       </w:r>
       <w:proofErr w:type="spellStart"/>
       <w:r>
@@ -1189,19 +1106,11 @@
       </w:r>
       <w:proofErr w:type="spellStart"/>
       <w:r>
-        <w:t>p.add_</w:t>
-      </w:r>
-      <w:proofErr w:type="gramStart"/>
-      <w:r>
-        <w:t>argument</w:t>
-      </w:r>
-      <w:proofErr w:type="spellEnd"/>
-      <w:r>
-        <w:t>(</w:t>
-      </w:r>
-      <w:proofErr w:type="gramEnd"/>
-      <w:r>
-        <w:t>"-</w:t>
+        <w:t>p.add_argument</w:t>
+      </w:r>
+      <w:proofErr w:type="spellEnd"/>
+      <w:r>
+        <w:t>("-</w:t>
       </w:r>
       <w:proofErr w:type="spellStart"/>
       <w:r>
@@ -1229,19 +1138,11 @@
       </w:r>
       <w:proofErr w:type="spellStart"/>
       <w:r>
-        <w:t>p.add_</w:t>
-      </w:r>
-      <w:proofErr w:type="gramStart"/>
-      <w:r>
-        <w:t>argument</w:t>
-      </w:r>
-      <w:proofErr w:type="spellEnd"/>
-      <w:r>
-        <w:t>(</w:t>
-      </w:r>
-      <w:proofErr w:type="gramEnd"/>
-      <w:r>
-        <w:t>"-</w:t>
+        <w:t>p.add_argument</w:t>
+      </w:r>
+      <w:proofErr w:type="spellEnd"/>
+      <w:r>
+        <w:t>("-</w:t>
       </w:r>
       <w:proofErr w:type="spellStart"/>
       <w:r>
@@ -1269,19 +1170,11 @@
       </w:r>
       <w:proofErr w:type="spellStart"/>
       <w:r>
-        <w:t>p.add_</w:t>
-      </w:r>
-      <w:proofErr w:type="gramStart"/>
-      <w:r>
-        <w:t>argument</w:t>
-      </w:r>
-      <w:proofErr w:type="spellEnd"/>
-      <w:r>
-        <w:t>(</w:t>
-      </w:r>
-      <w:proofErr w:type="gramEnd"/>
-      <w:r>
-        <w:t>"-</w:t>
+        <w:t>p.add_argument</w:t>
+      </w:r>
+      <w:proofErr w:type="spellEnd"/>
+      <w:r>
+        <w:t>("-</w:t>
       </w:r>
       <w:proofErr w:type="spellStart"/>
       <w:r>
@@ -1317,19 +1210,11 @@
       </w:r>
       <w:proofErr w:type="spellStart"/>
       <w:r>
-        <w:t>p.add_</w:t>
-      </w:r>
-      <w:proofErr w:type="gramStart"/>
-      <w:r>
-        <w:t>argument</w:t>
-      </w:r>
-      <w:proofErr w:type="spellEnd"/>
-      <w:r>
-        <w:t>(</w:t>
-      </w:r>
-      <w:proofErr w:type="gramEnd"/>
-      <w:r>
-        <w:t>"-</w:t>
+        <w:t>p.add_argument</w:t>
+      </w:r>
+      <w:proofErr w:type="spellEnd"/>
+      <w:r>
+        <w:t>("-</w:t>
       </w:r>
       <w:proofErr w:type="spellStart"/>
       <w:r>
@@ -1365,19 +1250,11 @@
       </w:r>
       <w:proofErr w:type="spellStart"/>
       <w:r>
-        <w:t>p.add_</w:t>
-      </w:r>
-      <w:proofErr w:type="gramStart"/>
-      <w:r>
-        <w:t>argument</w:t>
-      </w:r>
-      <w:proofErr w:type="spellEnd"/>
-      <w:r>
-        <w:t>(</w:t>
-      </w:r>
-      <w:proofErr w:type="gramEnd"/>
-      <w:r>
-        <w:t>"-</w:t>
+        <w:t>p.add_argument</w:t>
+      </w:r>
+      <w:proofErr w:type="spellEnd"/>
+      <w:r>
+        <w:t>("-</w:t>
       </w:r>
       <w:proofErr w:type="spellStart"/>
       <w:r>
@@ -1425,7 +1302,6 @@
         </w:rPr>
         <w:t xml:space="preserve"> = </w:t>
       </w:r>
-      <w:proofErr w:type="gramStart"/>
       <w:r>
         <w:t>p</w:t>
       </w:r>
@@ -1438,7 +1314,6 @@
       <w:r>
         <w:t>parse</w:t>
       </w:r>
-      <w:proofErr w:type="gramEnd"/>
       <w:r>
         <w:rPr>
           <w:lang w:val="ru-RU"/>
@@ -1524,12 +1399,10 @@
         <w:t xml:space="preserve">if </w:t>
       </w:r>
       <w:proofErr w:type="spellStart"/>
-      <w:proofErr w:type="gramStart"/>
       <w:r>
         <w:t>args.write</w:t>
       </w:r>
       <w:proofErr w:type="spellEnd"/>
-      <w:proofErr w:type="gramEnd"/>
       <w:r>
         <w:t>:</w:t>
       </w:r>
@@ -1542,12 +1415,10 @@
         <w:t xml:space="preserve">        with open(</w:t>
       </w:r>
       <w:proofErr w:type="spellStart"/>
-      <w:proofErr w:type="gramStart"/>
       <w:r>
         <w:t>args.write</w:t>
       </w:r>
       <w:proofErr w:type="spellEnd"/>
-      <w:proofErr w:type="gramEnd"/>
       <w:r>
         <w:t>[1], "w") as file:</w:t>
       </w:r>
@@ -1560,12 +1431,10 @@
         <w:t xml:space="preserve">            </w:t>
       </w:r>
       <w:proofErr w:type="spellStart"/>
-      <w:proofErr w:type="gramStart"/>
       <w:r>
         <w:t>file.write</w:t>
       </w:r>
       <w:proofErr w:type="spellEnd"/>
-      <w:proofErr w:type="gramEnd"/>
       <w:r>
         <w:t>(</w:t>
       </w:r>
@@ -1586,12 +1455,10 @@
         <w:t xml:space="preserve">    if </w:t>
       </w:r>
       <w:proofErr w:type="spellStart"/>
-      <w:proofErr w:type="gramStart"/>
       <w:r>
         <w:t>args.read</w:t>
       </w:r>
       <w:proofErr w:type="spellEnd"/>
-      <w:proofErr w:type="gramEnd"/>
       <w:r>
         <w:t>:</w:t>
       </w:r>
@@ -1601,14 +1468,9 @@
         <w:pStyle w:val="a6"/>
       </w:pPr>
       <w:r>
-        <w:t xml:space="preserve">        with </w:t>
-      </w:r>
-      <w:proofErr w:type="gramStart"/>
-      <w:r>
-        <w:t>open(</w:t>
-      </w:r>
-      <w:proofErr w:type="spellStart"/>
-      <w:proofErr w:type="gramEnd"/>
+        <w:t xml:space="preserve">        with open(</w:t>
+      </w:r>
+      <w:proofErr w:type="spellStart"/>
       <w:r>
         <w:t>args.read</w:t>
       </w:r>
@@ -1625,12 +1487,10 @@
         <w:t xml:space="preserve">            mmm=</w:t>
       </w:r>
       <w:proofErr w:type="spellStart"/>
-      <w:proofErr w:type="gramStart"/>
       <w:r>
         <w:t>file.read</w:t>
       </w:r>
       <w:proofErr w:type="spellEnd"/>
-      <w:proofErr w:type="gramEnd"/>
       <w:r>
         <w:t>()</w:t>
       </w:r>
@@ -1651,12 +1511,10 @@
         <w:t xml:space="preserve">    if </w:t>
       </w:r>
       <w:proofErr w:type="spellStart"/>
-      <w:proofErr w:type="gramStart"/>
       <w:r>
         <w:t>args.delete</w:t>
       </w:r>
       <w:proofErr w:type="spellEnd"/>
-      <w:proofErr w:type="gramEnd"/>
       <w:r>
         <w:t>:</w:t>
       </w:r>
@@ -1677,12 +1535,10 @@
         <w:t xml:space="preserve">            </w:t>
       </w:r>
       <w:proofErr w:type="spellStart"/>
-      <w:proofErr w:type="gramStart"/>
       <w:r>
         <w:t>os.remove</w:t>
       </w:r>
       <w:proofErr w:type="spellEnd"/>
-      <w:proofErr w:type="gramEnd"/>
       <w:r>
         <w:t>(</w:t>
       </w:r>
@@ -1716,15 +1572,135 @@
         <w:pStyle w:val="a6"/>
       </w:pPr>
       <w:r>
+        <w:t xml:space="preserve">            print("No such file")</w:t>
+      </w:r>
+    </w:p>
+    <w:p>
+      <w:pPr>
+        <w:pStyle w:val="a6"/>
+      </w:pPr>
+      <w:r>
+        <w:t xml:space="preserve">    if </w:t>
+      </w:r>
+      <w:proofErr w:type="spellStart"/>
+      <w:r>
+        <w:t>args.create</w:t>
+      </w:r>
+      <w:proofErr w:type="spellEnd"/>
+      <w:r>
+        <w:t>:</w:t>
+      </w:r>
+    </w:p>
+    <w:p>
+      <w:pPr>
+        <w:pStyle w:val="a6"/>
+      </w:pPr>
+      <w:r>
+        <w:t xml:space="preserve">        try:</w:t>
+      </w:r>
+    </w:p>
+    <w:p>
+      <w:pPr>
+        <w:pStyle w:val="a6"/>
+      </w:pPr>
+      <w:r>
+        <w:t xml:space="preserve">            with open(</w:t>
+      </w:r>
+      <w:proofErr w:type="spellStart"/>
+      <w:r>
+        <w:t>args.create</w:t>
+      </w:r>
+      <w:proofErr w:type="spellEnd"/>
+      <w:r>
+        <w:t>, "x") as f:</w:t>
+      </w:r>
+    </w:p>
+    <w:p>
+      <w:pPr>
+        <w:pStyle w:val="a6"/>
+      </w:pPr>
+      <w:r>
+        <w:t xml:space="preserve">                print("File created")</w:t>
+      </w:r>
+    </w:p>
+    <w:p>
+      <w:pPr>
+        <w:pStyle w:val="a6"/>
+      </w:pPr>
+      <w:r>
+        <w:t xml:space="preserve">        except </w:t>
+      </w:r>
+      <w:proofErr w:type="spellStart"/>
+      <w:r>
+        <w:t>FileExistsError</w:t>
+      </w:r>
+      <w:proofErr w:type="spellEnd"/>
+      <w:r>
+        <w:t>:</w:t>
+      </w:r>
+    </w:p>
+    <w:p>
+      <w:pPr>
+        <w:pStyle w:val="a6"/>
+      </w:pPr>
+      <w:r>
+        <w:t xml:space="preserve">            print("File is already exist")</w:t>
+      </w:r>
+    </w:p>
+    <w:p>
+      <w:pPr>
+        <w:pStyle w:val="a6"/>
+      </w:pPr>
+      <w:r>
+        <w:t xml:space="preserve">    if </w:t>
+      </w:r>
+      <w:proofErr w:type="spellStart"/>
+      <w:r>
+        <w:t>args.rename</w:t>
+      </w:r>
+      <w:proofErr w:type="spellEnd"/>
+      <w:r>
+        <w:t>:</w:t>
+      </w:r>
+    </w:p>
+    <w:p>
+      <w:pPr>
+        <w:pStyle w:val="a6"/>
+      </w:pPr>
+      <w:r>
+        <w:t xml:space="preserve">        try:</w:t>
+      </w:r>
+    </w:p>
+    <w:p>
+      <w:pPr>
+        <w:pStyle w:val="a6"/>
+      </w:pPr>
+      <w:r>
         <w:t xml:space="preserve">            </w:t>
       </w:r>
-      <w:proofErr w:type="gramStart"/>
-      <w:r>
-        <w:t>print(</w:t>
-      </w:r>
-      <w:proofErr w:type="gramEnd"/>
-      <w:r>
-        <w:t>"No such file")</w:t>
+      <w:proofErr w:type="spellStart"/>
+      <w:r>
+        <w:t>os.rename</w:t>
+      </w:r>
+      <w:proofErr w:type="spellEnd"/>
+      <w:r>
+        <w:t>(</w:t>
+      </w:r>
+      <w:proofErr w:type="spellStart"/>
+      <w:r>
+        <w:t>args.rename</w:t>
+      </w:r>
+      <w:proofErr w:type="spellEnd"/>
+      <w:r>
+        <w:t xml:space="preserve">[0], </w:t>
+      </w:r>
+      <w:proofErr w:type="spellStart"/>
+      <w:r>
+        <w:t>args.rename</w:t>
+      </w:r>
+      <w:proofErr w:type="spellEnd"/>
+      <w:r>
+        <w:t>[1])</w:t>
       </w:r>
     </w:p>
     <w:p>
@@ -1732,15 +1708,37 @@
         <w:pStyle w:val="a6"/>
       </w:pPr>
       <w:r>
+        <w:t xml:space="preserve">        except </w:t>
+      </w:r>
+      <w:proofErr w:type="spellStart"/>
+      <w:r>
+        <w:t>FileNotFoundError</w:t>
+      </w:r>
+      <w:proofErr w:type="spellEnd"/>
+      <w:r>
+        <w:t>:</w:t>
+      </w:r>
+    </w:p>
+    <w:p>
+      <w:pPr>
+        <w:pStyle w:val="a6"/>
+      </w:pPr>
+      <w:r>
+        <w:t xml:space="preserve">            print("No such file")</w:t>
+      </w:r>
+    </w:p>
+    <w:p>
+      <w:pPr>
+        <w:pStyle w:val="a6"/>
+      </w:pPr>
+      <w:r>
         <w:t xml:space="preserve">    if </w:t>
       </w:r>
       <w:proofErr w:type="spellStart"/>
-      <w:proofErr w:type="gramStart"/>
-      <w:r>
-        <w:t>args.create</w:t>
-      </w:r>
-      <w:proofErr w:type="spellEnd"/>
-      <w:proofErr w:type="gramEnd"/>
+      <w:r>
+        <w:t>args.copy</w:t>
+      </w:r>
+      <w:proofErr w:type="spellEnd"/>
       <w:r>
         <w:t>:</w:t>
       </w:r>
@@ -1758,20 +1756,39 @@
         <w:pStyle w:val="a6"/>
       </w:pPr>
       <w:r>
-        <w:t xml:space="preserve">            with </w:t>
-      </w:r>
-      <w:proofErr w:type="gramStart"/>
-      <w:r>
-        <w:t>open(</w:t>
-      </w:r>
-      <w:proofErr w:type="spellStart"/>
-      <w:proofErr w:type="gramEnd"/>
-      <w:r>
-        <w:t>args.create</w:t>
-      </w:r>
-      <w:proofErr w:type="spellEnd"/>
-      <w:r>
-        <w:t>, "x") as f:</w:t>
+        <w:t xml:space="preserve">            </w:t>
+      </w:r>
+      <w:proofErr w:type="spellStart"/>
+      <w:r>
+        <w:t>shutil.copyfile</w:t>
+      </w:r>
+      <w:proofErr w:type="spellEnd"/>
+      <w:r>
+        <w:t>(</w:t>
+      </w:r>
+      <w:proofErr w:type="spellStart"/>
+      <w:r>
+        <w:t>args.copy</w:t>
+      </w:r>
+      <w:proofErr w:type="spellEnd"/>
+      <w:r>
+        <w:t xml:space="preserve">[0], </w:t>
+      </w:r>
+      <w:proofErr w:type="spellStart"/>
+      <w:r>
+        <w:t>args.copy</w:t>
+      </w:r>
+      <w:proofErr w:type="spellEnd"/>
+      <w:r>
+        <w:t>[1]+'\\'+</w:t>
+      </w:r>
+      <w:proofErr w:type="spellStart"/>
+      <w:r>
+        <w:t>args.copy</w:t>
+      </w:r>
+      <w:proofErr w:type="spellEnd"/>
+      <w:r>
+        <w:t>[0])</w:t>
       </w:r>
     </w:p>
     <w:p>
@@ -1779,15 +1796,15 @@
         <w:pStyle w:val="a6"/>
       </w:pPr>
       <w:r>
-        <w:t xml:space="preserve">                </w:t>
-      </w:r>
-      <w:proofErr w:type="gramStart"/>
-      <w:r>
-        <w:t>print(</w:t>
-      </w:r>
-      <w:proofErr w:type="gramEnd"/>
-      <w:r>
-        <w:t>"File created")</w:t>
+        <w:t xml:space="preserve">        except </w:t>
+      </w:r>
+      <w:proofErr w:type="spellStart"/>
+      <w:r>
+        <w:t>FileNotFoundError</w:t>
+      </w:r>
+      <w:proofErr w:type="spellEnd"/>
+      <w:r>
+        <w:t>:</w:t>
       </w:r>
     </w:p>
     <w:p>
@@ -1795,223 +1812,7 @@
         <w:pStyle w:val="a6"/>
       </w:pPr>
       <w:r>
-        <w:t xml:space="preserve">        except </w:t>
-      </w:r>
-      <w:proofErr w:type="spellStart"/>
-      <w:r>
-        <w:t>FileExistsError</w:t>
-      </w:r>
-      <w:proofErr w:type="spellEnd"/>
-      <w:r>
-        <w:t>:</w:t>
-      </w:r>
-    </w:p>
-    <w:p>
-      <w:pPr>
-        <w:pStyle w:val="a6"/>
-      </w:pPr>
-      <w:r>
-        <w:t xml:space="preserve">            </w:t>
-      </w:r>
-      <w:proofErr w:type="gramStart"/>
-      <w:r>
-        <w:t>print(</w:t>
-      </w:r>
-      <w:proofErr w:type="gramEnd"/>
-      <w:r>
-        <w:t>"File is already exist")</w:t>
-      </w:r>
-    </w:p>
-    <w:p>
-      <w:pPr>
-        <w:pStyle w:val="a6"/>
-      </w:pPr>
-      <w:r>
-        <w:t xml:space="preserve">    if </w:t>
-      </w:r>
-      <w:proofErr w:type="spellStart"/>
-      <w:proofErr w:type="gramStart"/>
-      <w:r>
-        <w:t>args.rename</w:t>
-      </w:r>
-      <w:proofErr w:type="spellEnd"/>
-      <w:proofErr w:type="gramEnd"/>
-      <w:r>
-        <w:t>:</w:t>
-      </w:r>
-    </w:p>
-    <w:p>
-      <w:pPr>
-        <w:pStyle w:val="a6"/>
-      </w:pPr>
-      <w:r>
-        <w:t xml:space="preserve">        try:</w:t>
-      </w:r>
-    </w:p>
-    <w:p>
-      <w:pPr>
-        <w:pStyle w:val="a6"/>
-      </w:pPr>
-      <w:r>
-        <w:t xml:space="preserve">            </w:t>
-      </w:r>
-      <w:proofErr w:type="spellStart"/>
-      <w:proofErr w:type="gramStart"/>
-      <w:r>
-        <w:t>os.rename</w:t>
-      </w:r>
-      <w:proofErr w:type="spellEnd"/>
-      <w:proofErr w:type="gramEnd"/>
-      <w:r>
-        <w:t>(</w:t>
-      </w:r>
-      <w:proofErr w:type="spellStart"/>
-      <w:r>
-        <w:t>args.rename</w:t>
-      </w:r>
-      <w:proofErr w:type="spellEnd"/>
-      <w:r>
-        <w:t xml:space="preserve">[0], </w:t>
-      </w:r>
-      <w:proofErr w:type="spellStart"/>
-      <w:r>
-        <w:t>args.rename</w:t>
-      </w:r>
-      <w:proofErr w:type="spellEnd"/>
-      <w:r>
-        <w:t>[1])</w:t>
-      </w:r>
-    </w:p>
-    <w:p>
-      <w:pPr>
-        <w:pStyle w:val="a6"/>
-      </w:pPr>
-      <w:r>
-        <w:t xml:space="preserve">        except </w:t>
-      </w:r>
-      <w:proofErr w:type="spellStart"/>
-      <w:r>
-        <w:t>FileNotFoundError</w:t>
-      </w:r>
-      <w:proofErr w:type="spellEnd"/>
-      <w:r>
-        <w:t>:</w:t>
-      </w:r>
-    </w:p>
-    <w:p>
-      <w:pPr>
-        <w:pStyle w:val="a6"/>
-      </w:pPr>
-      <w:r>
-        <w:t xml:space="preserve">            </w:t>
-      </w:r>
-      <w:proofErr w:type="gramStart"/>
-      <w:r>
-        <w:t>print(</w:t>
-      </w:r>
-      <w:proofErr w:type="gramEnd"/>
-      <w:r>
-        <w:t>"No such file")</w:t>
-      </w:r>
-    </w:p>
-    <w:p>
-      <w:pPr>
-        <w:pStyle w:val="a6"/>
-      </w:pPr>
-      <w:r>
-        <w:t xml:space="preserve">    if </w:t>
-      </w:r>
-      <w:proofErr w:type="spellStart"/>
-      <w:proofErr w:type="gramStart"/>
-      <w:r>
-        <w:t>args.copy</w:t>
-      </w:r>
-      <w:proofErr w:type="spellEnd"/>
-      <w:proofErr w:type="gramEnd"/>
-      <w:r>
-        <w:t>:</w:t>
-      </w:r>
-    </w:p>
-    <w:p>
-      <w:pPr>
-        <w:pStyle w:val="a6"/>
-      </w:pPr>
-      <w:r>
-        <w:t xml:space="preserve">        try:</w:t>
-      </w:r>
-    </w:p>
-    <w:p>
-      <w:pPr>
-        <w:pStyle w:val="a6"/>
-      </w:pPr>
-      <w:r>
-        <w:t xml:space="preserve">            </w:t>
-      </w:r>
-      <w:proofErr w:type="spellStart"/>
-      <w:proofErr w:type="gramStart"/>
-      <w:r>
-        <w:t>shutil.copyfile</w:t>
-      </w:r>
-      <w:proofErr w:type="spellEnd"/>
-      <w:proofErr w:type="gramEnd"/>
-      <w:r>
-        <w:t>(</w:t>
-      </w:r>
-      <w:proofErr w:type="spellStart"/>
-      <w:r>
-        <w:t>args.copy</w:t>
-      </w:r>
-      <w:proofErr w:type="spellEnd"/>
-      <w:r>
-        <w:t xml:space="preserve">[0], </w:t>
-      </w:r>
-      <w:proofErr w:type="spellStart"/>
-      <w:r>
-        <w:t>args.copy</w:t>
-      </w:r>
-      <w:proofErr w:type="spellEnd"/>
-      <w:r>
-        <w:t>[1]+'\\'+</w:t>
-      </w:r>
-      <w:proofErr w:type="spellStart"/>
-      <w:r>
-        <w:t>args.copy</w:t>
-      </w:r>
-      <w:proofErr w:type="spellEnd"/>
-      <w:r>
-        <w:t>[0])</w:t>
-      </w:r>
-    </w:p>
-    <w:p>
-      <w:pPr>
-        <w:pStyle w:val="a6"/>
-      </w:pPr>
-      <w:r>
-        <w:t xml:space="preserve">        except </w:t>
-      </w:r>
-      <w:proofErr w:type="spellStart"/>
-      <w:r>
-        <w:t>FileNotFoundError</w:t>
-      </w:r>
-      <w:proofErr w:type="spellEnd"/>
-      <w:r>
-        <w:t>:</w:t>
-      </w:r>
-    </w:p>
-    <w:p>
-      <w:pPr>
-        <w:pStyle w:val="a6"/>
-      </w:pPr>
-      <w:r>
-        <w:t xml:space="preserve">            </w:t>
-      </w:r>
-      <w:proofErr w:type="gramStart"/>
-      <w:r>
-        <w:t>print(</w:t>
-      </w:r>
-      <w:proofErr w:type="gramEnd"/>
-      <w:r>
-        <w:t>"No such file")</w:t>
+        <w:t xml:space="preserve">            print("No such file")</w:t>
       </w:r>
     </w:p>
     <w:p>
@@ -2024,7 +1825,7 @@
           <w:b/>
           <w:bCs/>
           <w:noProof/>
-          <w:lang w:eastAsia="en-US"/>
+          <w:lang w:val="en-US" w:eastAsia="en-US"/>
         </w:rPr>
       </w:pPr>
       <w:r>
@@ -2034,8 +1835,16 @@
           <w:noProof/>
           <w:lang w:eastAsia="en-US"/>
         </w:rPr>
-        <w:lastRenderedPageBreak/>
         <w:t>Напишем</w:t>
+      </w:r>
+      <w:r>
+        <w:rPr>
+          <w:b/>
+          <w:bCs/>
+          <w:noProof/>
+          <w:lang w:val="en-US" w:eastAsia="en-US"/>
+        </w:rPr>
+        <w:t xml:space="preserve"> </w:t>
       </w:r>
       <w:r>
         <w:rPr>
@@ -2044,7 +1853,16 @@
           <w:noProof/>
           <w:lang w:eastAsia="en-US"/>
         </w:rPr>
-        <w:t xml:space="preserve"> </w:t>
+        <w:t>функцию</w:t>
+      </w:r>
+      <w:r>
+        <w:rPr>
+          <w:b/>
+          <w:bCs/>
+          <w:noProof/>
+          <w:lang w:val="en-US" w:eastAsia="en-US"/>
+        </w:rPr>
+        <w:t xml:space="preserve">, </w:t>
       </w:r>
       <w:r>
         <w:rPr>
@@ -2053,7 +1871,16 @@
           <w:noProof/>
           <w:lang w:eastAsia="en-US"/>
         </w:rPr>
-        <w:t>функцию</w:t>
+        <w:t>котрая</w:t>
+      </w:r>
+      <w:r>
+        <w:rPr>
+          <w:b/>
+          <w:bCs/>
+          <w:noProof/>
+          <w:lang w:val="en-US" w:eastAsia="en-US"/>
+        </w:rPr>
+        <w:t xml:space="preserve"> </w:t>
       </w:r>
       <w:r>
         <w:rPr>
@@ -2062,7 +1889,16 @@
           <w:noProof/>
           <w:lang w:eastAsia="en-US"/>
         </w:rPr>
-        <w:t xml:space="preserve">, </w:t>
+        <w:t>будет</w:t>
+      </w:r>
+      <w:r>
+        <w:rPr>
+          <w:b/>
+          <w:bCs/>
+          <w:noProof/>
+          <w:lang w:val="en-US" w:eastAsia="en-US"/>
+        </w:rPr>
+        <w:t xml:space="preserve"> </w:t>
       </w:r>
       <w:r>
         <w:rPr>
@@ -2071,7 +1907,16 @@
           <w:noProof/>
           <w:lang w:eastAsia="en-US"/>
         </w:rPr>
-        <w:t>котрая</w:t>
+        <w:t>парсить</w:t>
+      </w:r>
+      <w:r>
+        <w:rPr>
+          <w:b/>
+          <w:bCs/>
+          <w:noProof/>
+          <w:lang w:val="en-US" w:eastAsia="en-US"/>
+        </w:rPr>
+        <w:t xml:space="preserve"> </w:t>
       </w:r>
       <w:r>
         <w:rPr>
@@ -2080,6 +1925,15 @@
           <w:noProof/>
           <w:lang w:eastAsia="en-US"/>
         </w:rPr>
+        <w:t>аргументы</w:t>
+      </w:r>
+      <w:r>
+        <w:rPr>
+          <w:b/>
+          <w:bCs/>
+          <w:noProof/>
+          <w:lang w:val="en-US" w:eastAsia="en-US"/>
+        </w:rPr>
         <w:t xml:space="preserve"> </w:t>
       </w:r>
       <w:r>
@@ -2089,7 +1943,16 @@
           <w:noProof/>
           <w:lang w:eastAsia="en-US"/>
         </w:rPr>
-        <w:t>будет</w:t>
+        <w:t>и</w:t>
+      </w:r>
+      <w:r>
+        <w:rPr>
+          <w:b/>
+          <w:bCs/>
+          <w:noProof/>
+          <w:lang w:val="en-US" w:eastAsia="en-US"/>
+        </w:rPr>
+        <w:t xml:space="preserve"> </w:t>
       </w:r>
       <w:r>
         <w:rPr>
@@ -2098,6 +1961,15 @@
           <w:noProof/>
           <w:lang w:eastAsia="en-US"/>
         </w:rPr>
+        <w:t>выбирать</w:t>
+      </w:r>
+      <w:r>
+        <w:rPr>
+          <w:b/>
+          <w:bCs/>
+          <w:noProof/>
+          <w:lang w:val="en-US" w:eastAsia="en-US"/>
+        </w:rPr>
         <w:t xml:space="preserve"> </w:t>
       </w:r>
       <w:r>
@@ -2107,7 +1979,16 @@
           <w:noProof/>
           <w:lang w:eastAsia="en-US"/>
         </w:rPr>
-        <w:t>парсить</w:t>
+        <w:t>корни</w:t>
+      </w:r>
+      <w:r>
+        <w:rPr>
+          <w:b/>
+          <w:bCs/>
+          <w:noProof/>
+          <w:lang w:val="en-US" w:eastAsia="en-US"/>
+        </w:rPr>
+        <w:t xml:space="preserve"> </w:t>
       </w:r>
       <w:r>
         <w:rPr>
@@ -2116,87 +1997,6 @@
           <w:noProof/>
           <w:lang w:eastAsia="en-US"/>
         </w:rPr>
-        <w:t xml:space="preserve"> </w:t>
-      </w:r>
-      <w:r>
-        <w:rPr>
-          <w:b/>
-          <w:bCs/>
-          <w:noProof/>
-          <w:lang w:eastAsia="en-US"/>
-        </w:rPr>
-        <w:t>аргументы</w:t>
-      </w:r>
-      <w:r>
-        <w:rPr>
-          <w:b/>
-          <w:bCs/>
-          <w:noProof/>
-          <w:lang w:eastAsia="en-US"/>
-        </w:rPr>
-        <w:t xml:space="preserve"> </w:t>
-      </w:r>
-      <w:r>
-        <w:rPr>
-          <w:b/>
-          <w:bCs/>
-          <w:noProof/>
-          <w:lang w:eastAsia="en-US"/>
-        </w:rPr>
-        <w:t>и</w:t>
-      </w:r>
-      <w:r>
-        <w:rPr>
-          <w:b/>
-          <w:bCs/>
-          <w:noProof/>
-          <w:lang w:eastAsia="en-US"/>
-        </w:rPr>
-        <w:t xml:space="preserve"> </w:t>
-      </w:r>
-      <w:r>
-        <w:rPr>
-          <w:b/>
-          <w:bCs/>
-          <w:noProof/>
-          <w:lang w:eastAsia="en-US"/>
-        </w:rPr>
-        <w:t>выбирать</w:t>
-      </w:r>
-      <w:r>
-        <w:rPr>
-          <w:b/>
-          <w:bCs/>
-          <w:noProof/>
-          <w:lang w:eastAsia="en-US"/>
-        </w:rPr>
-        <w:t xml:space="preserve"> </w:t>
-      </w:r>
-      <w:r>
-        <w:rPr>
-          <w:b/>
-          <w:bCs/>
-          <w:noProof/>
-          <w:lang w:eastAsia="en-US"/>
-        </w:rPr>
-        <w:t>корни</w:t>
-      </w:r>
-      <w:r>
-        <w:rPr>
-          <w:b/>
-          <w:bCs/>
-          <w:noProof/>
-          <w:lang w:eastAsia="en-US"/>
-        </w:rPr>
-        <w:t xml:space="preserve"> </w:t>
-      </w:r>
-      <w:r>
-        <w:rPr>
-          <w:b/>
-          <w:bCs/>
-          <w:noProof/>
-          <w:lang w:eastAsia="en-US"/>
-        </w:rPr>
         <w:t>реестра</w:t>
       </w:r>
     </w:p>
@@ -2213,15 +2013,7 @@
       </w:r>
       <w:proofErr w:type="spellEnd"/>
       <w:r>
-        <w:t xml:space="preserve"> </w:t>
-      </w:r>
-      <w:proofErr w:type="gramStart"/>
-      <w:r>
-        <w:t>( string</w:t>
-      </w:r>
-      <w:proofErr w:type="gramEnd"/>
-      <w:r>
-        <w:t xml:space="preserve"> ) :</w:t>
+        <w:t xml:space="preserve"> ( string ) :</w:t>
       </w:r>
     </w:p>
     <w:p>
@@ -2232,12 +2024,10 @@
         <w:t xml:space="preserve">    ss=list(</w:t>
       </w:r>
       <w:proofErr w:type="spellStart"/>
-      <w:proofErr w:type="gramStart"/>
       <w:r>
         <w:t>string.split</w:t>
       </w:r>
       <w:proofErr w:type="spellEnd"/>
-      <w:proofErr w:type="gramEnd"/>
       <w:r>
         <w:t>("\\"))[0]</w:t>
       </w:r>
@@ -2247,15 +2037,7 @@
         <w:pStyle w:val="a6"/>
       </w:pPr>
       <w:r>
-        <w:t xml:space="preserve">    #</w:t>
-      </w:r>
-      <w:proofErr w:type="gramStart"/>
-      <w:r>
-        <w:t>print</w:t>
-      </w:r>
-      <w:proofErr w:type="gramEnd"/>
-      <w:r>
-        <w:t>(ss)</w:t>
+        <w:t xml:space="preserve">    #print(ss)</w:t>
       </w:r>
     </w:p>
     <w:p>
@@ -2466,15 +2248,7 @@
       </w:r>
       <w:proofErr w:type="spellEnd"/>
       <w:r>
-        <w:t xml:space="preserve"> = args.del_key[1</w:t>
-      </w:r>
-      <w:proofErr w:type="gramStart"/>
-      <w:r>
-        <w:t>].replace</w:t>
-      </w:r>
-      <w:proofErr w:type="gramEnd"/>
-      <w:r>
-        <w:t>(list(args.del_key[1].split("\\"))[0],"")[1:]+"\\"+args.del_key[0]</w:t>
+        <w:t xml:space="preserve"> = args.del_key[1].replace(list(args.del_key[1].split("\\"))[0],"")[1:]+"\\"+args.del_key[0]</w:t>
       </w:r>
     </w:p>
     <w:p>
@@ -2502,19 +2276,11 @@
       </w:r>
       <w:proofErr w:type="spellStart"/>
       <w:r>
-        <w:t>args.del_</w:t>
-      </w:r>
-      <w:proofErr w:type="gramStart"/>
-      <w:r>
-        <w:t>key</w:t>
-      </w:r>
-      <w:proofErr w:type="spellEnd"/>
-      <w:r>
-        <w:t>[</w:t>
-      </w:r>
-      <w:proofErr w:type="gramEnd"/>
-      <w:r>
-        <w:t>1])</w:t>
+        <w:t>args.del_key</w:t>
+      </w:r>
+      <w:proofErr w:type="spellEnd"/>
+      <w:r>
+        <w:t>[1])</w:t>
       </w:r>
     </w:p>
     <w:p>
@@ -2533,7 +2299,6 @@
         <w:t xml:space="preserve">            key = </w:t>
       </w:r>
       <w:proofErr w:type="spellStart"/>
-      <w:proofErr w:type="gramStart"/>
       <w:r>
         <w:t>OpenKey</w:t>
       </w:r>
@@ -2542,7 +2307,6 @@
         <w:t>(</w:t>
       </w:r>
       <w:proofErr w:type="spellStart"/>
-      <w:proofErr w:type="gramEnd"/>
       <w:r>
         <w:t>path_root</w:t>
       </w:r>
@@ -2567,7 +2331,6 @@
         <w:t xml:space="preserve">            val1 = </w:t>
       </w:r>
       <w:proofErr w:type="spellStart"/>
-      <w:proofErr w:type="gramStart"/>
       <w:r>
         <w:t>DeleteKey</w:t>
       </w:r>
@@ -2576,7 +2339,6 @@
         <w:t>(</w:t>
       </w:r>
       <w:proofErr w:type="spellStart"/>
-      <w:proofErr w:type="gramEnd"/>
       <w:r>
         <w:t>path_root</w:t>
       </w:r>
@@ -2614,15 +2376,167 @@
         <w:pStyle w:val="a6"/>
       </w:pPr>
       <w:r>
+        <w:t xml:space="preserve">            print("Key deleted")</w:t>
+      </w:r>
+    </w:p>
+    <w:p>
+      <w:pPr>
+        <w:pStyle w:val="a6"/>
+      </w:pPr>
+      <w:r>
+        <w:t xml:space="preserve">        except </w:t>
+      </w:r>
+      <w:proofErr w:type="spellStart"/>
+      <w:r>
+        <w:t>FileNotFoundError</w:t>
+      </w:r>
+      <w:proofErr w:type="spellEnd"/>
+      <w:r>
+        <w:t>:</w:t>
+      </w:r>
+    </w:p>
+    <w:p>
+      <w:pPr>
+        <w:pStyle w:val="a6"/>
+      </w:pPr>
+      <w:r>
+        <w:t xml:space="preserve">            print("No such key")</w:t>
+      </w:r>
+    </w:p>
+    <w:p>
+      <w:pPr>
+        <w:pStyle w:val="a6"/>
+      </w:pPr>
+      <w:r>
+        <w:t xml:space="preserve">    if </w:t>
+      </w:r>
+      <w:proofErr w:type="spellStart"/>
+      <w:r>
+        <w:t>args.cr_key</w:t>
+      </w:r>
+      <w:proofErr w:type="spellEnd"/>
+      <w:r>
+        <w:t>:</w:t>
+      </w:r>
+    </w:p>
+    <w:p>
+      <w:pPr>
+        <w:pStyle w:val="a6"/>
+      </w:pPr>
+      <w:r>
+        <w:t xml:space="preserve">        </w:t>
+      </w:r>
+      <w:proofErr w:type="spellStart"/>
+      <w:r>
+        <w:t>key_val</w:t>
+      </w:r>
+      <w:proofErr w:type="spellEnd"/>
+      <w:r>
+        <w:t xml:space="preserve"> = args.cr_key[1].replace(list(args.cr_key[1].split("\\"))[0],"")[1:]+"\\"+args.cr_key[0]</w:t>
+      </w:r>
+    </w:p>
+    <w:p>
+      <w:pPr>
+        <w:pStyle w:val="a6"/>
+      </w:pPr>
+      <w:r>
+        <w:t xml:space="preserve">        </w:t>
+      </w:r>
+      <w:proofErr w:type="spellStart"/>
+      <w:r>
+        <w:t>path_root</w:t>
+      </w:r>
+      <w:proofErr w:type="spellEnd"/>
+      <w:r>
+        <w:t>=</w:t>
+      </w:r>
+      <w:proofErr w:type="spellStart"/>
+      <w:r>
+        <w:t>my_choise</w:t>
+      </w:r>
+      <w:proofErr w:type="spellEnd"/>
+      <w:r>
+        <w:t>(</w:t>
+      </w:r>
+      <w:proofErr w:type="spellStart"/>
+      <w:r>
+        <w:t>args.cr_key</w:t>
+      </w:r>
+      <w:proofErr w:type="spellEnd"/>
+      <w:r>
+        <w:t>[1])</w:t>
+      </w:r>
+    </w:p>
+    <w:p>
+      <w:pPr>
+        <w:pStyle w:val="a6"/>
+      </w:pPr>
+      <w:r>
+        <w:t xml:space="preserve">        #print(key_val)</w:t>
+      </w:r>
+    </w:p>
+    <w:p>
+      <w:pPr>
+        <w:pStyle w:val="a6"/>
+      </w:pPr>
+      <w:r>
+        <w:t xml:space="preserve">        try:</w:t>
+      </w:r>
+    </w:p>
+    <w:p>
+      <w:pPr>
+        <w:pStyle w:val="a6"/>
+      </w:pPr>
+      <w:r>
+        <w:t xml:space="preserve">            key = </w:t>
+      </w:r>
+      <w:proofErr w:type="spellStart"/>
+      <w:r>
+        <w:t>OpenKey</w:t>
+      </w:r>
+      <w:proofErr w:type="spellEnd"/>
+      <w:r>
+        <w:t>(</w:t>
+      </w:r>
+      <w:proofErr w:type="spellStart"/>
+      <w:r>
+        <w:t>path_root</w:t>
+      </w:r>
+      <w:proofErr w:type="spellEnd"/>
+      <w:r>
+        <w:t xml:space="preserve">, </w:t>
+      </w:r>
+      <w:proofErr w:type="spellStart"/>
+      <w:r>
+        <w:t>key_val</w:t>
+      </w:r>
+      <w:proofErr w:type="spellEnd"/>
+      <w:r>
+        <w:t>)</w:t>
+      </w:r>
+    </w:p>
+    <w:p>
+      <w:pPr>
+        <w:pStyle w:val="a6"/>
+      </w:pPr>
+      <w:r>
+        <w:t xml:space="preserve">            print("Key has already been created")</w:t>
+      </w:r>
+    </w:p>
+    <w:p>
+      <w:pPr>
+        <w:pStyle w:val="a6"/>
+      </w:pPr>
+      <w:r>
         <w:t xml:space="preserve">            </w:t>
       </w:r>
-      <w:proofErr w:type="gramStart"/>
-      <w:r>
-        <w:t>print(</w:t>
-      </w:r>
-      <w:proofErr w:type="gramEnd"/>
-      <w:r>
-        <w:t>"Key deleted")</w:t>
+      <w:proofErr w:type="spellStart"/>
+      <w:r>
+        <w:t>CloseKey</w:t>
+      </w:r>
+      <w:proofErr w:type="spellEnd"/>
+      <w:r>
+        <w:t>(key)</w:t>
       </w:r>
     </w:p>
     <w:p>
@@ -2646,15 +2560,47 @@
         <w:pStyle w:val="a6"/>
       </w:pPr>
       <w:r>
+        <w:t xml:space="preserve">            key = </w:t>
+      </w:r>
+      <w:proofErr w:type="spellStart"/>
+      <w:r>
+        <w:t>CreateKey</w:t>
+      </w:r>
+      <w:proofErr w:type="spellEnd"/>
+      <w:r>
+        <w:t>(</w:t>
+      </w:r>
+      <w:proofErr w:type="spellStart"/>
+      <w:r>
+        <w:t>path_root</w:t>
+      </w:r>
+      <w:proofErr w:type="spellEnd"/>
+      <w:r>
+        <w:t xml:space="preserve">, </w:t>
+      </w:r>
+      <w:proofErr w:type="spellStart"/>
+      <w:r>
+        <w:t>key_val</w:t>
+      </w:r>
+      <w:proofErr w:type="spellEnd"/>
+      <w:r>
+        <w:t>)</w:t>
+      </w:r>
+    </w:p>
+    <w:p>
+      <w:pPr>
+        <w:pStyle w:val="a6"/>
+      </w:pPr>
+      <w:r>
         <w:t xml:space="preserve">            </w:t>
       </w:r>
-      <w:proofErr w:type="gramStart"/>
-      <w:r>
-        <w:t>print(</w:t>
-      </w:r>
-      <w:proofErr w:type="gramEnd"/>
-      <w:r>
-        <w:t>"No such key")</w:t>
+      <w:proofErr w:type="spellStart"/>
+      <w:r>
+        <w:t>CloseKey</w:t>
+      </w:r>
+      <w:proofErr w:type="spellEnd"/>
+      <w:r>
+        <w:t>(key)</w:t>
       </w:r>
     </w:p>
     <w:p>
@@ -2662,11 +2608,19 @@
         <w:pStyle w:val="a6"/>
       </w:pPr>
       <w:r>
+        <w:t xml:space="preserve">            print("Key created")</w:t>
+      </w:r>
+    </w:p>
+    <w:p>
+      <w:pPr>
+        <w:pStyle w:val="a6"/>
+      </w:pPr>
+      <w:r>
         <w:t xml:space="preserve">    if </w:t>
       </w:r>
       <w:proofErr w:type="spellStart"/>
       <w:r>
-        <w:t>args.cr_key</w:t>
+        <w:t>args.w_key</w:t>
       </w:r>
       <w:proofErr w:type="spellEnd"/>
       <w:r>
@@ -2686,15 +2640,7 @@
       </w:r>
       <w:proofErr w:type="spellEnd"/>
       <w:r>
-        <w:t xml:space="preserve"> = args.cr_key[1</w:t>
-      </w:r>
-      <w:proofErr w:type="gramStart"/>
-      <w:r>
-        <w:t>].replace</w:t>
-      </w:r>
-      <w:proofErr w:type="gramEnd"/>
-      <w:r>
-        <w:t>(list(args.cr_key[1].split("\\"))[0],"")[1:]+"\\"+args.cr_key[0]</w:t>
+        <w:t xml:space="preserve"> = args.w_key[1].replace(list(args.w_key[1].split("\\"))[0],"")[1:]+"\\"+args.w_key[0]</w:t>
       </w:r>
     </w:p>
     <w:p>
@@ -2722,19 +2668,11 @@
       </w:r>
       <w:proofErr w:type="spellStart"/>
       <w:r>
-        <w:t>args.cr_</w:t>
-      </w:r>
-      <w:proofErr w:type="gramStart"/>
-      <w:r>
-        <w:t>key</w:t>
-      </w:r>
-      <w:proofErr w:type="spellEnd"/>
-      <w:r>
-        <w:t>[</w:t>
-      </w:r>
-      <w:proofErr w:type="gramEnd"/>
-      <w:r>
-        <w:t>1])</w:t>
+        <w:t>args.w_key</w:t>
+      </w:r>
+      <w:proofErr w:type="spellEnd"/>
+      <w:r>
+        <w:t>[1])</w:t>
       </w:r>
     </w:p>
     <w:p>
@@ -2742,15 +2680,7 @@
         <w:pStyle w:val="a6"/>
       </w:pPr>
       <w:r>
-        <w:t xml:space="preserve">        #</w:t>
-      </w:r>
-      <w:proofErr w:type="gramStart"/>
-      <w:r>
-        <w:t>print</w:t>
-      </w:r>
-      <w:proofErr w:type="gramEnd"/>
-      <w:r>
-        <w:t>(key_val)</w:t>
+        <w:t xml:space="preserve">        try:</w:t>
       </w:r>
     </w:p>
     <w:p>
@@ -2758,7 +2688,31 @@
         <w:pStyle w:val="a6"/>
       </w:pPr>
       <w:r>
-        <w:t xml:space="preserve">        try:</w:t>
+        <w:t xml:space="preserve">            key = </w:t>
+      </w:r>
+      <w:proofErr w:type="spellStart"/>
+      <w:r>
+        <w:t>OpenKey</w:t>
+      </w:r>
+      <w:proofErr w:type="spellEnd"/>
+      <w:r>
+        <w:t>(</w:t>
+      </w:r>
+      <w:proofErr w:type="spellStart"/>
+      <w:r>
+        <w:t>path_root</w:t>
+      </w:r>
+      <w:proofErr w:type="spellEnd"/>
+      <w:r>
+        <w:t xml:space="preserve">, </w:t>
+      </w:r>
+      <w:proofErr w:type="spellStart"/>
+      <w:r>
+        <w:t>key_val</w:t>
+      </w:r>
+      <w:proofErr w:type="spellEnd"/>
+      <w:r>
+        <w:t>)</w:t>
       </w:r>
     </w:p>
     <w:p>
@@ -2766,19 +2720,89 @@
         <w:pStyle w:val="a6"/>
       </w:pPr>
       <w:r>
+        <w:t xml:space="preserve">            </w:t>
+      </w:r>
+      <w:proofErr w:type="spellStart"/>
+      <w:r>
+        <w:t>SetValue</w:t>
+      </w:r>
+      <w:proofErr w:type="spellEnd"/>
+      <w:r>
+        <w:t>(</w:t>
+      </w:r>
+      <w:proofErr w:type="spellStart"/>
+      <w:r>
+        <w:t>path_root</w:t>
+      </w:r>
+      <w:proofErr w:type="spellEnd"/>
+      <w:r>
+        <w:t xml:space="preserve">, </w:t>
+      </w:r>
+      <w:proofErr w:type="spellStart"/>
+      <w:r>
+        <w:t>key_val</w:t>
+      </w:r>
+      <w:proofErr w:type="spellEnd"/>
+      <w:r>
+        <w:t xml:space="preserve">, REG_SZ, </w:t>
+      </w:r>
+      <w:proofErr w:type="spellStart"/>
+      <w:r>
+        <w:t>args.w_key</w:t>
+      </w:r>
+      <w:proofErr w:type="spellEnd"/>
+      <w:r>
+        <w:t>[2])</w:t>
+      </w:r>
+    </w:p>
+    <w:p>
+      <w:pPr>
+        <w:pStyle w:val="a6"/>
+      </w:pPr>
+      <w:r>
+        <w:t xml:space="preserve">            </w:t>
+      </w:r>
+      <w:proofErr w:type="spellStart"/>
+      <w:r>
+        <w:t>CloseKey</w:t>
+      </w:r>
+      <w:proofErr w:type="spellEnd"/>
+      <w:r>
+        <w:t>(key)</w:t>
+      </w:r>
+    </w:p>
+    <w:p>
+      <w:pPr>
+        <w:pStyle w:val="a6"/>
+      </w:pPr>
+      <w:r>
+        <w:t xml:space="preserve">        except </w:t>
+      </w:r>
+      <w:proofErr w:type="spellStart"/>
+      <w:r>
+        <w:t>FileNotFoundError</w:t>
+      </w:r>
+      <w:proofErr w:type="spellEnd"/>
+      <w:r>
+        <w:t>:</w:t>
+      </w:r>
+    </w:p>
+    <w:p>
+      <w:pPr>
+        <w:pStyle w:val="a6"/>
+      </w:pPr>
+      <w:r>
         <w:t xml:space="preserve">            key = </w:t>
       </w:r>
       <w:proofErr w:type="spellStart"/>
-      <w:proofErr w:type="gramStart"/>
-      <w:r>
-        <w:t>OpenKey</w:t>
+      <w:r>
+        <w:t>CreateKey</w:t>
       </w:r>
       <w:proofErr w:type="spellEnd"/>
       <w:r>
         <w:t>(</w:t>
       </w:r>
       <w:proofErr w:type="spellStart"/>
-      <w:proofErr w:type="gramEnd"/>
       <w:r>
         <w:t>path_root</w:t>
       </w:r>
@@ -2802,363 +2826,15 @@
       <w:r>
         <w:t xml:space="preserve">            </w:t>
       </w:r>
-      <w:proofErr w:type="gramStart"/>
-      <w:r>
-        <w:t>print(</w:t>
-      </w:r>
-      <w:proofErr w:type="gramEnd"/>
-      <w:r>
-        <w:t>"Key has already been created")</w:t>
-      </w:r>
-    </w:p>
-    <w:p>
-      <w:pPr>
-        <w:pStyle w:val="a6"/>
-      </w:pPr>
-      <w:r>
-        <w:t xml:space="preserve">            </w:t>
-      </w:r>
-      <w:proofErr w:type="spellStart"/>
-      <w:r>
-        <w:t>CloseKey</w:t>
-      </w:r>
-      <w:proofErr w:type="spellEnd"/>
-      <w:r>
-        <w:t>(key)</w:t>
-      </w:r>
-    </w:p>
-    <w:p>
-      <w:pPr>
-        <w:pStyle w:val="a6"/>
-      </w:pPr>
-      <w:r>
-        <w:t xml:space="preserve">        except </w:t>
-      </w:r>
-      <w:proofErr w:type="spellStart"/>
-      <w:r>
-        <w:t>FileNotFoundError</w:t>
-      </w:r>
-      <w:proofErr w:type="spellEnd"/>
-      <w:r>
-        <w:t>:</w:t>
-      </w:r>
-    </w:p>
-    <w:p>
-      <w:pPr>
-        <w:pStyle w:val="a6"/>
-      </w:pPr>
-      <w:r>
-        <w:t xml:space="preserve">            key = </w:t>
-      </w:r>
-      <w:proofErr w:type="spellStart"/>
-      <w:proofErr w:type="gramStart"/>
-      <w:r>
-        <w:t>CreateKey</w:t>
+      <w:proofErr w:type="spellStart"/>
+      <w:r>
+        <w:t>SetValue</w:t>
       </w:r>
       <w:proofErr w:type="spellEnd"/>
       <w:r>
         <w:t>(</w:t>
       </w:r>
       <w:proofErr w:type="spellStart"/>
-      <w:proofErr w:type="gramEnd"/>
-      <w:r>
-        <w:t>path_root</w:t>
-      </w:r>
-      <w:proofErr w:type="spellEnd"/>
-      <w:r>
-        <w:t xml:space="preserve">, </w:t>
-      </w:r>
-      <w:proofErr w:type="spellStart"/>
-      <w:r>
-        <w:t>key_val</w:t>
-      </w:r>
-      <w:proofErr w:type="spellEnd"/>
-      <w:r>
-        <w:t>)</w:t>
-      </w:r>
-    </w:p>
-    <w:p>
-      <w:pPr>
-        <w:pStyle w:val="a6"/>
-      </w:pPr>
-      <w:r>
-        <w:t xml:space="preserve">            </w:t>
-      </w:r>
-      <w:proofErr w:type="spellStart"/>
-      <w:r>
-        <w:t>CloseKey</w:t>
-      </w:r>
-      <w:proofErr w:type="spellEnd"/>
-      <w:r>
-        <w:t>(key)</w:t>
-      </w:r>
-    </w:p>
-    <w:p>
-      <w:pPr>
-        <w:pStyle w:val="a6"/>
-      </w:pPr>
-      <w:r>
-        <w:t xml:space="preserve">            </w:t>
-      </w:r>
-      <w:proofErr w:type="gramStart"/>
-      <w:r>
-        <w:t>print(</w:t>
-      </w:r>
-      <w:proofErr w:type="gramEnd"/>
-      <w:r>
-        <w:t>"Key created")</w:t>
-      </w:r>
-    </w:p>
-    <w:p>
-      <w:pPr>
-        <w:pStyle w:val="a6"/>
-      </w:pPr>
-      <w:r>
-        <w:t xml:space="preserve">    if </w:t>
-      </w:r>
-      <w:proofErr w:type="spellStart"/>
-      <w:proofErr w:type="gramStart"/>
-      <w:r>
-        <w:t>args.w</w:t>
-      </w:r>
-      <w:proofErr w:type="gramEnd"/>
-      <w:r>
-        <w:t>_key</w:t>
-      </w:r>
-      <w:proofErr w:type="spellEnd"/>
-      <w:r>
-        <w:t>:</w:t>
-      </w:r>
-    </w:p>
-    <w:p>
-      <w:pPr>
-        <w:pStyle w:val="a6"/>
-      </w:pPr>
-      <w:r>
-        <w:t xml:space="preserve">        </w:t>
-      </w:r>
-      <w:proofErr w:type="spellStart"/>
-      <w:r>
-        <w:t>key_val</w:t>
-      </w:r>
-      <w:proofErr w:type="spellEnd"/>
-      <w:r>
-        <w:t xml:space="preserve"> = </w:t>
-      </w:r>
-      <w:proofErr w:type="gramStart"/>
-      <w:r>
-        <w:t>args.w</w:t>
-      </w:r>
-      <w:proofErr w:type="gramEnd"/>
-      <w:r>
-        <w:t>_key[1].replace(list(args.w_key[1].split("\\"))[0],"")[1:]+"\\"+args.w_key[0]</w:t>
-      </w:r>
-    </w:p>
-    <w:p>
-      <w:pPr>
-        <w:pStyle w:val="a6"/>
-      </w:pPr>
-      <w:r>
-        <w:t xml:space="preserve">        </w:t>
-      </w:r>
-      <w:proofErr w:type="spellStart"/>
-      <w:r>
-        <w:t>path_root</w:t>
-      </w:r>
-      <w:proofErr w:type="spellEnd"/>
-      <w:r>
-        <w:t>=</w:t>
-      </w:r>
-      <w:proofErr w:type="spellStart"/>
-      <w:r>
-        <w:t>my_choise</w:t>
-      </w:r>
-      <w:proofErr w:type="spellEnd"/>
-      <w:r>
-        <w:t>(</w:t>
-      </w:r>
-      <w:proofErr w:type="spellStart"/>
-      <w:proofErr w:type="gramStart"/>
-      <w:r>
-        <w:t>args.w</w:t>
-      </w:r>
-      <w:proofErr w:type="gramEnd"/>
-      <w:r>
-        <w:t>_key</w:t>
-      </w:r>
-      <w:proofErr w:type="spellEnd"/>
-      <w:r>
-        <w:t>[1])</w:t>
-      </w:r>
-    </w:p>
-    <w:p>
-      <w:pPr>
-        <w:pStyle w:val="a6"/>
-      </w:pPr>
-      <w:r>
-        <w:t xml:space="preserve">        try:</w:t>
-      </w:r>
-    </w:p>
-    <w:p>
-      <w:pPr>
-        <w:pStyle w:val="a6"/>
-      </w:pPr>
-      <w:r>
-        <w:t xml:space="preserve">            key = </w:t>
-      </w:r>
-      <w:proofErr w:type="spellStart"/>
-      <w:proofErr w:type="gramStart"/>
-      <w:r>
-        <w:t>OpenKey</w:t>
-      </w:r>
-      <w:proofErr w:type="spellEnd"/>
-      <w:r>
-        <w:t>(</w:t>
-      </w:r>
-      <w:proofErr w:type="spellStart"/>
-      <w:proofErr w:type="gramEnd"/>
-      <w:r>
-        <w:t>path_root</w:t>
-      </w:r>
-      <w:proofErr w:type="spellEnd"/>
-      <w:r>
-        <w:t xml:space="preserve">, </w:t>
-      </w:r>
-      <w:proofErr w:type="spellStart"/>
-      <w:r>
-        <w:t>key_val</w:t>
-      </w:r>
-      <w:proofErr w:type="spellEnd"/>
-      <w:r>
-        <w:t>)</w:t>
-      </w:r>
-    </w:p>
-    <w:p>
-      <w:pPr>
-        <w:pStyle w:val="a6"/>
-      </w:pPr>
-      <w:r>
-        <w:t xml:space="preserve">            </w:t>
-      </w:r>
-      <w:proofErr w:type="spellStart"/>
-      <w:proofErr w:type="gramStart"/>
-      <w:r>
-        <w:t>SetValue</w:t>
-      </w:r>
-      <w:proofErr w:type="spellEnd"/>
-      <w:r>
-        <w:t>(</w:t>
-      </w:r>
-      <w:proofErr w:type="spellStart"/>
-      <w:proofErr w:type="gramEnd"/>
-      <w:r>
-        <w:t>path_root</w:t>
-      </w:r>
-      <w:proofErr w:type="spellEnd"/>
-      <w:r>
-        <w:t xml:space="preserve">, </w:t>
-      </w:r>
-      <w:proofErr w:type="spellStart"/>
-      <w:r>
-        <w:t>key_val</w:t>
-      </w:r>
-      <w:proofErr w:type="spellEnd"/>
-      <w:r>
-        <w:t xml:space="preserve">, REG_SZ, </w:t>
-      </w:r>
-      <w:proofErr w:type="spellStart"/>
-      <w:r>
-        <w:t>args.w_key</w:t>
-      </w:r>
-      <w:proofErr w:type="spellEnd"/>
-      <w:r>
-        <w:t>[2])</w:t>
-      </w:r>
-    </w:p>
-    <w:p>
-      <w:pPr>
-        <w:pStyle w:val="a6"/>
-      </w:pPr>
-      <w:r>
-        <w:t xml:space="preserve">            </w:t>
-      </w:r>
-      <w:proofErr w:type="spellStart"/>
-      <w:r>
-        <w:t>CloseKey</w:t>
-      </w:r>
-      <w:proofErr w:type="spellEnd"/>
-      <w:r>
-        <w:t>(key)</w:t>
-      </w:r>
-    </w:p>
-    <w:p>
-      <w:pPr>
-        <w:pStyle w:val="a6"/>
-      </w:pPr>
-      <w:r>
-        <w:t xml:space="preserve">        except </w:t>
-      </w:r>
-      <w:proofErr w:type="spellStart"/>
-      <w:r>
-        <w:t>FileNotFoundError</w:t>
-      </w:r>
-      <w:proofErr w:type="spellEnd"/>
-      <w:r>
-        <w:t>:</w:t>
-      </w:r>
-    </w:p>
-    <w:p>
-      <w:pPr>
-        <w:pStyle w:val="a6"/>
-      </w:pPr>
-      <w:r>
-        <w:t xml:space="preserve">            key = </w:t>
-      </w:r>
-      <w:proofErr w:type="spellStart"/>
-      <w:proofErr w:type="gramStart"/>
-      <w:r>
-        <w:t>CreateKey</w:t>
-      </w:r>
-      <w:proofErr w:type="spellEnd"/>
-      <w:r>
-        <w:t>(</w:t>
-      </w:r>
-      <w:proofErr w:type="spellStart"/>
-      <w:proofErr w:type="gramEnd"/>
-      <w:r>
-        <w:t>path_root</w:t>
-      </w:r>
-      <w:proofErr w:type="spellEnd"/>
-      <w:r>
-        <w:t xml:space="preserve">, </w:t>
-      </w:r>
-      <w:proofErr w:type="spellStart"/>
-      <w:r>
-        <w:t>key_val</w:t>
-      </w:r>
-      <w:proofErr w:type="spellEnd"/>
-      <w:r>
-        <w:t>)</w:t>
-      </w:r>
-    </w:p>
-    <w:p>
-      <w:pPr>
-        <w:pStyle w:val="a6"/>
-      </w:pPr>
-      <w:r>
-        <w:t xml:space="preserve">            </w:t>
-      </w:r>
-      <w:proofErr w:type="spellStart"/>
-      <w:proofErr w:type="gramStart"/>
-      <w:r>
-        <w:t>SetValue</w:t>
-      </w:r>
-      <w:proofErr w:type="spellEnd"/>
-      <w:r>
-        <w:t>(</w:t>
-      </w:r>
-      <w:proofErr w:type="spellStart"/>
-      <w:proofErr w:type="gramEnd"/>
       <w:r>
         <w:t>path_root</w:t>
       </w:r>
@@ -3273,11 +2949,7 @@
         <w:ind w:left="1080" w:firstLine="0"/>
       </w:pPr>
       <w:r>
-        <w:t xml:space="preserve">Компилируемые языки сразу переводятся в машинный код, который может выполнить процессор. В результате они выполняются быстрее и </w:t>
-      </w:r>
-      <w:r>
-        <w:lastRenderedPageBreak/>
-        <w:t>эффективнее, чем интерпретируемые языки. Кроме того, в таких языках разработчик лучше контролирует аппаратные средства (управление памятью, использование ЦП и т.д.). Компилируемым языкам требуется дополнительный этап «сборки», при котором их сначала компилируют вручную. Каждый раз при внесении изменений вам нужно будет «</w:t>
+        <w:t>Компилируемые языки сразу переводятся в машинный код, который может выполнить процессор. В результате они выполняются быстрее и эффективнее, чем интерпретируемые языки. Кроме того, в таких языках разработчик лучше контролирует аппаратные средства (управление памятью, использование ЦП и т.д.). Компилируемым языкам требуется дополнительный этап «сборки», при котором их сначала компилируют вручную. Каждый раз при внесении изменений вам нужно будет «</w:t>
       </w:r>
       <w:proofErr w:type="spellStart"/>
       <w:r>
@@ -3518,14 +3190,7 @@
         <w:rPr>
           <w:rStyle w:val="hljs-string"/>
         </w:rPr>
-        <w:t>n</w:t>
-      </w:r>
-      <w:proofErr w:type="gramStart"/>
-      <w:r>
-        <w:rPr>
-          <w:rStyle w:val="hljs-string"/>
-        </w:rPr>
-        <w:t>"</w:t>
+        <w:t>n"</w:t>
       </w:r>
       <w:r>
         <w:rPr>
@@ -3535,7 +3200,6 @@
         <w:t>.join</w:t>
       </w:r>
       <w:proofErr w:type="spellEnd"/>
-      <w:proofErr w:type="gramEnd"/>
       <w:r>
         <w:rPr>
           <w:rStyle w:val="HTML1"/>
@@ -3702,7 +3366,6 @@
         <w:t xml:space="preserve">    arguments = </w:t>
       </w:r>
       <w:proofErr w:type="spellStart"/>
-      <w:proofErr w:type="gramStart"/>
       <w:r>
         <w:rPr>
           <w:rStyle w:val="HTML1"/>
@@ -3716,15 +3379,7 @@
           <w:rStyle w:val="HTML1"/>
           <w:rFonts w:ascii="Lucida Console" w:hAnsi="Lucida Console" w:cs="Times New Roman"/>
         </w:rPr>
-        <w:t>(</w:t>
-      </w:r>
-      <w:proofErr w:type="gramEnd"/>
-      <w:r>
-        <w:rPr>
-          <w:rStyle w:val="HTML1"/>
-          <w:rFonts w:ascii="Lucida Console" w:hAnsi="Lucida Console" w:cs="Times New Roman"/>
-        </w:rPr>
-        <w:t>__doc__, version=</w:t>
+        <w:t>(__doc__, version=</w:t>
       </w:r>
       <w:r>
         <w:rPr>
@@ -3836,15 +3491,7 @@
       </w:r>
       <w:proofErr w:type="spellEnd"/>
       <w:r>
-        <w:t xml:space="preserve"> = </w:t>
-      </w:r>
-      <w:proofErr w:type="gramStart"/>
-      <w:r>
-        <w:t>open(</w:t>
-      </w:r>
-      <w:proofErr w:type="gramEnd"/>
-      <w:r>
-        <w:t>‘test.txt’, ‘r’)</w:t>
+        <w:t xml:space="preserve"> = open(‘test.txt’, ‘r’)</w:t>
       </w:r>
     </w:p>
     <w:p>
@@ -3860,12 +3507,10 @@
         <w:pStyle w:val="a6"/>
       </w:pPr>
       <w:proofErr w:type="spellStart"/>
-      <w:proofErr w:type="gramStart"/>
       <w:r>
         <w:t>fd.close</w:t>
       </w:r>
       <w:proofErr w:type="spellEnd"/>
-      <w:proofErr w:type="gramEnd"/>
       <w:r>
         <w:t>()</w:t>
       </w:r>
@@ -3946,15 +3591,7 @@
         <w:t xml:space="preserve"> </w:t>
       </w:r>
       <w:r>
-        <w:t xml:space="preserve">with </w:t>
-      </w:r>
-      <w:proofErr w:type="gramStart"/>
-      <w:r>
-        <w:t>open(</w:t>
-      </w:r>
-      <w:proofErr w:type="gramEnd"/>
-      <w:r>
-        <w:t xml:space="preserve">‘test.txt’, ‘r’) as </w:t>
+        <w:t xml:space="preserve">with open(‘test.txt’, ‘r’) as </w:t>
       </w:r>
       <w:proofErr w:type="spellStart"/>
       <w:r>
@@ -4438,13 +4075,6 @@
           <w:lang w:val="en-US"/>
         </w:rPr>
         <w:br/>
-      </w:r>
-      <w:r>
-        <w:rPr>
-          <w:color w:val="BCBEC4"/>
-          <w:lang w:val="en-US"/>
-        </w:rPr>
-        <w:lastRenderedPageBreak/>
         <w:t xml:space="preserve">    </w:t>
       </w:r>
       <w:r>
@@ -7608,34 +7238,509 @@
           <w:lang w:val="en-US"/>
         </w:rPr>
         <w:br/>
-      </w:r>
+        <w:t xml:space="preserve">    # print(</w:t>
+      </w:r>
+      <w:proofErr w:type="spellStart"/>
       <w:r>
         <w:rPr>
           <w:color w:val="7A7E85"/>
           <w:lang w:val="en-US"/>
         </w:rPr>
-        <w:lastRenderedPageBreak/>
-        <w:t xml:space="preserve">    # print(</w:t>
-      </w:r>
-      <w:proofErr w:type="spellStart"/>
+        <w:t>args</w:t>
+      </w:r>
+      <w:proofErr w:type="spellEnd"/>
       <w:r>
         <w:rPr>
           <w:color w:val="7A7E85"/>
           <w:lang w:val="en-US"/>
         </w:rPr>
-        <w:t>args</w:t>
-      </w:r>
-      <w:proofErr w:type="spellEnd"/>
+        <w:t>)</w:t>
+      </w:r>
       <w:r>
         <w:rPr>
           <w:color w:val="7A7E85"/>
           <w:lang w:val="en-US"/>
         </w:rPr>
+        <w:br/>
+        <w:t xml:space="preserve">    </w:t>
+      </w:r>
+      <w:r>
+        <w:rPr>
+          <w:color w:val="CF8E6D"/>
+          <w:lang w:val="en-US"/>
+        </w:rPr>
+        <w:t xml:space="preserve">if </w:t>
+      </w:r>
+      <w:proofErr w:type="spellStart"/>
+      <w:r>
+        <w:rPr>
+          <w:color w:val="BCBEC4"/>
+          <w:lang w:val="en-US"/>
+        </w:rPr>
+        <w:t>args.write</w:t>
+      </w:r>
+      <w:proofErr w:type="spellEnd"/>
+      <w:r>
+        <w:rPr>
+          <w:color w:val="BCBEC4"/>
+          <w:lang w:val="en-US"/>
+        </w:rPr>
+        <w:t>:</w:t>
+      </w:r>
+      <w:r>
+        <w:rPr>
+          <w:color w:val="BCBEC4"/>
+          <w:lang w:val="en-US"/>
+        </w:rPr>
+        <w:br/>
+        <w:t xml:space="preserve">        </w:t>
+      </w:r>
+      <w:r>
+        <w:rPr>
+          <w:color w:val="CF8E6D"/>
+          <w:lang w:val="en-US"/>
+        </w:rPr>
+        <w:t xml:space="preserve">with </w:t>
+      </w:r>
+      <w:r>
+        <w:rPr>
+          <w:color w:val="8888C6"/>
+          <w:lang w:val="en-US"/>
+        </w:rPr>
+        <w:t>open</w:t>
+      </w:r>
+      <w:r>
+        <w:rPr>
+          <w:color w:val="BCBEC4"/>
+          <w:lang w:val="en-US"/>
+        </w:rPr>
+        <w:t>(</w:t>
+      </w:r>
+      <w:proofErr w:type="spellStart"/>
+      <w:r>
+        <w:rPr>
+          <w:color w:val="BCBEC4"/>
+          <w:lang w:val="en-US"/>
+        </w:rPr>
+        <w:t>args.write</w:t>
+      </w:r>
+      <w:proofErr w:type="spellEnd"/>
+      <w:r>
+        <w:rPr>
+          <w:color w:val="BCBEC4"/>
+          <w:lang w:val="en-US"/>
+        </w:rPr>
+        <w:t>[</w:t>
+      </w:r>
+      <w:r>
+        <w:rPr>
+          <w:color w:val="2AACB8"/>
+          <w:lang w:val="en-US"/>
+        </w:rPr>
+        <w:t>1</w:t>
+      </w:r>
+      <w:r>
+        <w:rPr>
+          <w:color w:val="BCBEC4"/>
+          <w:lang w:val="en-US"/>
+        </w:rPr>
+        <w:t xml:space="preserve">], </w:t>
+      </w:r>
+      <w:r>
+        <w:rPr>
+          <w:color w:val="6AAB73"/>
+          <w:lang w:val="en-US"/>
+        </w:rPr>
+        <w:t>"w"</w:t>
+      </w:r>
+      <w:r>
+        <w:rPr>
+          <w:color w:val="BCBEC4"/>
+          <w:lang w:val="en-US"/>
+        </w:rPr>
+        <w:t xml:space="preserve">) </w:t>
+      </w:r>
+      <w:r>
+        <w:rPr>
+          <w:color w:val="CF8E6D"/>
+          <w:lang w:val="en-US"/>
+        </w:rPr>
+        <w:t xml:space="preserve">as </w:t>
+      </w:r>
+      <w:r>
+        <w:rPr>
+          <w:color w:val="BCBEC4"/>
+          <w:lang w:val="en-US"/>
+        </w:rPr>
+        <w:t>file:</w:t>
+      </w:r>
+      <w:r>
+        <w:rPr>
+          <w:color w:val="BCBEC4"/>
+          <w:lang w:val="en-US"/>
+        </w:rPr>
+        <w:br/>
+        <w:t xml:space="preserve">            </w:t>
+      </w:r>
+      <w:proofErr w:type="spellStart"/>
+      <w:r>
+        <w:rPr>
+          <w:color w:val="BCBEC4"/>
+          <w:lang w:val="en-US"/>
+        </w:rPr>
+        <w:t>file.write</w:t>
+      </w:r>
+      <w:proofErr w:type="spellEnd"/>
+      <w:r>
+        <w:rPr>
+          <w:color w:val="BCBEC4"/>
+          <w:lang w:val="en-US"/>
+        </w:rPr>
+        <w:t>(</w:t>
+      </w:r>
+      <w:proofErr w:type="spellStart"/>
+      <w:r>
+        <w:rPr>
+          <w:color w:val="BCBEC4"/>
+          <w:lang w:val="en-US"/>
+        </w:rPr>
+        <w:t>args.write</w:t>
+      </w:r>
+      <w:proofErr w:type="spellEnd"/>
+      <w:r>
+        <w:rPr>
+          <w:color w:val="BCBEC4"/>
+          <w:lang w:val="en-US"/>
+        </w:rPr>
+        <w:t>[</w:t>
+      </w:r>
+      <w:r>
+        <w:rPr>
+          <w:color w:val="2AACB8"/>
+          <w:lang w:val="en-US"/>
+        </w:rPr>
+        <w:t>0</w:t>
+      </w:r>
+      <w:r>
+        <w:rPr>
+          <w:color w:val="BCBEC4"/>
+          <w:lang w:val="en-US"/>
+        </w:rPr>
+        <w:t>])</w:t>
+      </w:r>
+      <w:r>
+        <w:rPr>
+          <w:color w:val="BCBEC4"/>
+          <w:lang w:val="en-US"/>
+        </w:rPr>
+        <w:br/>
+        <w:t xml:space="preserve">    </w:t>
+      </w:r>
+      <w:r>
+        <w:rPr>
+          <w:color w:val="CF8E6D"/>
+          <w:lang w:val="en-US"/>
+        </w:rPr>
+        <w:t xml:space="preserve">if </w:t>
+      </w:r>
+      <w:proofErr w:type="spellStart"/>
+      <w:r>
+        <w:rPr>
+          <w:color w:val="BCBEC4"/>
+          <w:lang w:val="en-US"/>
+        </w:rPr>
+        <w:t>args.read</w:t>
+      </w:r>
+      <w:proofErr w:type="spellEnd"/>
+      <w:r>
+        <w:rPr>
+          <w:color w:val="BCBEC4"/>
+          <w:lang w:val="en-US"/>
+        </w:rPr>
+        <w:t>:</w:t>
+      </w:r>
+      <w:r>
+        <w:rPr>
+          <w:color w:val="BCBEC4"/>
+          <w:lang w:val="en-US"/>
+        </w:rPr>
+        <w:br/>
+        <w:t xml:space="preserve">        </w:t>
+      </w:r>
+      <w:r>
+        <w:rPr>
+          <w:color w:val="CF8E6D"/>
+          <w:lang w:val="en-US"/>
+        </w:rPr>
+        <w:t xml:space="preserve">with </w:t>
+      </w:r>
+      <w:r>
+        <w:rPr>
+          <w:color w:val="8888C6"/>
+          <w:lang w:val="en-US"/>
+        </w:rPr>
+        <w:t>open</w:t>
+      </w:r>
+      <w:r>
+        <w:rPr>
+          <w:color w:val="BCBEC4"/>
+          <w:lang w:val="en-US"/>
+        </w:rPr>
+        <w:t>(</w:t>
+      </w:r>
+      <w:proofErr w:type="spellStart"/>
+      <w:r>
+        <w:rPr>
+          <w:color w:val="BCBEC4"/>
+          <w:lang w:val="en-US"/>
+        </w:rPr>
+        <w:t>args.read</w:t>
+      </w:r>
+      <w:proofErr w:type="spellEnd"/>
+      <w:r>
+        <w:rPr>
+          <w:color w:val="BCBEC4"/>
+          <w:lang w:val="en-US"/>
+        </w:rPr>
+        <w:t xml:space="preserve">, </w:t>
+      </w:r>
+      <w:r>
+        <w:rPr>
+          <w:color w:val="6AAB73"/>
+          <w:lang w:val="en-US"/>
+        </w:rPr>
+        <w:t>"r"</w:t>
+      </w:r>
+      <w:r>
+        <w:rPr>
+          <w:color w:val="BCBEC4"/>
+          <w:lang w:val="en-US"/>
+        </w:rPr>
+        <w:t xml:space="preserve">) </w:t>
+      </w:r>
+      <w:r>
+        <w:rPr>
+          <w:color w:val="CF8E6D"/>
+          <w:lang w:val="en-US"/>
+        </w:rPr>
+        <w:t xml:space="preserve">as </w:t>
+      </w:r>
+      <w:r>
+        <w:rPr>
+          <w:color w:val="BCBEC4"/>
+          <w:lang w:val="en-US"/>
+        </w:rPr>
+        <w:t>file:</w:t>
+      </w:r>
+      <w:r>
+        <w:rPr>
+          <w:color w:val="BCBEC4"/>
+          <w:lang w:val="en-US"/>
+        </w:rPr>
+        <w:br/>
+        <w:t xml:space="preserve">            mmm = </w:t>
+      </w:r>
+      <w:proofErr w:type="spellStart"/>
+      <w:r>
+        <w:rPr>
+          <w:color w:val="BCBEC4"/>
+          <w:lang w:val="en-US"/>
+        </w:rPr>
+        <w:t>file.read</w:t>
+      </w:r>
+      <w:proofErr w:type="spellEnd"/>
+      <w:r>
+        <w:rPr>
+          <w:color w:val="BCBEC4"/>
+          <w:lang w:val="en-US"/>
+        </w:rPr>
+        <w:t>()</w:t>
+      </w:r>
+      <w:r>
+        <w:rPr>
+          <w:color w:val="BCBEC4"/>
+          <w:lang w:val="en-US"/>
+        </w:rPr>
+        <w:br/>
+        <w:t xml:space="preserve">            </w:t>
+      </w:r>
+      <w:r>
+        <w:rPr>
+          <w:color w:val="8888C6"/>
+          <w:lang w:val="en-US"/>
+        </w:rPr>
+        <w:t>print</w:t>
+      </w:r>
+      <w:r>
+        <w:rPr>
+          <w:color w:val="BCBEC4"/>
+          <w:lang w:val="en-US"/>
+        </w:rPr>
+        <w:t>(mmm)</w:t>
+      </w:r>
+      <w:r>
+        <w:rPr>
+          <w:color w:val="BCBEC4"/>
+          <w:lang w:val="en-US"/>
+        </w:rPr>
+        <w:br/>
+        <w:t xml:space="preserve">    </w:t>
+      </w:r>
+      <w:r>
+        <w:rPr>
+          <w:color w:val="CF8E6D"/>
+          <w:lang w:val="en-US"/>
+        </w:rPr>
+        <w:t xml:space="preserve">if </w:t>
+      </w:r>
+      <w:proofErr w:type="spellStart"/>
+      <w:r>
+        <w:rPr>
+          <w:color w:val="BCBEC4"/>
+          <w:lang w:val="en-US"/>
+        </w:rPr>
+        <w:t>args.delete</w:t>
+      </w:r>
+      <w:proofErr w:type="spellEnd"/>
+      <w:r>
+        <w:rPr>
+          <w:color w:val="BCBEC4"/>
+          <w:lang w:val="en-US"/>
+        </w:rPr>
+        <w:t>:</w:t>
+      </w:r>
+      <w:r>
+        <w:rPr>
+          <w:color w:val="BCBEC4"/>
+          <w:lang w:val="en-US"/>
+        </w:rPr>
+        <w:br/>
+        <w:t xml:space="preserve">        </w:t>
+      </w:r>
+      <w:r>
+        <w:rPr>
+          <w:color w:val="CF8E6D"/>
+          <w:lang w:val="en-US"/>
+        </w:rPr>
+        <w:t>try</w:t>
+      </w:r>
+      <w:r>
+        <w:rPr>
+          <w:color w:val="BCBEC4"/>
+          <w:lang w:val="en-US"/>
+        </w:rPr>
+        <w:t>:</w:t>
+      </w:r>
+      <w:r>
+        <w:rPr>
+          <w:color w:val="BCBEC4"/>
+          <w:lang w:val="en-US"/>
+        </w:rPr>
+        <w:br/>
+        <w:t xml:space="preserve">            </w:t>
+      </w:r>
+      <w:proofErr w:type="spellStart"/>
+      <w:r>
+        <w:rPr>
+          <w:color w:val="BCBEC4"/>
+          <w:lang w:val="en-US"/>
+        </w:rPr>
+        <w:t>os.remove</w:t>
+      </w:r>
+      <w:proofErr w:type="spellEnd"/>
+      <w:r>
+        <w:rPr>
+          <w:color w:val="BCBEC4"/>
+          <w:lang w:val="en-US"/>
+        </w:rPr>
+        <w:t>(</w:t>
+      </w:r>
+      <w:proofErr w:type="spellStart"/>
+      <w:r>
+        <w:rPr>
+          <w:color w:val="BCBEC4"/>
+          <w:lang w:val="en-US"/>
+        </w:rPr>
+        <w:t>args.delete</w:t>
+      </w:r>
+      <w:proofErr w:type="spellEnd"/>
+      <w:r>
+        <w:rPr>
+          <w:color w:val="BCBEC4"/>
+          <w:lang w:val="en-US"/>
+        </w:rPr>
         <w:t>)</w:t>
       </w:r>
       <w:r>
         <w:rPr>
-          <w:color w:val="7A7E85"/>
+          <w:color w:val="BCBEC4"/>
+          <w:lang w:val="en-US"/>
+        </w:rPr>
+        <w:br/>
+        <w:t xml:space="preserve">        </w:t>
+      </w:r>
+      <w:r>
+        <w:rPr>
+          <w:color w:val="CF8E6D"/>
+          <w:lang w:val="en-US"/>
+        </w:rPr>
+        <w:t xml:space="preserve">except </w:t>
+      </w:r>
+      <w:proofErr w:type="spellStart"/>
+      <w:r>
+        <w:rPr>
+          <w:color w:val="8888C6"/>
+          <w:lang w:val="en-US"/>
+        </w:rPr>
+        <w:t>FileNotFoundError</w:t>
+      </w:r>
+      <w:proofErr w:type="spellEnd"/>
+      <w:r>
+        <w:rPr>
+          <w:color w:val="BCBEC4"/>
+          <w:lang w:val="en-US"/>
+        </w:rPr>
+        <w:t>:</w:t>
+      </w:r>
+      <w:r>
+        <w:rPr>
+          <w:color w:val="BCBEC4"/>
+          <w:lang w:val="en-US"/>
+        </w:rPr>
+        <w:br/>
+        <w:t xml:space="preserve">            </w:t>
+      </w:r>
+      <w:r>
+        <w:rPr>
+          <w:color w:val="8888C6"/>
+          <w:lang w:val="en-US"/>
+        </w:rPr>
+        <w:t>print</w:t>
+      </w:r>
+      <w:r>
+        <w:rPr>
+          <w:color w:val="BCBEC4"/>
+          <w:lang w:val="en-US"/>
+        </w:rPr>
+        <w:t>(</w:t>
+      </w:r>
+      <w:r>
+        <w:rPr>
+          <w:color w:val="6AAB73"/>
+          <w:lang w:val="en-US"/>
+        </w:rPr>
+        <w:t>"No such file"</w:t>
+      </w:r>
+      <w:r>
+        <w:rPr>
+          <w:color w:val="BCBEC4"/>
+          <w:lang w:val="en-US"/>
+        </w:rPr>
+        <w:t>)</w:t>
+      </w:r>
+      <w:r>
+        <w:rPr>
+          <w:color w:val="BCBEC4"/>
           <w:lang w:val="en-US"/>
         </w:rPr>
         <w:br/>
@@ -7654,7 +7759,7 @@
           <w:color w:val="BCBEC4"/>
           <w:lang w:val="en-US"/>
         </w:rPr>
-        <w:t>args.write</w:t>
+        <w:t>args.create</w:t>
       </w:r>
       <w:proofErr w:type="spellEnd"/>
       <w:r>
@@ -7677,6 +7782,28 @@
           <w:color w:val="CF8E6D"/>
           <w:lang w:val="en-US"/>
         </w:rPr>
+        <w:t>try</w:t>
+      </w:r>
+      <w:r>
+        <w:rPr>
+          <w:color w:val="BCBEC4"/>
+          <w:lang w:val="en-US"/>
+        </w:rPr>
+        <w:t>:</w:t>
+      </w:r>
+      <w:r>
+        <w:rPr>
+          <w:color w:val="BCBEC4"/>
+          <w:lang w:val="en-US"/>
+        </w:rPr>
+        <w:br/>
+        <w:t xml:space="preserve">            </w:t>
+      </w:r>
+      <w:r>
+        <w:rPr>
+          <w:color w:val="CF8E6D"/>
+          <w:lang w:val="en-US"/>
+        </w:rPr>
         <w:t xml:space="preserve">with </w:t>
       </w:r>
       <w:r>
@@ -7699,7 +7826,238 @@
           <w:color w:val="BCBEC4"/>
           <w:lang w:val="en-US"/>
         </w:rPr>
-        <w:t>args.write</w:t>
+        <w:t>args.create</w:t>
+      </w:r>
+      <w:proofErr w:type="spellEnd"/>
+      <w:r>
+        <w:rPr>
+          <w:color w:val="BCBEC4"/>
+          <w:lang w:val="en-US"/>
+        </w:rPr>
+        <w:t xml:space="preserve">, </w:t>
+      </w:r>
+      <w:r>
+        <w:rPr>
+          <w:color w:val="6AAB73"/>
+          <w:lang w:val="en-US"/>
+        </w:rPr>
+        <w:t>"x"</w:t>
+      </w:r>
+      <w:r>
+        <w:rPr>
+          <w:color w:val="BCBEC4"/>
+          <w:lang w:val="en-US"/>
+        </w:rPr>
+        <w:t xml:space="preserve">) </w:t>
+      </w:r>
+      <w:r>
+        <w:rPr>
+          <w:color w:val="CF8E6D"/>
+          <w:lang w:val="en-US"/>
+        </w:rPr>
+        <w:t xml:space="preserve">as </w:t>
+      </w:r>
+      <w:r>
+        <w:rPr>
+          <w:color w:val="6F737A"/>
+          <w:lang w:val="en-US"/>
+        </w:rPr>
+        <w:t>f</w:t>
+      </w:r>
+      <w:r>
+        <w:rPr>
+          <w:color w:val="BCBEC4"/>
+          <w:lang w:val="en-US"/>
+        </w:rPr>
+        <w:t>:</w:t>
+      </w:r>
+      <w:r>
+        <w:rPr>
+          <w:color w:val="BCBEC4"/>
+          <w:lang w:val="en-US"/>
+        </w:rPr>
+        <w:br/>
+        <w:t xml:space="preserve">                </w:t>
+      </w:r>
+      <w:r>
+        <w:rPr>
+          <w:color w:val="8888C6"/>
+          <w:lang w:val="en-US"/>
+        </w:rPr>
+        <w:t>print</w:t>
+      </w:r>
+      <w:r>
+        <w:rPr>
+          <w:color w:val="BCBEC4"/>
+          <w:lang w:val="en-US"/>
+        </w:rPr>
+        <w:t>(</w:t>
+      </w:r>
+      <w:r>
+        <w:rPr>
+          <w:color w:val="6AAB73"/>
+          <w:lang w:val="en-US"/>
+        </w:rPr>
+        <w:t>"File created"</w:t>
+      </w:r>
+      <w:r>
+        <w:rPr>
+          <w:color w:val="BCBEC4"/>
+          <w:lang w:val="en-US"/>
+        </w:rPr>
+        <w:t>)</w:t>
+      </w:r>
+      <w:r>
+        <w:rPr>
+          <w:color w:val="BCBEC4"/>
+          <w:lang w:val="en-US"/>
+        </w:rPr>
+        <w:br/>
+        <w:t xml:space="preserve">        </w:t>
+      </w:r>
+      <w:r>
+        <w:rPr>
+          <w:color w:val="CF8E6D"/>
+          <w:lang w:val="en-US"/>
+        </w:rPr>
+        <w:t xml:space="preserve">except </w:t>
+      </w:r>
+      <w:proofErr w:type="spellStart"/>
+      <w:r>
+        <w:rPr>
+          <w:color w:val="8888C6"/>
+          <w:lang w:val="en-US"/>
+        </w:rPr>
+        <w:t>FileExistsError</w:t>
+      </w:r>
+      <w:proofErr w:type="spellEnd"/>
+      <w:r>
+        <w:rPr>
+          <w:color w:val="BCBEC4"/>
+          <w:lang w:val="en-US"/>
+        </w:rPr>
+        <w:t>:</w:t>
+      </w:r>
+      <w:r>
+        <w:rPr>
+          <w:color w:val="BCBEC4"/>
+          <w:lang w:val="en-US"/>
+        </w:rPr>
+        <w:br/>
+        <w:t xml:space="preserve">            </w:t>
+      </w:r>
+      <w:r>
+        <w:rPr>
+          <w:color w:val="8888C6"/>
+          <w:lang w:val="en-US"/>
+        </w:rPr>
+        <w:t>print</w:t>
+      </w:r>
+      <w:r>
+        <w:rPr>
+          <w:color w:val="BCBEC4"/>
+          <w:lang w:val="en-US"/>
+        </w:rPr>
+        <w:t>(</w:t>
+      </w:r>
+      <w:r>
+        <w:rPr>
+          <w:color w:val="6AAB73"/>
+          <w:lang w:val="en-US"/>
+        </w:rPr>
+        <w:t>"File is already exist"</w:t>
+      </w:r>
+      <w:r>
+        <w:rPr>
+          <w:color w:val="BCBEC4"/>
+          <w:lang w:val="en-US"/>
+        </w:rPr>
+        <w:t>)</w:t>
+      </w:r>
+      <w:r>
+        <w:rPr>
+          <w:color w:val="BCBEC4"/>
+          <w:lang w:val="en-US"/>
+        </w:rPr>
+        <w:br/>
+        <w:t xml:space="preserve">    </w:t>
+      </w:r>
+      <w:r>
+        <w:rPr>
+          <w:color w:val="CF8E6D"/>
+          <w:lang w:val="en-US"/>
+        </w:rPr>
+        <w:t xml:space="preserve">if </w:t>
+      </w:r>
+      <w:proofErr w:type="spellStart"/>
+      <w:r>
+        <w:rPr>
+          <w:color w:val="BCBEC4"/>
+          <w:lang w:val="en-US"/>
+        </w:rPr>
+        <w:t>args.rename</w:t>
+      </w:r>
+      <w:proofErr w:type="spellEnd"/>
+      <w:r>
+        <w:rPr>
+          <w:color w:val="BCBEC4"/>
+          <w:lang w:val="en-US"/>
+        </w:rPr>
+        <w:t>:</w:t>
+      </w:r>
+      <w:r>
+        <w:rPr>
+          <w:color w:val="BCBEC4"/>
+          <w:lang w:val="en-US"/>
+        </w:rPr>
+        <w:br/>
+        <w:t xml:space="preserve">        </w:t>
+      </w:r>
+      <w:r>
+        <w:rPr>
+          <w:color w:val="CF8E6D"/>
+          <w:lang w:val="en-US"/>
+        </w:rPr>
+        <w:t>try</w:t>
+      </w:r>
+      <w:r>
+        <w:rPr>
+          <w:color w:val="BCBEC4"/>
+          <w:lang w:val="en-US"/>
+        </w:rPr>
+        <w:t>:</w:t>
+      </w:r>
+      <w:r>
+        <w:rPr>
+          <w:color w:val="BCBEC4"/>
+          <w:lang w:val="en-US"/>
+        </w:rPr>
+        <w:br/>
+        <w:t xml:space="preserve">            </w:t>
+      </w:r>
+      <w:proofErr w:type="spellStart"/>
+      <w:r>
+        <w:rPr>
+          <w:color w:val="BCBEC4"/>
+          <w:lang w:val="en-US"/>
+        </w:rPr>
+        <w:t>os.rename</w:t>
+      </w:r>
+      <w:proofErr w:type="spellEnd"/>
+      <w:r>
+        <w:rPr>
+          <w:color w:val="BCBEC4"/>
+          <w:lang w:val="en-US"/>
+        </w:rPr>
+        <w:t>(</w:t>
+      </w:r>
+      <w:proofErr w:type="spellStart"/>
+      <w:r>
+        <w:rPr>
+          <w:color w:val="BCBEC4"/>
+          <w:lang w:val="en-US"/>
+        </w:rPr>
+        <w:t>args.rename</w:t>
       </w:r>
       <w:proofErr w:type="spellEnd"/>
       <w:r>
@@ -7714,6 +8072,36 @@
           <w:color w:val="2AACB8"/>
           <w:lang w:val="en-US"/>
         </w:rPr>
+        <w:t>0</w:t>
+      </w:r>
+      <w:r>
+        <w:rPr>
+          <w:color w:val="BCBEC4"/>
+          <w:lang w:val="en-US"/>
+        </w:rPr>
+        <w:t xml:space="preserve">], </w:t>
+      </w:r>
+      <w:proofErr w:type="spellStart"/>
+      <w:r>
+        <w:rPr>
+          <w:color w:val="BCBEC4"/>
+          <w:lang w:val="en-US"/>
+        </w:rPr>
+        <w:t>args.rename</w:t>
+      </w:r>
+      <w:proofErr w:type="spellEnd"/>
+      <w:r>
+        <w:rPr>
+          <w:color w:val="BCBEC4"/>
+          <w:lang w:val="en-US"/>
+        </w:rPr>
+        <w:t>[</w:t>
+      </w:r>
+      <w:r>
+        <w:rPr>
+          <w:color w:val="2AACB8"/>
+          <w:lang w:val="en-US"/>
+        </w:rPr>
         <w:t>1</w:t>
       </w:r>
       <w:r>
@@ -7721,14 +8109,608 @@
           <w:color w:val="BCBEC4"/>
           <w:lang w:val="en-US"/>
         </w:rPr>
+        <w:t>])</w:t>
+      </w:r>
+      <w:r>
+        <w:rPr>
+          <w:color w:val="BCBEC4"/>
+          <w:lang w:val="en-US"/>
+        </w:rPr>
+        <w:br/>
+        <w:t xml:space="preserve">        </w:t>
+      </w:r>
+      <w:r>
+        <w:rPr>
+          <w:color w:val="CF8E6D"/>
+          <w:lang w:val="en-US"/>
+        </w:rPr>
+        <w:t xml:space="preserve">except </w:t>
+      </w:r>
+      <w:proofErr w:type="spellStart"/>
+      <w:r>
+        <w:rPr>
+          <w:color w:val="8888C6"/>
+          <w:lang w:val="en-US"/>
+        </w:rPr>
+        <w:t>FileNotFoundError</w:t>
+      </w:r>
+      <w:proofErr w:type="spellEnd"/>
+      <w:r>
+        <w:rPr>
+          <w:color w:val="BCBEC4"/>
+          <w:lang w:val="en-US"/>
+        </w:rPr>
+        <w:t>:</w:t>
+      </w:r>
+      <w:r>
+        <w:rPr>
+          <w:color w:val="BCBEC4"/>
+          <w:lang w:val="en-US"/>
+        </w:rPr>
+        <w:br/>
+        <w:t xml:space="preserve">            </w:t>
+      </w:r>
+      <w:r>
+        <w:rPr>
+          <w:color w:val="8888C6"/>
+          <w:lang w:val="en-US"/>
+        </w:rPr>
+        <w:t>print</w:t>
+      </w:r>
+      <w:r>
+        <w:rPr>
+          <w:color w:val="BCBEC4"/>
+          <w:lang w:val="en-US"/>
+        </w:rPr>
+        <w:t>(</w:t>
+      </w:r>
+      <w:r>
+        <w:rPr>
+          <w:color w:val="6AAB73"/>
+          <w:lang w:val="en-US"/>
+        </w:rPr>
+        <w:t>"No such file"</w:t>
+      </w:r>
+      <w:r>
+        <w:rPr>
+          <w:color w:val="BCBEC4"/>
+          <w:lang w:val="en-US"/>
+        </w:rPr>
+        <w:t>)</w:t>
+      </w:r>
+      <w:r>
+        <w:rPr>
+          <w:color w:val="BCBEC4"/>
+          <w:lang w:val="en-US"/>
+        </w:rPr>
+        <w:br/>
+        <w:t xml:space="preserve">    </w:t>
+      </w:r>
+      <w:r>
+        <w:rPr>
+          <w:color w:val="CF8E6D"/>
+          <w:lang w:val="en-US"/>
+        </w:rPr>
+        <w:t xml:space="preserve">if </w:t>
+      </w:r>
+      <w:proofErr w:type="spellStart"/>
+      <w:r>
+        <w:rPr>
+          <w:color w:val="BCBEC4"/>
+          <w:lang w:val="en-US"/>
+        </w:rPr>
+        <w:t>args.copy</w:t>
+      </w:r>
+      <w:proofErr w:type="spellEnd"/>
+      <w:r>
+        <w:rPr>
+          <w:color w:val="BCBEC4"/>
+          <w:lang w:val="en-US"/>
+        </w:rPr>
+        <w:t>:</w:t>
+      </w:r>
+      <w:r>
+        <w:rPr>
+          <w:color w:val="BCBEC4"/>
+          <w:lang w:val="en-US"/>
+        </w:rPr>
+        <w:br/>
+        <w:t xml:space="preserve">        </w:t>
+      </w:r>
+      <w:r>
+        <w:rPr>
+          <w:color w:val="CF8E6D"/>
+          <w:lang w:val="en-US"/>
+        </w:rPr>
+        <w:t>try</w:t>
+      </w:r>
+      <w:r>
+        <w:rPr>
+          <w:color w:val="BCBEC4"/>
+          <w:lang w:val="en-US"/>
+        </w:rPr>
+        <w:t>:</w:t>
+      </w:r>
+      <w:r>
+        <w:rPr>
+          <w:color w:val="BCBEC4"/>
+          <w:lang w:val="en-US"/>
+        </w:rPr>
+        <w:br/>
+        <w:t xml:space="preserve">            </w:t>
+      </w:r>
+      <w:proofErr w:type="spellStart"/>
+      <w:r>
+        <w:rPr>
+          <w:color w:val="BCBEC4"/>
+          <w:lang w:val="en-US"/>
+        </w:rPr>
+        <w:t>shutil.copyfile</w:t>
+      </w:r>
+      <w:proofErr w:type="spellEnd"/>
+      <w:r>
+        <w:rPr>
+          <w:color w:val="BCBEC4"/>
+          <w:lang w:val="en-US"/>
+        </w:rPr>
+        <w:t>(</w:t>
+      </w:r>
+      <w:proofErr w:type="spellStart"/>
+      <w:r>
+        <w:rPr>
+          <w:color w:val="BCBEC4"/>
+          <w:lang w:val="en-US"/>
+        </w:rPr>
+        <w:t>args.copy</w:t>
+      </w:r>
+      <w:proofErr w:type="spellEnd"/>
+      <w:r>
+        <w:rPr>
+          <w:color w:val="BCBEC4"/>
+          <w:lang w:val="en-US"/>
+        </w:rPr>
+        <w:t>[</w:t>
+      </w:r>
+      <w:r>
+        <w:rPr>
+          <w:color w:val="2AACB8"/>
+          <w:lang w:val="en-US"/>
+        </w:rPr>
+        <w:t>0</w:t>
+      </w:r>
+      <w:r>
+        <w:rPr>
+          <w:color w:val="BCBEC4"/>
+          <w:lang w:val="en-US"/>
+        </w:rPr>
         <w:t xml:space="preserve">], </w:t>
       </w:r>
+      <w:proofErr w:type="spellStart"/>
+      <w:r>
+        <w:rPr>
+          <w:color w:val="BCBEC4"/>
+          <w:lang w:val="en-US"/>
+        </w:rPr>
+        <w:t>args.copy</w:t>
+      </w:r>
+      <w:proofErr w:type="spellEnd"/>
+      <w:r>
+        <w:rPr>
+          <w:color w:val="BCBEC4"/>
+          <w:lang w:val="en-US"/>
+        </w:rPr>
+        <w:t>[</w:t>
+      </w:r>
+      <w:r>
+        <w:rPr>
+          <w:color w:val="2AACB8"/>
+          <w:lang w:val="en-US"/>
+        </w:rPr>
+        <w:t>1</w:t>
+      </w:r>
+      <w:r>
+        <w:rPr>
+          <w:color w:val="BCBEC4"/>
+          <w:lang w:val="en-US"/>
+        </w:rPr>
+        <w:t xml:space="preserve">] + </w:t>
+      </w:r>
       <w:r>
         <w:rPr>
           <w:color w:val="6AAB73"/>
           <w:lang w:val="en-US"/>
         </w:rPr>
-        <w:t>"w"</w:t>
+        <w:t>'</w:t>
+      </w:r>
+      <w:r>
+        <w:rPr>
+          <w:color w:val="CF8E6D"/>
+          <w:lang w:val="en-US"/>
+        </w:rPr>
+        <w:t>\\</w:t>
+      </w:r>
+      <w:r>
+        <w:rPr>
+          <w:color w:val="6AAB73"/>
+          <w:lang w:val="en-US"/>
+        </w:rPr>
+        <w:t xml:space="preserve">' </w:t>
+      </w:r>
+      <w:r>
+        <w:rPr>
+          <w:color w:val="BCBEC4"/>
+          <w:lang w:val="en-US"/>
+        </w:rPr>
+        <w:t xml:space="preserve">+ </w:t>
+      </w:r>
+      <w:proofErr w:type="spellStart"/>
+      <w:r>
+        <w:rPr>
+          <w:color w:val="BCBEC4"/>
+          <w:lang w:val="en-US"/>
+        </w:rPr>
+        <w:t>args.copy</w:t>
+      </w:r>
+      <w:proofErr w:type="spellEnd"/>
+      <w:r>
+        <w:rPr>
+          <w:color w:val="BCBEC4"/>
+          <w:lang w:val="en-US"/>
+        </w:rPr>
+        <w:t>[</w:t>
+      </w:r>
+      <w:r>
+        <w:rPr>
+          <w:color w:val="2AACB8"/>
+          <w:lang w:val="en-US"/>
+        </w:rPr>
+        <w:t>0</w:t>
+      </w:r>
+      <w:r>
+        <w:rPr>
+          <w:color w:val="BCBEC4"/>
+          <w:lang w:val="en-US"/>
+        </w:rPr>
+        <w:t>])</w:t>
+      </w:r>
+      <w:r>
+        <w:rPr>
+          <w:color w:val="BCBEC4"/>
+          <w:lang w:val="en-US"/>
+        </w:rPr>
+        <w:br/>
+        <w:t xml:space="preserve">        </w:t>
+      </w:r>
+      <w:r>
+        <w:rPr>
+          <w:color w:val="CF8E6D"/>
+          <w:lang w:val="en-US"/>
+        </w:rPr>
+        <w:t xml:space="preserve">except </w:t>
+      </w:r>
+      <w:proofErr w:type="spellStart"/>
+      <w:r>
+        <w:rPr>
+          <w:color w:val="8888C6"/>
+          <w:lang w:val="en-US"/>
+        </w:rPr>
+        <w:t>FileNotFoundError</w:t>
+      </w:r>
+      <w:proofErr w:type="spellEnd"/>
+      <w:r>
+        <w:rPr>
+          <w:color w:val="BCBEC4"/>
+          <w:lang w:val="en-US"/>
+        </w:rPr>
+        <w:t>:</w:t>
+      </w:r>
+      <w:r>
+        <w:rPr>
+          <w:color w:val="BCBEC4"/>
+          <w:lang w:val="en-US"/>
+        </w:rPr>
+        <w:br/>
+        <w:t xml:space="preserve">            </w:t>
+      </w:r>
+      <w:r>
+        <w:rPr>
+          <w:color w:val="8888C6"/>
+          <w:lang w:val="en-US"/>
+        </w:rPr>
+        <w:t>print</w:t>
+      </w:r>
+      <w:r>
+        <w:rPr>
+          <w:color w:val="BCBEC4"/>
+          <w:lang w:val="en-US"/>
+        </w:rPr>
+        <w:t>(</w:t>
+      </w:r>
+      <w:r>
+        <w:rPr>
+          <w:color w:val="6AAB73"/>
+          <w:lang w:val="en-US"/>
+        </w:rPr>
+        <w:t>"No such file"</w:t>
+      </w:r>
+      <w:r>
+        <w:rPr>
+          <w:color w:val="BCBEC4"/>
+          <w:lang w:val="en-US"/>
+        </w:rPr>
+        <w:t>)</w:t>
+      </w:r>
+      <w:r>
+        <w:rPr>
+          <w:color w:val="BCBEC4"/>
+          <w:lang w:val="en-US"/>
+        </w:rPr>
+        <w:br/>
+        <w:t xml:space="preserve">    </w:t>
+      </w:r>
+      <w:r>
+        <w:rPr>
+          <w:color w:val="CF8E6D"/>
+          <w:lang w:val="en-US"/>
+        </w:rPr>
+        <w:t xml:space="preserve">if </w:t>
+      </w:r>
+      <w:proofErr w:type="spellStart"/>
+      <w:r>
+        <w:rPr>
+          <w:highlight w:val="blue"/>
+          <w:lang w:val="en-US"/>
+        </w:rPr>
+        <w:t>args.find</w:t>
+      </w:r>
+      <w:proofErr w:type="spellEnd"/>
+      <w:r>
+        <w:rPr>
+          <w:color w:val="BCBEC4"/>
+          <w:lang w:val="en-US"/>
+        </w:rPr>
+        <w:t>:</w:t>
+      </w:r>
+      <w:r>
+        <w:rPr>
+          <w:color w:val="BCBEC4"/>
+          <w:lang w:val="en-US"/>
+        </w:rPr>
+        <w:br/>
+        <w:t xml:space="preserve">        </w:t>
+      </w:r>
+      <w:r>
+        <w:rPr>
+          <w:color w:val="CF8E6D"/>
+          <w:lang w:val="en-US"/>
+        </w:rPr>
+        <w:t xml:space="preserve">for </w:t>
+      </w:r>
+      <w:r>
+        <w:rPr>
+          <w:color w:val="BCBEC4"/>
+          <w:lang w:val="en-US"/>
+        </w:rPr>
+        <w:t xml:space="preserve">root, </w:t>
+      </w:r>
+      <w:proofErr w:type="spellStart"/>
+      <w:r>
+        <w:rPr>
+          <w:color w:val="BCBEC4"/>
+          <w:lang w:val="en-US"/>
+        </w:rPr>
+        <w:t>dirs</w:t>
+      </w:r>
+      <w:proofErr w:type="spellEnd"/>
+      <w:r>
+        <w:rPr>
+          <w:color w:val="BCBEC4"/>
+          <w:lang w:val="en-US"/>
+        </w:rPr>
+        <w:t xml:space="preserve">, files </w:t>
+      </w:r>
+      <w:r>
+        <w:rPr>
+          <w:color w:val="CF8E6D"/>
+          <w:lang w:val="en-US"/>
+        </w:rPr>
+        <w:t xml:space="preserve">in </w:t>
+      </w:r>
+      <w:proofErr w:type="spellStart"/>
+      <w:r>
+        <w:rPr>
+          <w:color w:val="BCBEC4"/>
+          <w:lang w:val="en-US"/>
+        </w:rPr>
+        <w:t>os.walk</w:t>
+      </w:r>
+      <w:proofErr w:type="spellEnd"/>
+      <w:r>
+        <w:rPr>
+          <w:color w:val="BCBEC4"/>
+          <w:lang w:val="en-US"/>
+        </w:rPr>
+        <w:t>(</w:t>
+      </w:r>
+      <w:proofErr w:type="spellStart"/>
+      <w:r>
+        <w:rPr>
+          <w:color w:val="BCBEC4"/>
+          <w:lang w:val="en-US"/>
+        </w:rPr>
+        <w:t>args.search</w:t>
+      </w:r>
+      <w:proofErr w:type="spellEnd"/>
+      <w:r>
+        <w:rPr>
+          <w:color w:val="BCBEC4"/>
+          <w:lang w:val="en-US"/>
+        </w:rPr>
+        <w:t>[</w:t>
+      </w:r>
+      <w:r>
+        <w:rPr>
+          <w:color w:val="2AACB8"/>
+          <w:lang w:val="en-US"/>
+        </w:rPr>
+        <w:t>1</w:t>
+      </w:r>
+      <w:r>
+        <w:rPr>
+          <w:color w:val="BCBEC4"/>
+          <w:lang w:val="en-US"/>
+        </w:rPr>
+        <w:t>]):</w:t>
+      </w:r>
+      <w:r>
+        <w:rPr>
+          <w:color w:val="BCBEC4"/>
+          <w:lang w:val="en-US"/>
+        </w:rPr>
+        <w:br/>
+        <w:t xml:space="preserve">            </w:t>
+      </w:r>
+      <w:r>
+        <w:rPr>
+          <w:color w:val="CF8E6D"/>
+          <w:lang w:val="en-US"/>
+        </w:rPr>
+        <w:t xml:space="preserve">for </w:t>
+      </w:r>
+      <w:r>
+        <w:rPr>
+          <w:color w:val="BCBEC4"/>
+          <w:lang w:val="en-US"/>
+        </w:rPr>
+        <w:t xml:space="preserve">file </w:t>
+      </w:r>
+      <w:r>
+        <w:rPr>
+          <w:color w:val="CF8E6D"/>
+          <w:lang w:val="en-US"/>
+        </w:rPr>
+        <w:t xml:space="preserve">in </w:t>
+      </w:r>
+      <w:r>
+        <w:rPr>
+          <w:color w:val="BCBEC4"/>
+          <w:lang w:val="en-US"/>
+        </w:rPr>
+        <w:t>files:</w:t>
+      </w:r>
+      <w:r>
+        <w:rPr>
+          <w:color w:val="BCBEC4"/>
+          <w:lang w:val="en-US"/>
+        </w:rPr>
+        <w:br/>
+        <w:t xml:space="preserve">                </w:t>
+      </w:r>
+      <w:proofErr w:type="spellStart"/>
+      <w:r>
+        <w:rPr>
+          <w:color w:val="BCBEC4"/>
+          <w:lang w:val="en-US"/>
+        </w:rPr>
+        <w:t>file_path</w:t>
+      </w:r>
+      <w:proofErr w:type="spellEnd"/>
+      <w:r>
+        <w:rPr>
+          <w:color w:val="BCBEC4"/>
+          <w:lang w:val="en-US"/>
+        </w:rPr>
+        <w:t xml:space="preserve"> = </w:t>
+      </w:r>
+      <w:proofErr w:type="spellStart"/>
+      <w:r>
+        <w:rPr>
+          <w:color w:val="BCBEC4"/>
+          <w:lang w:val="en-US"/>
+        </w:rPr>
+        <w:t>os.path.join</w:t>
+      </w:r>
+      <w:proofErr w:type="spellEnd"/>
+      <w:r>
+        <w:rPr>
+          <w:color w:val="BCBEC4"/>
+          <w:lang w:val="en-US"/>
+        </w:rPr>
+        <w:t>(root, file)</w:t>
+      </w:r>
+      <w:r>
+        <w:rPr>
+          <w:color w:val="BCBEC4"/>
+          <w:lang w:val="en-US"/>
+        </w:rPr>
+        <w:br/>
+        <w:t xml:space="preserve">                </w:t>
+      </w:r>
+      <w:r>
+        <w:rPr>
+          <w:color w:val="CF8E6D"/>
+          <w:lang w:val="en-US"/>
+        </w:rPr>
+        <w:t>try</w:t>
+      </w:r>
+      <w:r>
+        <w:rPr>
+          <w:color w:val="BCBEC4"/>
+          <w:lang w:val="en-US"/>
+        </w:rPr>
+        <w:t>:</w:t>
+      </w:r>
+      <w:r>
+        <w:rPr>
+          <w:color w:val="BCBEC4"/>
+          <w:lang w:val="en-US"/>
+        </w:rPr>
+        <w:br/>
+        <w:t xml:space="preserve">                    </w:t>
+      </w:r>
+      <w:r>
+        <w:rPr>
+          <w:color w:val="CF8E6D"/>
+          <w:lang w:val="en-US"/>
+        </w:rPr>
+        <w:t xml:space="preserve">with </w:t>
+      </w:r>
+      <w:r>
+        <w:rPr>
+          <w:color w:val="8888C6"/>
+          <w:lang w:val="en-US"/>
+        </w:rPr>
+        <w:t>open</w:t>
+      </w:r>
+      <w:r>
+        <w:rPr>
+          <w:color w:val="BCBEC4"/>
+          <w:lang w:val="en-US"/>
+        </w:rPr>
+        <w:t>(</w:t>
+      </w:r>
+      <w:proofErr w:type="spellStart"/>
+      <w:r>
+        <w:rPr>
+          <w:color w:val="BCBEC4"/>
+          <w:lang w:val="en-US"/>
+        </w:rPr>
+        <w:t>file_path</w:t>
+      </w:r>
+      <w:proofErr w:type="spellEnd"/>
+      <w:r>
+        <w:rPr>
+          <w:color w:val="BCBEC4"/>
+          <w:lang w:val="en-US"/>
+        </w:rPr>
+        <w:t xml:space="preserve">, </w:t>
+      </w:r>
+      <w:r>
+        <w:rPr>
+          <w:color w:val="6AAB73"/>
+          <w:lang w:val="en-US"/>
+        </w:rPr>
+        <w:t>'r'</w:t>
       </w:r>
       <w:r>
         <w:rPr>
@@ -7749,7 +8731,585 @@
           <w:color w:val="BCBEC4"/>
           <w:lang w:val="en-US"/>
         </w:rPr>
-        <w:t>file:</w:t>
+        <w:t>f:</w:t>
+      </w:r>
+      <w:r>
+        <w:rPr>
+          <w:color w:val="BCBEC4"/>
+          <w:lang w:val="en-US"/>
+        </w:rPr>
+        <w:br/>
+        <w:t xml:space="preserve">                        contents = </w:t>
+      </w:r>
+      <w:proofErr w:type="spellStart"/>
+      <w:r>
+        <w:rPr>
+          <w:color w:val="BCBEC4"/>
+          <w:lang w:val="en-US"/>
+        </w:rPr>
+        <w:t>f.read</w:t>
+      </w:r>
+      <w:proofErr w:type="spellEnd"/>
+      <w:r>
+        <w:rPr>
+          <w:color w:val="BCBEC4"/>
+          <w:lang w:val="en-US"/>
+        </w:rPr>
+        <w:t>()</w:t>
+      </w:r>
+      <w:r>
+        <w:rPr>
+          <w:color w:val="BCBEC4"/>
+          <w:lang w:val="en-US"/>
+        </w:rPr>
+        <w:br/>
+        <w:t xml:space="preserve">                        </w:t>
+      </w:r>
+      <w:r>
+        <w:rPr>
+          <w:color w:val="CF8E6D"/>
+          <w:lang w:val="en-US"/>
+        </w:rPr>
+        <w:t xml:space="preserve">if </w:t>
+      </w:r>
+      <w:proofErr w:type="spellStart"/>
+      <w:r>
+        <w:rPr>
+          <w:color w:val="BCBEC4"/>
+          <w:lang w:val="en-US"/>
+        </w:rPr>
+        <w:t>args.search</w:t>
+      </w:r>
+      <w:proofErr w:type="spellEnd"/>
+      <w:r>
+        <w:rPr>
+          <w:color w:val="BCBEC4"/>
+          <w:lang w:val="en-US"/>
+        </w:rPr>
+        <w:t>[</w:t>
+      </w:r>
+      <w:r>
+        <w:rPr>
+          <w:color w:val="2AACB8"/>
+          <w:lang w:val="en-US"/>
+        </w:rPr>
+        <w:t>0</w:t>
+      </w:r>
+      <w:r>
+        <w:rPr>
+          <w:color w:val="BCBEC4"/>
+          <w:lang w:val="en-US"/>
+        </w:rPr>
+        <w:t xml:space="preserve">] </w:t>
+      </w:r>
+      <w:r>
+        <w:rPr>
+          <w:color w:val="CF8E6D"/>
+          <w:lang w:val="en-US"/>
+        </w:rPr>
+        <w:t xml:space="preserve">in </w:t>
+      </w:r>
+      <w:r>
+        <w:rPr>
+          <w:color w:val="BCBEC4"/>
+          <w:lang w:val="en-US"/>
+        </w:rPr>
+        <w:t>contents:</w:t>
+      </w:r>
+      <w:r>
+        <w:rPr>
+          <w:color w:val="BCBEC4"/>
+          <w:lang w:val="en-US"/>
+        </w:rPr>
+        <w:br/>
+        <w:t xml:space="preserve">                            </w:t>
+      </w:r>
+      <w:r>
+        <w:rPr>
+          <w:color w:val="8888C6"/>
+          <w:lang w:val="en-US"/>
+        </w:rPr>
+        <w:t>print</w:t>
+      </w:r>
+      <w:r>
+        <w:rPr>
+          <w:color w:val="BCBEC4"/>
+          <w:lang w:val="en-US"/>
+        </w:rPr>
+        <w:t>(</w:t>
+      </w:r>
+      <w:proofErr w:type="spellStart"/>
+      <w:r>
+        <w:rPr>
+          <w:color w:val="BCBEC4"/>
+          <w:lang w:val="en-US"/>
+        </w:rPr>
+        <w:t>file_path</w:t>
+      </w:r>
+      <w:proofErr w:type="spellEnd"/>
+      <w:r>
+        <w:rPr>
+          <w:color w:val="BCBEC4"/>
+          <w:lang w:val="en-US"/>
+        </w:rPr>
+        <w:t>)</w:t>
+      </w:r>
+      <w:r>
+        <w:rPr>
+          <w:color w:val="BCBEC4"/>
+          <w:lang w:val="en-US"/>
+        </w:rPr>
+        <w:br/>
+        <w:t xml:space="preserve">                </w:t>
+      </w:r>
+      <w:r>
+        <w:rPr>
+          <w:color w:val="CF8E6D"/>
+          <w:lang w:val="en-US"/>
+        </w:rPr>
+        <w:t xml:space="preserve">except </w:t>
+      </w:r>
+      <w:r>
+        <w:rPr>
+          <w:color w:val="8888C6"/>
+          <w:lang w:val="en-US"/>
+        </w:rPr>
+        <w:t xml:space="preserve">Exception </w:t>
+      </w:r>
+      <w:r>
+        <w:rPr>
+          <w:color w:val="CF8E6D"/>
+          <w:lang w:val="en-US"/>
+        </w:rPr>
+        <w:t xml:space="preserve">as </w:t>
+      </w:r>
+      <w:r>
+        <w:rPr>
+          <w:color w:val="6F737A"/>
+          <w:lang w:val="en-US"/>
+        </w:rPr>
+        <w:t>e</w:t>
+      </w:r>
+      <w:r>
+        <w:rPr>
+          <w:color w:val="BCBEC4"/>
+          <w:lang w:val="en-US"/>
+        </w:rPr>
+        <w:t>:</w:t>
+      </w:r>
+      <w:r>
+        <w:rPr>
+          <w:color w:val="BCBEC4"/>
+          <w:lang w:val="en-US"/>
+        </w:rPr>
+        <w:br/>
+        <w:t xml:space="preserve">                    </w:t>
+      </w:r>
+      <w:r>
+        <w:rPr>
+          <w:color w:val="CF8E6D"/>
+          <w:lang w:val="en-US"/>
+        </w:rPr>
+        <w:t>continue</w:t>
+      </w:r>
+      <w:r>
+        <w:rPr>
+          <w:color w:val="CF8E6D"/>
+          <w:lang w:val="en-US"/>
+        </w:rPr>
+        <w:br/>
+        <w:t xml:space="preserve">    if </w:t>
+      </w:r>
+      <w:proofErr w:type="spellStart"/>
+      <w:r>
+        <w:rPr>
+          <w:color w:val="BCBEC4"/>
+          <w:highlight w:val="blue"/>
+          <w:lang w:val="en-US"/>
+        </w:rPr>
+        <w:t>args.del_key</w:t>
+      </w:r>
+      <w:proofErr w:type="spellEnd"/>
+      <w:r>
+        <w:rPr>
+          <w:color w:val="BCBEC4"/>
+          <w:lang w:val="en-US"/>
+        </w:rPr>
+        <w:t>:</w:t>
+      </w:r>
+      <w:r>
+        <w:rPr>
+          <w:color w:val="BCBEC4"/>
+          <w:lang w:val="en-US"/>
+        </w:rPr>
+        <w:br/>
+        <w:t xml:space="preserve">        </w:t>
+      </w:r>
+      <w:proofErr w:type="spellStart"/>
+      <w:r>
+        <w:rPr>
+          <w:color w:val="BCBEC4"/>
+          <w:lang w:val="en-US"/>
+        </w:rPr>
+        <w:t>key_val</w:t>
+      </w:r>
+      <w:proofErr w:type="spellEnd"/>
+      <w:r>
+        <w:rPr>
+          <w:color w:val="BCBEC4"/>
+          <w:lang w:val="en-US"/>
+        </w:rPr>
+        <w:t xml:space="preserve"> = </w:t>
+      </w:r>
+      <w:proofErr w:type="spellStart"/>
+      <w:r>
+        <w:rPr>
+          <w:color w:val="BCBEC4"/>
+          <w:lang w:val="en-US"/>
+        </w:rPr>
+        <w:t>args.del_key</w:t>
+      </w:r>
+      <w:proofErr w:type="spellEnd"/>
+      <w:r>
+        <w:rPr>
+          <w:color w:val="BCBEC4"/>
+          <w:lang w:val="en-US"/>
+        </w:rPr>
+        <w:t>[</w:t>
+      </w:r>
+      <w:r>
+        <w:rPr>
+          <w:color w:val="2AACB8"/>
+          <w:lang w:val="en-US"/>
+        </w:rPr>
+        <w:t>1</w:t>
+      </w:r>
+      <w:r>
+        <w:rPr>
+          <w:color w:val="BCBEC4"/>
+          <w:lang w:val="en-US"/>
+        </w:rPr>
+        <w:t>].replace(</w:t>
+      </w:r>
+      <w:r>
+        <w:rPr>
+          <w:color w:val="8888C6"/>
+          <w:lang w:val="en-US"/>
+        </w:rPr>
+        <w:t>list</w:t>
+      </w:r>
+      <w:r>
+        <w:rPr>
+          <w:color w:val="BCBEC4"/>
+          <w:lang w:val="en-US"/>
+        </w:rPr>
+        <w:t>(</w:t>
+      </w:r>
+      <w:proofErr w:type="spellStart"/>
+      <w:r>
+        <w:rPr>
+          <w:color w:val="BCBEC4"/>
+          <w:lang w:val="en-US"/>
+        </w:rPr>
+        <w:t>args.del_key</w:t>
+      </w:r>
+      <w:proofErr w:type="spellEnd"/>
+      <w:r>
+        <w:rPr>
+          <w:color w:val="BCBEC4"/>
+          <w:lang w:val="en-US"/>
+        </w:rPr>
+        <w:t>[</w:t>
+      </w:r>
+      <w:r>
+        <w:rPr>
+          <w:color w:val="2AACB8"/>
+          <w:lang w:val="en-US"/>
+        </w:rPr>
+        <w:t>1</w:t>
+      </w:r>
+      <w:r>
+        <w:rPr>
+          <w:color w:val="BCBEC4"/>
+          <w:lang w:val="en-US"/>
+        </w:rPr>
+        <w:t>].split(</w:t>
+      </w:r>
+      <w:r>
+        <w:rPr>
+          <w:color w:val="6AAB73"/>
+          <w:lang w:val="en-US"/>
+        </w:rPr>
+        <w:t>"</w:t>
+      </w:r>
+      <w:r>
+        <w:rPr>
+          <w:color w:val="CF8E6D"/>
+          <w:lang w:val="en-US"/>
+        </w:rPr>
+        <w:t>\\</w:t>
+      </w:r>
+      <w:r>
+        <w:rPr>
+          <w:color w:val="6AAB73"/>
+          <w:lang w:val="en-US"/>
+        </w:rPr>
+        <w:t>"</w:t>
+      </w:r>
+      <w:r>
+        <w:rPr>
+          <w:color w:val="BCBEC4"/>
+          <w:lang w:val="en-US"/>
+        </w:rPr>
+        <w:t>))[</w:t>
+      </w:r>
+      <w:r>
+        <w:rPr>
+          <w:color w:val="2AACB8"/>
+          <w:lang w:val="en-US"/>
+        </w:rPr>
+        <w:t>0</w:t>
+      </w:r>
+      <w:r>
+        <w:rPr>
+          <w:color w:val="BCBEC4"/>
+          <w:lang w:val="en-US"/>
+        </w:rPr>
+        <w:t xml:space="preserve">], </w:t>
+      </w:r>
+      <w:r>
+        <w:rPr>
+          <w:color w:val="6AAB73"/>
+          <w:lang w:val="en-US"/>
+        </w:rPr>
+        <w:t>""</w:t>
+      </w:r>
+      <w:r>
+        <w:rPr>
+          <w:color w:val="BCBEC4"/>
+          <w:lang w:val="en-US"/>
+        </w:rPr>
+        <w:t>)[</w:t>
+      </w:r>
+      <w:r>
+        <w:rPr>
+          <w:color w:val="2AACB8"/>
+          <w:lang w:val="en-US"/>
+        </w:rPr>
+        <w:t>1</w:t>
+      </w:r>
+      <w:r>
+        <w:rPr>
+          <w:color w:val="BCBEC4"/>
+          <w:lang w:val="en-US"/>
+        </w:rPr>
+        <w:t xml:space="preserve">:] + </w:t>
+      </w:r>
+      <w:r>
+        <w:rPr>
+          <w:color w:val="6AAB73"/>
+          <w:lang w:val="en-US"/>
+        </w:rPr>
+        <w:t>"</w:t>
+      </w:r>
+      <w:r>
+        <w:rPr>
+          <w:color w:val="CF8E6D"/>
+          <w:lang w:val="en-US"/>
+        </w:rPr>
+        <w:t>\\</w:t>
+      </w:r>
+      <w:r>
+        <w:rPr>
+          <w:color w:val="6AAB73"/>
+          <w:lang w:val="en-US"/>
+        </w:rPr>
+        <w:t xml:space="preserve">" </w:t>
+      </w:r>
+      <w:r>
+        <w:rPr>
+          <w:color w:val="BCBEC4"/>
+          <w:lang w:val="en-US"/>
+        </w:rPr>
+        <w:t xml:space="preserve">+ </w:t>
+      </w:r>
+      <w:proofErr w:type="spellStart"/>
+      <w:r>
+        <w:rPr>
+          <w:color w:val="BCBEC4"/>
+          <w:lang w:val="en-US"/>
+        </w:rPr>
+        <w:t>args.del_key</w:t>
+      </w:r>
+      <w:proofErr w:type="spellEnd"/>
+      <w:r>
+        <w:rPr>
+          <w:color w:val="BCBEC4"/>
+          <w:lang w:val="en-US"/>
+        </w:rPr>
+        <w:t>[</w:t>
+      </w:r>
+      <w:r>
+        <w:rPr>
+          <w:color w:val="2AACB8"/>
+          <w:lang w:val="en-US"/>
+        </w:rPr>
+        <w:t>0</w:t>
+      </w:r>
+      <w:r>
+        <w:rPr>
+          <w:color w:val="BCBEC4"/>
+          <w:lang w:val="en-US"/>
+        </w:rPr>
+        <w:t>]</w:t>
+      </w:r>
+      <w:r>
+        <w:rPr>
+          <w:color w:val="BCBEC4"/>
+          <w:lang w:val="en-US"/>
+        </w:rPr>
+        <w:br/>
+        <w:t xml:space="preserve">        </w:t>
+      </w:r>
+      <w:proofErr w:type="spellStart"/>
+      <w:r>
+        <w:rPr>
+          <w:color w:val="BCBEC4"/>
+          <w:lang w:val="en-US"/>
+        </w:rPr>
+        <w:t>path_root</w:t>
+      </w:r>
+      <w:proofErr w:type="spellEnd"/>
+      <w:r>
+        <w:rPr>
+          <w:color w:val="BCBEC4"/>
+          <w:lang w:val="en-US"/>
+        </w:rPr>
+        <w:t xml:space="preserve"> = </w:t>
+      </w:r>
+      <w:proofErr w:type="spellStart"/>
+      <w:r>
+        <w:rPr>
+          <w:color w:val="BCBEC4"/>
+          <w:lang w:val="en-US"/>
+        </w:rPr>
+        <w:t>my_choise</w:t>
+      </w:r>
+      <w:proofErr w:type="spellEnd"/>
+      <w:r>
+        <w:rPr>
+          <w:color w:val="BCBEC4"/>
+          <w:lang w:val="en-US"/>
+        </w:rPr>
+        <w:t>(</w:t>
+      </w:r>
+      <w:proofErr w:type="spellStart"/>
+      <w:r>
+        <w:rPr>
+          <w:color w:val="BCBEC4"/>
+          <w:lang w:val="en-US"/>
+        </w:rPr>
+        <w:t>args.del_key</w:t>
+      </w:r>
+      <w:proofErr w:type="spellEnd"/>
+      <w:r>
+        <w:rPr>
+          <w:color w:val="BCBEC4"/>
+          <w:lang w:val="en-US"/>
+        </w:rPr>
+        <w:t>[</w:t>
+      </w:r>
+      <w:r>
+        <w:rPr>
+          <w:color w:val="2AACB8"/>
+          <w:lang w:val="en-US"/>
+        </w:rPr>
+        <w:t>1</w:t>
+      </w:r>
+      <w:r>
+        <w:rPr>
+          <w:color w:val="BCBEC4"/>
+          <w:lang w:val="en-US"/>
+        </w:rPr>
+        <w:t>])</w:t>
+      </w:r>
+      <w:r>
+        <w:rPr>
+          <w:color w:val="BCBEC4"/>
+          <w:lang w:val="en-US"/>
+        </w:rPr>
+        <w:br/>
+        <w:t xml:space="preserve">        </w:t>
+      </w:r>
+      <w:r>
+        <w:rPr>
+          <w:color w:val="CF8E6D"/>
+          <w:lang w:val="en-US"/>
+        </w:rPr>
+        <w:t>try</w:t>
+      </w:r>
+      <w:r>
+        <w:rPr>
+          <w:color w:val="BCBEC4"/>
+          <w:lang w:val="en-US"/>
+        </w:rPr>
+        <w:t>:</w:t>
+      </w:r>
+      <w:r>
+        <w:rPr>
+          <w:color w:val="BCBEC4"/>
+          <w:lang w:val="en-US"/>
+        </w:rPr>
+        <w:br/>
+        <w:t xml:space="preserve">            key = </w:t>
+      </w:r>
+      <w:proofErr w:type="spellStart"/>
+      <w:r>
+        <w:rPr>
+          <w:color w:val="BCBEC4"/>
+          <w:lang w:val="en-US"/>
+        </w:rPr>
+        <w:t>OpenKey</w:t>
+      </w:r>
+      <w:proofErr w:type="spellEnd"/>
+      <w:r>
+        <w:rPr>
+          <w:color w:val="BCBEC4"/>
+          <w:lang w:val="en-US"/>
+        </w:rPr>
+        <w:t>(</w:t>
+      </w:r>
+      <w:proofErr w:type="spellStart"/>
+      <w:r>
+        <w:rPr>
+          <w:color w:val="BCBEC4"/>
+          <w:lang w:val="en-US"/>
+        </w:rPr>
+        <w:t>path_root</w:t>
+      </w:r>
+      <w:proofErr w:type="spellEnd"/>
+      <w:r>
+        <w:rPr>
+          <w:color w:val="BCBEC4"/>
+          <w:lang w:val="en-US"/>
+        </w:rPr>
+        <w:t xml:space="preserve">, </w:t>
+      </w:r>
+      <w:proofErr w:type="spellStart"/>
+      <w:r>
+        <w:rPr>
+          <w:color w:val="BCBEC4"/>
+          <w:lang w:val="en-US"/>
+        </w:rPr>
+        <w:t>key_val</w:t>
+      </w:r>
+      <w:proofErr w:type="spellEnd"/>
+      <w:r>
+        <w:rPr>
+          <w:color w:val="BCBEC4"/>
+          <w:lang w:val="en-US"/>
+        </w:rPr>
+        <w:t>)</w:t>
       </w:r>
       <w:r>
         <w:rPr>
@@ -7765,7 +9325,7 @@
           <w:color w:val="BCBEC4"/>
           <w:lang w:val="en-US"/>
         </w:rPr>
-        <w:t>file.write</w:t>
+        <w:t>DeleteKey</w:t>
       </w:r>
       <w:proofErr w:type="spellEnd"/>
       <w:r>
@@ -7781,7 +9341,222 @@
           <w:color w:val="BCBEC4"/>
           <w:lang w:val="en-US"/>
         </w:rPr>
-        <w:t>args.write</w:t>
+        <w:t>path_root</w:t>
+      </w:r>
+      <w:proofErr w:type="spellEnd"/>
+      <w:r>
+        <w:rPr>
+          <w:color w:val="BCBEC4"/>
+          <w:lang w:val="en-US"/>
+        </w:rPr>
+        <w:t xml:space="preserve">, </w:t>
+      </w:r>
+      <w:proofErr w:type="spellStart"/>
+      <w:r>
+        <w:rPr>
+          <w:color w:val="BCBEC4"/>
+          <w:lang w:val="en-US"/>
+        </w:rPr>
+        <w:t>key_val</w:t>
+      </w:r>
+      <w:proofErr w:type="spellEnd"/>
+      <w:r>
+        <w:rPr>
+          <w:color w:val="BCBEC4"/>
+          <w:lang w:val="en-US"/>
+        </w:rPr>
+        <w:t>)</w:t>
+      </w:r>
+      <w:r>
+        <w:rPr>
+          <w:color w:val="BCBEC4"/>
+          <w:lang w:val="en-US"/>
+        </w:rPr>
+        <w:br/>
+        <w:t xml:space="preserve">            </w:t>
+      </w:r>
+      <w:proofErr w:type="spellStart"/>
+      <w:r>
+        <w:rPr>
+          <w:color w:val="BCBEC4"/>
+          <w:lang w:val="en-US"/>
+        </w:rPr>
+        <w:t>CloseKey</w:t>
+      </w:r>
+      <w:proofErr w:type="spellEnd"/>
+      <w:r>
+        <w:rPr>
+          <w:color w:val="BCBEC4"/>
+          <w:lang w:val="en-US"/>
+        </w:rPr>
+        <w:t>(key)</w:t>
+      </w:r>
+      <w:r>
+        <w:rPr>
+          <w:color w:val="BCBEC4"/>
+          <w:lang w:val="en-US"/>
+        </w:rPr>
+        <w:br/>
+        <w:t xml:space="preserve">            </w:t>
+      </w:r>
+      <w:r>
+        <w:rPr>
+          <w:color w:val="8888C6"/>
+          <w:lang w:val="en-US"/>
+        </w:rPr>
+        <w:t>print</w:t>
+      </w:r>
+      <w:r>
+        <w:rPr>
+          <w:color w:val="BCBEC4"/>
+          <w:lang w:val="en-US"/>
+        </w:rPr>
+        <w:t>(</w:t>
+      </w:r>
+      <w:r>
+        <w:rPr>
+          <w:color w:val="6AAB73"/>
+          <w:lang w:val="en-US"/>
+        </w:rPr>
+        <w:t>"Key deleted"</w:t>
+      </w:r>
+      <w:r>
+        <w:rPr>
+          <w:color w:val="BCBEC4"/>
+          <w:lang w:val="en-US"/>
+        </w:rPr>
+        <w:t>)</w:t>
+      </w:r>
+      <w:r>
+        <w:rPr>
+          <w:color w:val="BCBEC4"/>
+          <w:lang w:val="en-US"/>
+        </w:rPr>
+        <w:br/>
+        <w:t xml:space="preserve">        </w:t>
+      </w:r>
+      <w:r>
+        <w:rPr>
+          <w:color w:val="CF8E6D"/>
+          <w:lang w:val="en-US"/>
+        </w:rPr>
+        <w:t xml:space="preserve">except </w:t>
+      </w:r>
+      <w:proofErr w:type="spellStart"/>
+      <w:r>
+        <w:rPr>
+          <w:color w:val="8888C6"/>
+          <w:lang w:val="en-US"/>
+        </w:rPr>
+        <w:t>FileNotFoundError</w:t>
+      </w:r>
+      <w:proofErr w:type="spellEnd"/>
+      <w:r>
+        <w:rPr>
+          <w:color w:val="BCBEC4"/>
+          <w:lang w:val="en-US"/>
+        </w:rPr>
+        <w:t>:</w:t>
+      </w:r>
+      <w:r>
+        <w:rPr>
+          <w:color w:val="BCBEC4"/>
+          <w:lang w:val="en-US"/>
+        </w:rPr>
+        <w:br/>
+        <w:t xml:space="preserve">            </w:t>
+      </w:r>
+      <w:r>
+        <w:rPr>
+          <w:color w:val="8888C6"/>
+          <w:lang w:val="en-US"/>
+        </w:rPr>
+        <w:t>print</w:t>
+      </w:r>
+      <w:r>
+        <w:rPr>
+          <w:color w:val="BCBEC4"/>
+          <w:lang w:val="en-US"/>
+        </w:rPr>
+        <w:t>(</w:t>
+      </w:r>
+      <w:r>
+        <w:rPr>
+          <w:color w:val="6AAB73"/>
+          <w:lang w:val="en-US"/>
+        </w:rPr>
+        <w:t>"No such key"</w:t>
+      </w:r>
+      <w:r>
+        <w:rPr>
+          <w:color w:val="BCBEC4"/>
+          <w:lang w:val="en-US"/>
+        </w:rPr>
+        <w:t>)</w:t>
+      </w:r>
+      <w:r>
+        <w:rPr>
+          <w:color w:val="BCBEC4"/>
+          <w:lang w:val="en-US"/>
+        </w:rPr>
+        <w:br/>
+        <w:t xml:space="preserve">    </w:t>
+      </w:r>
+      <w:r>
+        <w:rPr>
+          <w:color w:val="CF8E6D"/>
+          <w:lang w:val="en-US"/>
+        </w:rPr>
+        <w:t xml:space="preserve">if </w:t>
+      </w:r>
+      <w:proofErr w:type="spellStart"/>
+      <w:r>
+        <w:rPr>
+          <w:color w:val="BCBEC4"/>
+          <w:highlight w:val="blue"/>
+          <w:lang w:val="en-US"/>
+        </w:rPr>
+        <w:t>args.cr_key</w:t>
+      </w:r>
+      <w:proofErr w:type="spellEnd"/>
+      <w:r>
+        <w:rPr>
+          <w:color w:val="BCBEC4"/>
+          <w:lang w:val="en-US"/>
+        </w:rPr>
+        <w:t>:</w:t>
+      </w:r>
+      <w:r>
+        <w:rPr>
+          <w:color w:val="BCBEC4"/>
+          <w:lang w:val="en-US"/>
+        </w:rPr>
+        <w:br/>
+        <w:t xml:space="preserve">        </w:t>
+      </w:r>
+      <w:proofErr w:type="spellStart"/>
+      <w:r>
+        <w:rPr>
+          <w:color w:val="BCBEC4"/>
+          <w:lang w:val="en-US"/>
+        </w:rPr>
+        <w:t>key_val</w:t>
+      </w:r>
+      <w:proofErr w:type="spellEnd"/>
+      <w:r>
+        <w:rPr>
+          <w:color w:val="BCBEC4"/>
+          <w:lang w:val="en-US"/>
+        </w:rPr>
+        <w:t xml:space="preserve"> = </w:t>
+      </w:r>
+      <w:proofErr w:type="spellStart"/>
+      <w:r>
+        <w:rPr>
+          <w:color w:val="BCBEC4"/>
+          <w:lang w:val="en-US"/>
+        </w:rPr>
+        <w:t>args.cr_key</w:t>
       </w:r>
       <w:proofErr w:type="spellEnd"/>
       <w:r>
@@ -7796,6 +9571,92 @@
           <w:color w:val="2AACB8"/>
           <w:lang w:val="en-US"/>
         </w:rPr>
+        <w:t>1</w:t>
+      </w:r>
+      <w:r>
+        <w:rPr>
+          <w:color w:val="BCBEC4"/>
+          <w:lang w:val="en-US"/>
+        </w:rPr>
+        <w:t>].replace(</w:t>
+      </w:r>
+      <w:r>
+        <w:rPr>
+          <w:color w:val="8888C6"/>
+          <w:lang w:val="en-US"/>
+        </w:rPr>
+        <w:t>list</w:t>
+      </w:r>
+      <w:r>
+        <w:rPr>
+          <w:color w:val="BCBEC4"/>
+          <w:lang w:val="en-US"/>
+        </w:rPr>
+        <w:t>(</w:t>
+      </w:r>
+      <w:proofErr w:type="spellStart"/>
+      <w:r>
+        <w:rPr>
+          <w:color w:val="BCBEC4"/>
+          <w:lang w:val="en-US"/>
+        </w:rPr>
+        <w:t>args.cr_key</w:t>
+      </w:r>
+      <w:proofErr w:type="spellEnd"/>
+      <w:r>
+        <w:rPr>
+          <w:color w:val="BCBEC4"/>
+          <w:lang w:val="en-US"/>
+        </w:rPr>
+        <w:t>[</w:t>
+      </w:r>
+      <w:r>
+        <w:rPr>
+          <w:color w:val="2AACB8"/>
+          <w:lang w:val="en-US"/>
+        </w:rPr>
+        <w:t>1</w:t>
+      </w:r>
+      <w:r>
+        <w:rPr>
+          <w:color w:val="BCBEC4"/>
+          <w:lang w:val="en-US"/>
+        </w:rPr>
+        <w:t>].split(</w:t>
+      </w:r>
+      <w:r>
+        <w:rPr>
+          <w:color w:val="6AAB73"/>
+          <w:lang w:val="en-US"/>
+        </w:rPr>
+        <w:t>"</w:t>
+      </w:r>
+      <w:r>
+        <w:rPr>
+          <w:color w:val="CF8E6D"/>
+          <w:lang w:val="en-US"/>
+        </w:rPr>
+        <w:t>\\</w:t>
+      </w:r>
+      <w:r>
+        <w:rPr>
+          <w:color w:val="6AAB73"/>
+          <w:lang w:val="en-US"/>
+        </w:rPr>
+        <w:t>"</w:t>
+      </w:r>
+      <w:r>
+        <w:rPr>
+          <w:color w:val="BCBEC4"/>
+          <w:lang w:val="en-US"/>
+        </w:rPr>
+        <w:t>))[</w:t>
+      </w:r>
+      <w:r>
+        <w:rPr>
+          <w:color w:val="2AACB8"/>
+          <w:lang w:val="en-US"/>
+        </w:rPr>
         <w:t>0</w:t>
       </w:r>
       <w:r>
@@ -7803,6 +9664,162 @@
           <w:color w:val="BCBEC4"/>
           <w:lang w:val="en-US"/>
         </w:rPr>
+        <w:t xml:space="preserve">], </w:t>
+      </w:r>
+      <w:r>
+        <w:rPr>
+          <w:color w:val="6AAB73"/>
+          <w:lang w:val="en-US"/>
+        </w:rPr>
+        <w:t>""</w:t>
+      </w:r>
+      <w:r>
+        <w:rPr>
+          <w:color w:val="BCBEC4"/>
+          <w:lang w:val="en-US"/>
+        </w:rPr>
+        <w:t>)[</w:t>
+      </w:r>
+      <w:r>
+        <w:rPr>
+          <w:color w:val="2AACB8"/>
+          <w:lang w:val="en-US"/>
+        </w:rPr>
+        <w:t>1</w:t>
+      </w:r>
+      <w:r>
+        <w:rPr>
+          <w:color w:val="BCBEC4"/>
+          <w:lang w:val="en-US"/>
+        </w:rPr>
+        <w:t xml:space="preserve">:] + </w:t>
+      </w:r>
+      <w:r>
+        <w:rPr>
+          <w:color w:val="6AAB73"/>
+          <w:lang w:val="en-US"/>
+        </w:rPr>
+        <w:t>"</w:t>
+      </w:r>
+      <w:r>
+        <w:rPr>
+          <w:color w:val="CF8E6D"/>
+          <w:lang w:val="en-US"/>
+        </w:rPr>
+        <w:t>\\</w:t>
+      </w:r>
+      <w:r>
+        <w:rPr>
+          <w:color w:val="6AAB73"/>
+          <w:lang w:val="en-US"/>
+        </w:rPr>
+        <w:t xml:space="preserve">" </w:t>
+      </w:r>
+      <w:r>
+        <w:rPr>
+          <w:color w:val="BCBEC4"/>
+          <w:lang w:val="en-US"/>
+        </w:rPr>
+        <w:t xml:space="preserve">+ </w:t>
+      </w:r>
+      <w:proofErr w:type="spellStart"/>
+      <w:r>
+        <w:rPr>
+          <w:color w:val="BCBEC4"/>
+          <w:lang w:val="en-US"/>
+        </w:rPr>
+        <w:t>args.cr_key</w:t>
+      </w:r>
+      <w:proofErr w:type="spellEnd"/>
+      <w:r>
+        <w:rPr>
+          <w:color w:val="BCBEC4"/>
+          <w:lang w:val="en-US"/>
+        </w:rPr>
+        <w:t>[</w:t>
+      </w:r>
+      <w:r>
+        <w:rPr>
+          <w:color w:val="2AACB8"/>
+          <w:lang w:val="en-US"/>
+        </w:rPr>
+        <w:t>0</w:t>
+      </w:r>
+      <w:r>
+        <w:rPr>
+          <w:color w:val="BCBEC4"/>
+          <w:lang w:val="en-US"/>
+        </w:rPr>
+        <w:t>]</w:t>
+      </w:r>
+      <w:r>
+        <w:rPr>
+          <w:color w:val="BCBEC4"/>
+          <w:lang w:val="en-US"/>
+        </w:rPr>
+        <w:br/>
+        <w:t xml:space="preserve">        </w:t>
+      </w:r>
+      <w:proofErr w:type="spellStart"/>
+      <w:r>
+        <w:rPr>
+          <w:color w:val="BCBEC4"/>
+          <w:lang w:val="en-US"/>
+        </w:rPr>
+        <w:t>path_root</w:t>
+      </w:r>
+      <w:proofErr w:type="spellEnd"/>
+      <w:r>
+        <w:rPr>
+          <w:color w:val="BCBEC4"/>
+          <w:lang w:val="en-US"/>
+        </w:rPr>
+        <w:t xml:space="preserve"> = </w:t>
+      </w:r>
+      <w:proofErr w:type="spellStart"/>
+      <w:r>
+        <w:rPr>
+          <w:color w:val="BCBEC4"/>
+          <w:lang w:val="en-US"/>
+        </w:rPr>
+        <w:t>my_choise</w:t>
+      </w:r>
+      <w:proofErr w:type="spellEnd"/>
+      <w:r>
+        <w:rPr>
+          <w:color w:val="BCBEC4"/>
+          <w:lang w:val="en-US"/>
+        </w:rPr>
+        <w:t>(</w:t>
+      </w:r>
+      <w:proofErr w:type="spellStart"/>
+      <w:r>
+        <w:rPr>
+          <w:color w:val="BCBEC4"/>
+          <w:lang w:val="en-US"/>
+        </w:rPr>
+        <w:t>args.cr_key</w:t>
+      </w:r>
+      <w:proofErr w:type="spellEnd"/>
+      <w:r>
+        <w:rPr>
+          <w:color w:val="BCBEC4"/>
+          <w:lang w:val="en-US"/>
+        </w:rPr>
+        <w:t>[</w:t>
+      </w:r>
+      <w:r>
+        <w:rPr>
+          <w:color w:val="2AACB8"/>
+          <w:lang w:val="en-US"/>
+        </w:rPr>
+        <w:t>1</w:t>
+      </w:r>
+      <w:r>
+        <w:rPr>
+          <w:color w:val="BCBEC4"/>
+          <w:lang w:val="en-US"/>
+        </w:rPr>
         <w:t>])</w:t>
       </w:r>
       <w:r>
@@ -7811,24 +9828,53 @@
           <w:lang w:val="en-US"/>
         </w:rPr>
         <w:br/>
-        <w:t xml:space="preserve">    </w:t>
+        <w:t xml:space="preserve">        </w:t>
+      </w:r>
+      <w:r>
+        <w:rPr>
+          <w:color w:val="8888C6"/>
+          <w:lang w:val="en-US"/>
+        </w:rPr>
+        <w:t>print</w:t>
+      </w:r>
+      <w:r>
+        <w:rPr>
+          <w:color w:val="BCBEC4"/>
+          <w:lang w:val="en-US"/>
+        </w:rPr>
+        <w:t>(</w:t>
+      </w:r>
+      <w:proofErr w:type="spellStart"/>
+      <w:r>
+        <w:rPr>
+          <w:color w:val="BCBEC4"/>
+          <w:lang w:val="en-US"/>
+        </w:rPr>
+        <w:t>key_val</w:t>
+      </w:r>
+      <w:proofErr w:type="spellEnd"/>
+      <w:r>
+        <w:rPr>
+          <w:color w:val="BCBEC4"/>
+          <w:lang w:val="en-US"/>
+        </w:rPr>
+        <w:t>)</w:t>
+      </w:r>
+      <w:r>
+        <w:rPr>
+          <w:color w:val="BCBEC4"/>
+          <w:lang w:val="en-US"/>
+        </w:rPr>
+        <w:br/>
+        <w:t xml:space="preserve">        </w:t>
       </w:r>
       <w:r>
         <w:rPr>
           <w:color w:val="CF8E6D"/>
           <w:lang w:val="en-US"/>
         </w:rPr>
-        <w:t xml:space="preserve">if </w:t>
-      </w:r>
-      <w:proofErr w:type="spellStart"/>
-      <w:r>
-        <w:rPr>
-          <w:color w:val="BCBEC4"/>
-          <w:lang w:val="en-US"/>
-        </w:rPr>
-        <w:t>args.read</w:t>
-      </w:r>
-      <w:proofErr w:type="spellEnd"/>
+        <w:t>try</w:t>
+      </w:r>
       <w:r>
         <w:rPr>
           <w:color w:val="BCBEC4"/>
@@ -7842,6 +9888,122 @@
           <w:lang w:val="en-US"/>
         </w:rPr>
         <w:br/>
+        <w:t xml:space="preserve">            key = </w:t>
+      </w:r>
+      <w:proofErr w:type="spellStart"/>
+      <w:r>
+        <w:rPr>
+          <w:color w:val="BCBEC4"/>
+          <w:lang w:val="en-US"/>
+        </w:rPr>
+        <w:t>OpenKey</w:t>
+      </w:r>
+      <w:proofErr w:type="spellEnd"/>
+      <w:r>
+        <w:rPr>
+          <w:color w:val="BCBEC4"/>
+          <w:lang w:val="en-US"/>
+        </w:rPr>
+        <w:t>(</w:t>
+      </w:r>
+      <w:proofErr w:type="spellStart"/>
+      <w:r>
+        <w:rPr>
+          <w:color w:val="BCBEC4"/>
+          <w:lang w:val="en-US"/>
+        </w:rPr>
+        <w:t>path_root</w:t>
+      </w:r>
+      <w:proofErr w:type="spellEnd"/>
+      <w:r>
+        <w:rPr>
+          <w:color w:val="BCBEC4"/>
+          <w:lang w:val="en-US"/>
+        </w:rPr>
+        <w:t xml:space="preserve">, </w:t>
+      </w:r>
+      <w:proofErr w:type="spellStart"/>
+      <w:r>
+        <w:rPr>
+          <w:color w:val="BCBEC4"/>
+          <w:lang w:val="en-US"/>
+        </w:rPr>
+        <w:t>key_val</w:t>
+      </w:r>
+      <w:proofErr w:type="spellEnd"/>
+      <w:r>
+        <w:rPr>
+          <w:color w:val="BCBEC4"/>
+          <w:lang w:val="en-US"/>
+        </w:rPr>
+        <w:t>)</w:t>
+      </w:r>
+      <w:r>
+        <w:rPr>
+          <w:color w:val="BCBEC4"/>
+          <w:lang w:val="en-US"/>
+        </w:rPr>
+        <w:br/>
+        <w:t xml:space="preserve">            </w:t>
+      </w:r>
+      <w:r>
+        <w:rPr>
+          <w:color w:val="8888C6"/>
+          <w:lang w:val="en-US"/>
+        </w:rPr>
+        <w:t>print</w:t>
+      </w:r>
+      <w:r>
+        <w:rPr>
+          <w:color w:val="BCBEC4"/>
+          <w:lang w:val="en-US"/>
+        </w:rPr>
+        <w:t>(</w:t>
+      </w:r>
+      <w:r>
+        <w:rPr>
+          <w:color w:val="6AAB73"/>
+          <w:lang w:val="en-US"/>
+        </w:rPr>
+        <w:t>"Key has already been created"</w:t>
+      </w:r>
+      <w:r>
+        <w:rPr>
+          <w:color w:val="BCBEC4"/>
+          <w:lang w:val="en-US"/>
+        </w:rPr>
+        <w:t>)</w:t>
+      </w:r>
+      <w:r>
+        <w:rPr>
+          <w:color w:val="BCBEC4"/>
+          <w:lang w:val="en-US"/>
+        </w:rPr>
+        <w:br/>
+        <w:t xml:space="preserve">            </w:t>
+      </w:r>
+      <w:proofErr w:type="spellStart"/>
+      <w:r>
+        <w:rPr>
+          <w:color w:val="BCBEC4"/>
+          <w:lang w:val="en-US"/>
+        </w:rPr>
+        <w:t>CloseKey</w:t>
+      </w:r>
+      <w:proofErr w:type="spellEnd"/>
+      <w:r>
+        <w:rPr>
+          <w:color w:val="BCBEC4"/>
+          <w:lang w:val="en-US"/>
+        </w:rPr>
+        <w:t>(key)</w:t>
+      </w:r>
+      <w:r>
+        <w:rPr>
+          <w:color w:val="BCBEC4"/>
+          <w:lang w:val="en-US"/>
+        </w:rPr>
+        <w:br/>
         <w:t xml:space="preserve">        </w:t>
       </w:r>
       <w:r>
@@ -7849,15 +10011,41 @@
           <w:color w:val="CF8E6D"/>
           <w:lang w:val="en-US"/>
         </w:rPr>
-        <w:t xml:space="preserve">with </w:t>
-      </w:r>
+        <w:t xml:space="preserve">except </w:t>
+      </w:r>
+      <w:proofErr w:type="spellStart"/>
       <w:r>
         <w:rPr>
           <w:color w:val="8888C6"/>
           <w:lang w:val="en-US"/>
         </w:rPr>
-        <w:t>open</w:t>
-      </w:r>
+        <w:t>FileNotFoundError</w:t>
+      </w:r>
+      <w:proofErr w:type="spellEnd"/>
+      <w:r>
+        <w:rPr>
+          <w:color w:val="BCBEC4"/>
+          <w:lang w:val="en-US"/>
+        </w:rPr>
+        <w:t>:</w:t>
+      </w:r>
+      <w:r>
+        <w:rPr>
+          <w:color w:val="BCBEC4"/>
+          <w:lang w:val="en-US"/>
+        </w:rPr>
+        <w:br/>
+        <w:t xml:space="preserve">            key = </w:t>
+      </w:r>
+      <w:proofErr w:type="spellStart"/>
+      <w:r>
+        <w:rPr>
+          <w:color w:val="BCBEC4"/>
+          <w:lang w:val="en-US"/>
+        </w:rPr>
+        <w:t>CreateKey</w:t>
+      </w:r>
+      <w:proofErr w:type="spellEnd"/>
       <w:r>
         <w:rPr>
           <w:color w:val="BCBEC4"/>
@@ -7871,7 +10059,7 @@
           <w:color w:val="BCBEC4"/>
           <w:lang w:val="en-US"/>
         </w:rPr>
-        <w:t>args.read</w:t>
+        <w:t>path_root</w:t>
       </w:r>
       <w:proofErr w:type="spellEnd"/>
       <w:r>
@@ -7881,57 +10069,21 @@
         </w:rPr>
         <w:t xml:space="preserve">, </w:t>
       </w:r>
-      <w:r>
-        <w:rPr>
-          <w:color w:val="6AAB73"/>
-          <w:lang w:val="en-US"/>
-        </w:rPr>
-        <w:t>"r"</w:t>
-      </w:r>
-      <w:r>
-        <w:rPr>
-          <w:color w:val="BCBEC4"/>
-          <w:lang w:val="en-US"/>
-        </w:rPr>
-        <w:t xml:space="preserve">) </w:t>
-      </w:r>
-      <w:r>
-        <w:rPr>
-          <w:color w:val="CF8E6D"/>
-          <w:lang w:val="en-US"/>
-        </w:rPr>
-        <w:t xml:space="preserve">as </w:t>
-      </w:r>
-      <w:r>
-        <w:rPr>
-          <w:color w:val="BCBEC4"/>
-          <w:lang w:val="en-US"/>
-        </w:rPr>
-        <w:t>file:</w:t>
-      </w:r>
-      <w:r>
-        <w:rPr>
-          <w:color w:val="BCBEC4"/>
-          <w:lang w:val="en-US"/>
-        </w:rPr>
-        <w:br/>
-        <w:t xml:space="preserve">            mmm = </w:t>
-      </w:r>
-      <w:proofErr w:type="spellStart"/>
-      <w:r>
-        <w:rPr>
-          <w:color w:val="BCBEC4"/>
-          <w:lang w:val="en-US"/>
-        </w:rPr>
-        <w:t>file.read</w:t>
-      </w:r>
-      <w:proofErr w:type="spellEnd"/>
-      <w:r>
-        <w:rPr>
-          <w:color w:val="BCBEC4"/>
-          <w:lang w:val="en-US"/>
-        </w:rPr>
-        <w:t>()</w:t>
+      <w:proofErr w:type="spellStart"/>
+      <w:r>
+        <w:rPr>
+          <w:color w:val="BCBEC4"/>
+          <w:lang w:val="en-US"/>
+        </w:rPr>
+        <w:t>key_val</w:t>
+      </w:r>
+      <w:proofErr w:type="spellEnd"/>
+      <w:r>
+        <w:rPr>
+          <w:color w:val="BCBEC4"/>
+          <w:lang w:val="en-US"/>
+        </w:rPr>
+        <w:t>)</w:t>
       </w:r>
       <w:r>
         <w:rPr>
@@ -7941,1817 +10093,6 @@
         <w:br/>
         <w:t xml:space="preserve">            </w:t>
       </w:r>
-      <w:r>
-        <w:rPr>
-          <w:color w:val="8888C6"/>
-          <w:lang w:val="en-US"/>
-        </w:rPr>
-        <w:t>print</w:t>
-      </w:r>
-      <w:r>
-        <w:rPr>
-          <w:color w:val="BCBEC4"/>
-          <w:lang w:val="en-US"/>
-        </w:rPr>
-        <w:t>(mmm)</w:t>
-      </w:r>
-      <w:r>
-        <w:rPr>
-          <w:color w:val="BCBEC4"/>
-          <w:lang w:val="en-US"/>
-        </w:rPr>
-        <w:br/>
-        <w:t xml:space="preserve">    </w:t>
-      </w:r>
-      <w:r>
-        <w:rPr>
-          <w:color w:val="CF8E6D"/>
-          <w:lang w:val="en-US"/>
-        </w:rPr>
-        <w:t xml:space="preserve">if </w:t>
-      </w:r>
-      <w:proofErr w:type="spellStart"/>
-      <w:r>
-        <w:rPr>
-          <w:color w:val="BCBEC4"/>
-          <w:lang w:val="en-US"/>
-        </w:rPr>
-        <w:t>args.delete</w:t>
-      </w:r>
-      <w:proofErr w:type="spellEnd"/>
-      <w:r>
-        <w:rPr>
-          <w:color w:val="BCBEC4"/>
-          <w:lang w:val="en-US"/>
-        </w:rPr>
-        <w:t>:</w:t>
-      </w:r>
-      <w:r>
-        <w:rPr>
-          <w:color w:val="BCBEC4"/>
-          <w:lang w:val="en-US"/>
-        </w:rPr>
-        <w:br/>
-        <w:t xml:space="preserve">        </w:t>
-      </w:r>
-      <w:r>
-        <w:rPr>
-          <w:color w:val="CF8E6D"/>
-          <w:lang w:val="en-US"/>
-        </w:rPr>
-        <w:t>try</w:t>
-      </w:r>
-      <w:r>
-        <w:rPr>
-          <w:color w:val="BCBEC4"/>
-          <w:lang w:val="en-US"/>
-        </w:rPr>
-        <w:t>:</w:t>
-      </w:r>
-      <w:r>
-        <w:rPr>
-          <w:color w:val="BCBEC4"/>
-          <w:lang w:val="en-US"/>
-        </w:rPr>
-        <w:br/>
-        <w:t xml:space="preserve">            </w:t>
-      </w:r>
-      <w:proofErr w:type="spellStart"/>
-      <w:r>
-        <w:rPr>
-          <w:color w:val="BCBEC4"/>
-          <w:lang w:val="en-US"/>
-        </w:rPr>
-        <w:t>os.remove</w:t>
-      </w:r>
-      <w:proofErr w:type="spellEnd"/>
-      <w:r>
-        <w:rPr>
-          <w:color w:val="BCBEC4"/>
-          <w:lang w:val="en-US"/>
-        </w:rPr>
-        <w:t>(</w:t>
-      </w:r>
-      <w:proofErr w:type="spellStart"/>
-      <w:r>
-        <w:rPr>
-          <w:color w:val="BCBEC4"/>
-          <w:lang w:val="en-US"/>
-        </w:rPr>
-        <w:t>args.delete</w:t>
-      </w:r>
-      <w:proofErr w:type="spellEnd"/>
-      <w:r>
-        <w:rPr>
-          <w:color w:val="BCBEC4"/>
-          <w:lang w:val="en-US"/>
-        </w:rPr>
-        <w:t>)</w:t>
-      </w:r>
-      <w:r>
-        <w:rPr>
-          <w:color w:val="BCBEC4"/>
-          <w:lang w:val="en-US"/>
-        </w:rPr>
-        <w:br/>
-        <w:t xml:space="preserve">        </w:t>
-      </w:r>
-      <w:r>
-        <w:rPr>
-          <w:color w:val="CF8E6D"/>
-          <w:lang w:val="en-US"/>
-        </w:rPr>
-        <w:t xml:space="preserve">except </w:t>
-      </w:r>
-      <w:proofErr w:type="spellStart"/>
-      <w:r>
-        <w:rPr>
-          <w:color w:val="8888C6"/>
-          <w:lang w:val="en-US"/>
-        </w:rPr>
-        <w:t>FileNotFoundError</w:t>
-      </w:r>
-      <w:proofErr w:type="spellEnd"/>
-      <w:r>
-        <w:rPr>
-          <w:color w:val="BCBEC4"/>
-          <w:lang w:val="en-US"/>
-        </w:rPr>
-        <w:t>:</w:t>
-      </w:r>
-      <w:r>
-        <w:rPr>
-          <w:color w:val="BCBEC4"/>
-          <w:lang w:val="en-US"/>
-        </w:rPr>
-        <w:br/>
-        <w:t xml:space="preserve">            </w:t>
-      </w:r>
-      <w:r>
-        <w:rPr>
-          <w:color w:val="8888C6"/>
-          <w:lang w:val="en-US"/>
-        </w:rPr>
-        <w:t>print</w:t>
-      </w:r>
-      <w:r>
-        <w:rPr>
-          <w:color w:val="BCBEC4"/>
-          <w:lang w:val="en-US"/>
-        </w:rPr>
-        <w:t>(</w:t>
-      </w:r>
-      <w:r>
-        <w:rPr>
-          <w:color w:val="6AAB73"/>
-          <w:lang w:val="en-US"/>
-        </w:rPr>
-        <w:t>"No such file"</w:t>
-      </w:r>
-      <w:r>
-        <w:rPr>
-          <w:color w:val="BCBEC4"/>
-          <w:lang w:val="en-US"/>
-        </w:rPr>
-        <w:t>)</w:t>
-      </w:r>
-      <w:r>
-        <w:rPr>
-          <w:color w:val="BCBEC4"/>
-          <w:lang w:val="en-US"/>
-        </w:rPr>
-        <w:br/>
-        <w:t xml:space="preserve">    </w:t>
-      </w:r>
-      <w:r>
-        <w:rPr>
-          <w:color w:val="CF8E6D"/>
-          <w:lang w:val="en-US"/>
-        </w:rPr>
-        <w:t xml:space="preserve">if </w:t>
-      </w:r>
-      <w:proofErr w:type="spellStart"/>
-      <w:r>
-        <w:rPr>
-          <w:color w:val="BCBEC4"/>
-          <w:lang w:val="en-US"/>
-        </w:rPr>
-        <w:t>args.create</w:t>
-      </w:r>
-      <w:proofErr w:type="spellEnd"/>
-      <w:r>
-        <w:rPr>
-          <w:color w:val="BCBEC4"/>
-          <w:lang w:val="en-US"/>
-        </w:rPr>
-        <w:t>:</w:t>
-      </w:r>
-      <w:r>
-        <w:rPr>
-          <w:color w:val="BCBEC4"/>
-          <w:lang w:val="en-US"/>
-        </w:rPr>
-        <w:br/>
-        <w:t xml:space="preserve">        </w:t>
-      </w:r>
-      <w:r>
-        <w:rPr>
-          <w:color w:val="CF8E6D"/>
-          <w:lang w:val="en-US"/>
-        </w:rPr>
-        <w:t>try</w:t>
-      </w:r>
-      <w:r>
-        <w:rPr>
-          <w:color w:val="BCBEC4"/>
-          <w:lang w:val="en-US"/>
-        </w:rPr>
-        <w:t>:</w:t>
-      </w:r>
-      <w:r>
-        <w:rPr>
-          <w:color w:val="BCBEC4"/>
-          <w:lang w:val="en-US"/>
-        </w:rPr>
-        <w:br/>
-        <w:t xml:space="preserve">            </w:t>
-      </w:r>
-      <w:r>
-        <w:rPr>
-          <w:color w:val="CF8E6D"/>
-          <w:lang w:val="en-US"/>
-        </w:rPr>
-        <w:t xml:space="preserve">with </w:t>
-      </w:r>
-      <w:r>
-        <w:rPr>
-          <w:color w:val="8888C6"/>
-          <w:lang w:val="en-US"/>
-        </w:rPr>
-        <w:t>open</w:t>
-      </w:r>
-      <w:r>
-        <w:rPr>
-          <w:color w:val="BCBEC4"/>
-          <w:lang w:val="en-US"/>
-        </w:rPr>
-        <w:t>(</w:t>
-      </w:r>
-      <w:proofErr w:type="spellStart"/>
-      <w:r>
-        <w:rPr>
-          <w:color w:val="BCBEC4"/>
-          <w:lang w:val="en-US"/>
-        </w:rPr>
-        <w:t>args.create</w:t>
-      </w:r>
-      <w:proofErr w:type="spellEnd"/>
-      <w:r>
-        <w:rPr>
-          <w:color w:val="BCBEC4"/>
-          <w:lang w:val="en-US"/>
-        </w:rPr>
-        <w:t xml:space="preserve">, </w:t>
-      </w:r>
-      <w:r>
-        <w:rPr>
-          <w:color w:val="6AAB73"/>
-          <w:lang w:val="en-US"/>
-        </w:rPr>
-        <w:t>"x"</w:t>
-      </w:r>
-      <w:r>
-        <w:rPr>
-          <w:color w:val="BCBEC4"/>
-          <w:lang w:val="en-US"/>
-        </w:rPr>
-        <w:t xml:space="preserve">) </w:t>
-      </w:r>
-      <w:r>
-        <w:rPr>
-          <w:color w:val="CF8E6D"/>
-          <w:lang w:val="en-US"/>
-        </w:rPr>
-        <w:t xml:space="preserve">as </w:t>
-      </w:r>
-      <w:r>
-        <w:rPr>
-          <w:color w:val="6F737A"/>
-          <w:lang w:val="en-US"/>
-        </w:rPr>
-        <w:t>f</w:t>
-      </w:r>
-      <w:r>
-        <w:rPr>
-          <w:color w:val="BCBEC4"/>
-          <w:lang w:val="en-US"/>
-        </w:rPr>
-        <w:t>:</w:t>
-      </w:r>
-      <w:r>
-        <w:rPr>
-          <w:color w:val="BCBEC4"/>
-          <w:lang w:val="en-US"/>
-        </w:rPr>
-        <w:br/>
-        <w:t xml:space="preserve">                </w:t>
-      </w:r>
-      <w:r>
-        <w:rPr>
-          <w:color w:val="8888C6"/>
-          <w:lang w:val="en-US"/>
-        </w:rPr>
-        <w:t>print</w:t>
-      </w:r>
-      <w:r>
-        <w:rPr>
-          <w:color w:val="BCBEC4"/>
-          <w:lang w:val="en-US"/>
-        </w:rPr>
-        <w:t>(</w:t>
-      </w:r>
-      <w:r>
-        <w:rPr>
-          <w:color w:val="6AAB73"/>
-          <w:lang w:val="en-US"/>
-        </w:rPr>
-        <w:t>"File created"</w:t>
-      </w:r>
-      <w:r>
-        <w:rPr>
-          <w:color w:val="BCBEC4"/>
-          <w:lang w:val="en-US"/>
-        </w:rPr>
-        <w:t>)</w:t>
-      </w:r>
-      <w:r>
-        <w:rPr>
-          <w:color w:val="BCBEC4"/>
-          <w:lang w:val="en-US"/>
-        </w:rPr>
-        <w:br/>
-        <w:t xml:space="preserve">        </w:t>
-      </w:r>
-      <w:r>
-        <w:rPr>
-          <w:color w:val="CF8E6D"/>
-          <w:lang w:val="en-US"/>
-        </w:rPr>
-        <w:t xml:space="preserve">except </w:t>
-      </w:r>
-      <w:proofErr w:type="spellStart"/>
-      <w:r>
-        <w:rPr>
-          <w:color w:val="8888C6"/>
-          <w:lang w:val="en-US"/>
-        </w:rPr>
-        <w:t>FileExistsError</w:t>
-      </w:r>
-      <w:proofErr w:type="spellEnd"/>
-      <w:r>
-        <w:rPr>
-          <w:color w:val="BCBEC4"/>
-          <w:lang w:val="en-US"/>
-        </w:rPr>
-        <w:t>:</w:t>
-      </w:r>
-      <w:r>
-        <w:rPr>
-          <w:color w:val="BCBEC4"/>
-          <w:lang w:val="en-US"/>
-        </w:rPr>
-        <w:br/>
-        <w:t xml:space="preserve">            </w:t>
-      </w:r>
-      <w:r>
-        <w:rPr>
-          <w:color w:val="8888C6"/>
-          <w:lang w:val="en-US"/>
-        </w:rPr>
-        <w:t>print</w:t>
-      </w:r>
-      <w:r>
-        <w:rPr>
-          <w:color w:val="BCBEC4"/>
-          <w:lang w:val="en-US"/>
-        </w:rPr>
-        <w:t>(</w:t>
-      </w:r>
-      <w:r>
-        <w:rPr>
-          <w:color w:val="6AAB73"/>
-          <w:lang w:val="en-US"/>
-        </w:rPr>
-        <w:t>"File is already exist"</w:t>
-      </w:r>
-      <w:r>
-        <w:rPr>
-          <w:color w:val="BCBEC4"/>
-          <w:lang w:val="en-US"/>
-        </w:rPr>
-        <w:t>)</w:t>
-      </w:r>
-      <w:r>
-        <w:rPr>
-          <w:color w:val="BCBEC4"/>
-          <w:lang w:val="en-US"/>
-        </w:rPr>
-        <w:br/>
-        <w:t xml:space="preserve">    </w:t>
-      </w:r>
-      <w:r>
-        <w:rPr>
-          <w:color w:val="CF8E6D"/>
-          <w:lang w:val="en-US"/>
-        </w:rPr>
-        <w:t xml:space="preserve">if </w:t>
-      </w:r>
-      <w:proofErr w:type="spellStart"/>
-      <w:r>
-        <w:rPr>
-          <w:color w:val="BCBEC4"/>
-          <w:lang w:val="en-US"/>
-        </w:rPr>
-        <w:t>args.rename</w:t>
-      </w:r>
-      <w:proofErr w:type="spellEnd"/>
-      <w:r>
-        <w:rPr>
-          <w:color w:val="BCBEC4"/>
-          <w:lang w:val="en-US"/>
-        </w:rPr>
-        <w:t>:</w:t>
-      </w:r>
-      <w:r>
-        <w:rPr>
-          <w:color w:val="BCBEC4"/>
-          <w:lang w:val="en-US"/>
-        </w:rPr>
-        <w:br/>
-        <w:t xml:space="preserve">        </w:t>
-      </w:r>
-      <w:r>
-        <w:rPr>
-          <w:color w:val="CF8E6D"/>
-          <w:lang w:val="en-US"/>
-        </w:rPr>
-        <w:t>try</w:t>
-      </w:r>
-      <w:r>
-        <w:rPr>
-          <w:color w:val="BCBEC4"/>
-          <w:lang w:val="en-US"/>
-        </w:rPr>
-        <w:t>:</w:t>
-      </w:r>
-      <w:r>
-        <w:rPr>
-          <w:color w:val="BCBEC4"/>
-          <w:lang w:val="en-US"/>
-        </w:rPr>
-        <w:br/>
-        <w:t xml:space="preserve">            </w:t>
-      </w:r>
-      <w:proofErr w:type="spellStart"/>
-      <w:r>
-        <w:rPr>
-          <w:color w:val="BCBEC4"/>
-          <w:lang w:val="en-US"/>
-        </w:rPr>
-        <w:t>os.rename</w:t>
-      </w:r>
-      <w:proofErr w:type="spellEnd"/>
-      <w:r>
-        <w:rPr>
-          <w:color w:val="BCBEC4"/>
-          <w:lang w:val="en-US"/>
-        </w:rPr>
-        <w:t>(</w:t>
-      </w:r>
-      <w:proofErr w:type="spellStart"/>
-      <w:r>
-        <w:rPr>
-          <w:color w:val="BCBEC4"/>
-          <w:lang w:val="en-US"/>
-        </w:rPr>
-        <w:t>args.rename</w:t>
-      </w:r>
-      <w:proofErr w:type="spellEnd"/>
-      <w:r>
-        <w:rPr>
-          <w:color w:val="BCBEC4"/>
-          <w:lang w:val="en-US"/>
-        </w:rPr>
-        <w:t>[</w:t>
-      </w:r>
-      <w:r>
-        <w:rPr>
-          <w:color w:val="2AACB8"/>
-          <w:lang w:val="en-US"/>
-        </w:rPr>
-        <w:t>0</w:t>
-      </w:r>
-      <w:r>
-        <w:rPr>
-          <w:color w:val="BCBEC4"/>
-          <w:lang w:val="en-US"/>
-        </w:rPr>
-        <w:t xml:space="preserve">], </w:t>
-      </w:r>
-      <w:proofErr w:type="spellStart"/>
-      <w:r>
-        <w:rPr>
-          <w:color w:val="BCBEC4"/>
-          <w:lang w:val="en-US"/>
-        </w:rPr>
-        <w:t>args.rename</w:t>
-      </w:r>
-      <w:proofErr w:type="spellEnd"/>
-      <w:r>
-        <w:rPr>
-          <w:color w:val="BCBEC4"/>
-          <w:lang w:val="en-US"/>
-        </w:rPr>
-        <w:t>[</w:t>
-      </w:r>
-      <w:r>
-        <w:rPr>
-          <w:color w:val="2AACB8"/>
-          <w:lang w:val="en-US"/>
-        </w:rPr>
-        <w:t>1</w:t>
-      </w:r>
-      <w:r>
-        <w:rPr>
-          <w:color w:val="BCBEC4"/>
-          <w:lang w:val="en-US"/>
-        </w:rPr>
-        <w:t>])</w:t>
-      </w:r>
-      <w:r>
-        <w:rPr>
-          <w:color w:val="BCBEC4"/>
-          <w:lang w:val="en-US"/>
-        </w:rPr>
-        <w:br/>
-        <w:t xml:space="preserve">        </w:t>
-      </w:r>
-      <w:r>
-        <w:rPr>
-          <w:color w:val="CF8E6D"/>
-          <w:lang w:val="en-US"/>
-        </w:rPr>
-        <w:t xml:space="preserve">except </w:t>
-      </w:r>
-      <w:proofErr w:type="spellStart"/>
-      <w:r>
-        <w:rPr>
-          <w:color w:val="8888C6"/>
-          <w:lang w:val="en-US"/>
-        </w:rPr>
-        <w:t>FileNotFoundError</w:t>
-      </w:r>
-      <w:proofErr w:type="spellEnd"/>
-      <w:r>
-        <w:rPr>
-          <w:color w:val="BCBEC4"/>
-          <w:lang w:val="en-US"/>
-        </w:rPr>
-        <w:t>:</w:t>
-      </w:r>
-      <w:r>
-        <w:rPr>
-          <w:color w:val="BCBEC4"/>
-          <w:lang w:val="en-US"/>
-        </w:rPr>
-        <w:br/>
-        <w:t xml:space="preserve">            </w:t>
-      </w:r>
-      <w:r>
-        <w:rPr>
-          <w:color w:val="8888C6"/>
-          <w:lang w:val="en-US"/>
-        </w:rPr>
-        <w:t>print</w:t>
-      </w:r>
-      <w:r>
-        <w:rPr>
-          <w:color w:val="BCBEC4"/>
-          <w:lang w:val="en-US"/>
-        </w:rPr>
-        <w:t>(</w:t>
-      </w:r>
-      <w:r>
-        <w:rPr>
-          <w:color w:val="6AAB73"/>
-          <w:lang w:val="en-US"/>
-        </w:rPr>
-        <w:t>"No such file"</w:t>
-      </w:r>
-      <w:r>
-        <w:rPr>
-          <w:color w:val="BCBEC4"/>
-          <w:lang w:val="en-US"/>
-        </w:rPr>
-        <w:t>)</w:t>
-      </w:r>
-      <w:r>
-        <w:rPr>
-          <w:color w:val="BCBEC4"/>
-          <w:lang w:val="en-US"/>
-        </w:rPr>
-        <w:br/>
-        <w:t xml:space="preserve">    </w:t>
-      </w:r>
-      <w:r>
-        <w:rPr>
-          <w:color w:val="CF8E6D"/>
-          <w:lang w:val="en-US"/>
-        </w:rPr>
-        <w:t xml:space="preserve">if </w:t>
-      </w:r>
-      <w:proofErr w:type="spellStart"/>
-      <w:r>
-        <w:rPr>
-          <w:color w:val="BCBEC4"/>
-          <w:lang w:val="en-US"/>
-        </w:rPr>
-        <w:t>args.copy</w:t>
-      </w:r>
-      <w:proofErr w:type="spellEnd"/>
-      <w:r>
-        <w:rPr>
-          <w:color w:val="BCBEC4"/>
-          <w:lang w:val="en-US"/>
-        </w:rPr>
-        <w:t>:</w:t>
-      </w:r>
-      <w:r>
-        <w:rPr>
-          <w:color w:val="BCBEC4"/>
-          <w:lang w:val="en-US"/>
-        </w:rPr>
-        <w:br/>
-        <w:t xml:space="preserve">        </w:t>
-      </w:r>
-      <w:r>
-        <w:rPr>
-          <w:color w:val="CF8E6D"/>
-          <w:lang w:val="en-US"/>
-        </w:rPr>
-        <w:t>try</w:t>
-      </w:r>
-      <w:r>
-        <w:rPr>
-          <w:color w:val="BCBEC4"/>
-          <w:lang w:val="en-US"/>
-        </w:rPr>
-        <w:t>:</w:t>
-      </w:r>
-      <w:r>
-        <w:rPr>
-          <w:color w:val="BCBEC4"/>
-          <w:lang w:val="en-US"/>
-        </w:rPr>
-        <w:br/>
-        <w:t xml:space="preserve">            </w:t>
-      </w:r>
-      <w:proofErr w:type="spellStart"/>
-      <w:r>
-        <w:rPr>
-          <w:color w:val="BCBEC4"/>
-          <w:lang w:val="en-US"/>
-        </w:rPr>
-        <w:t>shutil.copyfile</w:t>
-      </w:r>
-      <w:proofErr w:type="spellEnd"/>
-      <w:r>
-        <w:rPr>
-          <w:color w:val="BCBEC4"/>
-          <w:lang w:val="en-US"/>
-        </w:rPr>
-        <w:t>(</w:t>
-      </w:r>
-      <w:proofErr w:type="spellStart"/>
-      <w:r>
-        <w:rPr>
-          <w:color w:val="BCBEC4"/>
-          <w:lang w:val="en-US"/>
-        </w:rPr>
-        <w:t>args.copy</w:t>
-      </w:r>
-      <w:proofErr w:type="spellEnd"/>
-      <w:r>
-        <w:rPr>
-          <w:color w:val="BCBEC4"/>
-          <w:lang w:val="en-US"/>
-        </w:rPr>
-        <w:t>[</w:t>
-      </w:r>
-      <w:r>
-        <w:rPr>
-          <w:color w:val="2AACB8"/>
-          <w:lang w:val="en-US"/>
-        </w:rPr>
-        <w:t>0</w:t>
-      </w:r>
-      <w:r>
-        <w:rPr>
-          <w:color w:val="BCBEC4"/>
-          <w:lang w:val="en-US"/>
-        </w:rPr>
-        <w:t xml:space="preserve">], </w:t>
-      </w:r>
-      <w:proofErr w:type="spellStart"/>
-      <w:r>
-        <w:rPr>
-          <w:color w:val="BCBEC4"/>
-          <w:lang w:val="en-US"/>
-        </w:rPr>
-        <w:t>args.copy</w:t>
-      </w:r>
-      <w:proofErr w:type="spellEnd"/>
-      <w:r>
-        <w:rPr>
-          <w:color w:val="BCBEC4"/>
-          <w:lang w:val="en-US"/>
-        </w:rPr>
-        <w:t>[</w:t>
-      </w:r>
-      <w:r>
-        <w:rPr>
-          <w:color w:val="2AACB8"/>
-          <w:lang w:val="en-US"/>
-        </w:rPr>
-        <w:t>1</w:t>
-      </w:r>
-      <w:r>
-        <w:rPr>
-          <w:color w:val="BCBEC4"/>
-          <w:lang w:val="en-US"/>
-        </w:rPr>
-        <w:t xml:space="preserve">] + </w:t>
-      </w:r>
-      <w:r>
-        <w:rPr>
-          <w:color w:val="6AAB73"/>
-          <w:lang w:val="en-US"/>
-        </w:rPr>
-        <w:t>'</w:t>
-      </w:r>
-      <w:r>
-        <w:rPr>
-          <w:color w:val="CF8E6D"/>
-          <w:lang w:val="en-US"/>
-        </w:rPr>
-        <w:t>\\</w:t>
-      </w:r>
-      <w:r>
-        <w:rPr>
-          <w:color w:val="6AAB73"/>
-          <w:lang w:val="en-US"/>
-        </w:rPr>
-        <w:t xml:space="preserve">' </w:t>
-      </w:r>
-      <w:r>
-        <w:rPr>
-          <w:color w:val="BCBEC4"/>
-          <w:lang w:val="en-US"/>
-        </w:rPr>
-        <w:t xml:space="preserve">+ </w:t>
-      </w:r>
-      <w:proofErr w:type="spellStart"/>
-      <w:r>
-        <w:rPr>
-          <w:color w:val="BCBEC4"/>
-          <w:lang w:val="en-US"/>
-        </w:rPr>
-        <w:t>args.copy</w:t>
-      </w:r>
-      <w:proofErr w:type="spellEnd"/>
-      <w:r>
-        <w:rPr>
-          <w:color w:val="BCBEC4"/>
-          <w:lang w:val="en-US"/>
-        </w:rPr>
-        <w:t>[</w:t>
-      </w:r>
-      <w:r>
-        <w:rPr>
-          <w:color w:val="2AACB8"/>
-          <w:lang w:val="en-US"/>
-        </w:rPr>
-        <w:t>0</w:t>
-      </w:r>
-      <w:r>
-        <w:rPr>
-          <w:color w:val="BCBEC4"/>
-          <w:lang w:val="en-US"/>
-        </w:rPr>
-        <w:t>])</w:t>
-      </w:r>
-      <w:r>
-        <w:rPr>
-          <w:color w:val="BCBEC4"/>
-          <w:lang w:val="en-US"/>
-        </w:rPr>
-        <w:br/>
-        <w:t xml:space="preserve">        </w:t>
-      </w:r>
-      <w:r>
-        <w:rPr>
-          <w:color w:val="CF8E6D"/>
-          <w:lang w:val="en-US"/>
-        </w:rPr>
-        <w:t xml:space="preserve">except </w:t>
-      </w:r>
-      <w:proofErr w:type="spellStart"/>
-      <w:r>
-        <w:rPr>
-          <w:color w:val="8888C6"/>
-          <w:lang w:val="en-US"/>
-        </w:rPr>
-        <w:t>FileNotFoundError</w:t>
-      </w:r>
-      <w:proofErr w:type="spellEnd"/>
-      <w:r>
-        <w:rPr>
-          <w:color w:val="BCBEC4"/>
-          <w:lang w:val="en-US"/>
-        </w:rPr>
-        <w:t>:</w:t>
-      </w:r>
-      <w:r>
-        <w:rPr>
-          <w:color w:val="BCBEC4"/>
-          <w:lang w:val="en-US"/>
-        </w:rPr>
-        <w:br/>
-        <w:t xml:space="preserve">            </w:t>
-      </w:r>
-      <w:r>
-        <w:rPr>
-          <w:color w:val="8888C6"/>
-          <w:lang w:val="en-US"/>
-        </w:rPr>
-        <w:t>print</w:t>
-      </w:r>
-      <w:r>
-        <w:rPr>
-          <w:color w:val="BCBEC4"/>
-          <w:lang w:val="en-US"/>
-        </w:rPr>
-        <w:t>(</w:t>
-      </w:r>
-      <w:r>
-        <w:rPr>
-          <w:color w:val="6AAB73"/>
-          <w:lang w:val="en-US"/>
-        </w:rPr>
-        <w:t>"No such file"</w:t>
-      </w:r>
-      <w:r>
-        <w:rPr>
-          <w:color w:val="BCBEC4"/>
-          <w:lang w:val="en-US"/>
-        </w:rPr>
-        <w:t>)</w:t>
-      </w:r>
-      <w:r>
-        <w:rPr>
-          <w:color w:val="BCBEC4"/>
-          <w:lang w:val="en-US"/>
-        </w:rPr>
-        <w:br/>
-        <w:t xml:space="preserve">    </w:t>
-      </w:r>
-      <w:r>
-        <w:rPr>
-          <w:color w:val="CF8E6D"/>
-          <w:lang w:val="en-US"/>
-        </w:rPr>
-        <w:t xml:space="preserve">if </w:t>
-      </w:r>
-      <w:proofErr w:type="spellStart"/>
-      <w:r>
-        <w:rPr>
-          <w:highlight w:val="blue"/>
-          <w:lang w:val="en-US"/>
-        </w:rPr>
-        <w:t>args.find</w:t>
-      </w:r>
-      <w:proofErr w:type="spellEnd"/>
-      <w:r>
-        <w:rPr>
-          <w:color w:val="BCBEC4"/>
-          <w:lang w:val="en-US"/>
-        </w:rPr>
-        <w:t>:</w:t>
-      </w:r>
-      <w:r>
-        <w:rPr>
-          <w:color w:val="BCBEC4"/>
-          <w:lang w:val="en-US"/>
-        </w:rPr>
-        <w:br/>
-        <w:t xml:space="preserve">        </w:t>
-      </w:r>
-      <w:r>
-        <w:rPr>
-          <w:color w:val="CF8E6D"/>
-          <w:lang w:val="en-US"/>
-        </w:rPr>
-        <w:t xml:space="preserve">for </w:t>
-      </w:r>
-      <w:r>
-        <w:rPr>
-          <w:color w:val="BCBEC4"/>
-          <w:lang w:val="en-US"/>
-        </w:rPr>
-        <w:t xml:space="preserve">root, </w:t>
-      </w:r>
-      <w:proofErr w:type="spellStart"/>
-      <w:r>
-        <w:rPr>
-          <w:color w:val="BCBEC4"/>
-          <w:lang w:val="en-US"/>
-        </w:rPr>
-        <w:t>dirs</w:t>
-      </w:r>
-      <w:proofErr w:type="spellEnd"/>
-      <w:r>
-        <w:rPr>
-          <w:color w:val="BCBEC4"/>
-          <w:lang w:val="en-US"/>
-        </w:rPr>
-        <w:t xml:space="preserve">, files </w:t>
-      </w:r>
-      <w:r>
-        <w:rPr>
-          <w:color w:val="CF8E6D"/>
-          <w:lang w:val="en-US"/>
-        </w:rPr>
-        <w:t xml:space="preserve">in </w:t>
-      </w:r>
-      <w:proofErr w:type="spellStart"/>
-      <w:r>
-        <w:rPr>
-          <w:color w:val="BCBEC4"/>
-          <w:lang w:val="en-US"/>
-        </w:rPr>
-        <w:t>os.walk</w:t>
-      </w:r>
-      <w:proofErr w:type="spellEnd"/>
-      <w:r>
-        <w:rPr>
-          <w:color w:val="BCBEC4"/>
-          <w:lang w:val="en-US"/>
-        </w:rPr>
-        <w:t>(</w:t>
-      </w:r>
-      <w:proofErr w:type="spellStart"/>
-      <w:r>
-        <w:rPr>
-          <w:color w:val="BCBEC4"/>
-          <w:lang w:val="en-US"/>
-        </w:rPr>
-        <w:t>args.search</w:t>
-      </w:r>
-      <w:proofErr w:type="spellEnd"/>
-      <w:r>
-        <w:rPr>
-          <w:color w:val="BCBEC4"/>
-          <w:lang w:val="en-US"/>
-        </w:rPr>
-        <w:t>[</w:t>
-      </w:r>
-      <w:r>
-        <w:rPr>
-          <w:color w:val="2AACB8"/>
-          <w:lang w:val="en-US"/>
-        </w:rPr>
-        <w:t>1</w:t>
-      </w:r>
-      <w:r>
-        <w:rPr>
-          <w:color w:val="BCBEC4"/>
-          <w:lang w:val="en-US"/>
-        </w:rPr>
-        <w:t>]):</w:t>
-      </w:r>
-      <w:r>
-        <w:rPr>
-          <w:color w:val="BCBEC4"/>
-          <w:lang w:val="en-US"/>
-        </w:rPr>
-        <w:br/>
-        <w:t xml:space="preserve">            </w:t>
-      </w:r>
-      <w:r>
-        <w:rPr>
-          <w:color w:val="CF8E6D"/>
-          <w:lang w:val="en-US"/>
-        </w:rPr>
-        <w:t xml:space="preserve">for </w:t>
-      </w:r>
-      <w:r>
-        <w:rPr>
-          <w:color w:val="BCBEC4"/>
-          <w:lang w:val="en-US"/>
-        </w:rPr>
-        <w:t xml:space="preserve">file </w:t>
-      </w:r>
-      <w:r>
-        <w:rPr>
-          <w:color w:val="CF8E6D"/>
-          <w:lang w:val="en-US"/>
-        </w:rPr>
-        <w:t xml:space="preserve">in </w:t>
-      </w:r>
-      <w:r>
-        <w:rPr>
-          <w:color w:val="BCBEC4"/>
-          <w:lang w:val="en-US"/>
-        </w:rPr>
-        <w:t>files:</w:t>
-      </w:r>
-      <w:r>
-        <w:rPr>
-          <w:color w:val="BCBEC4"/>
-          <w:lang w:val="en-US"/>
-        </w:rPr>
-        <w:br/>
-        <w:t xml:space="preserve">                </w:t>
-      </w:r>
-      <w:proofErr w:type="spellStart"/>
-      <w:r>
-        <w:rPr>
-          <w:color w:val="BCBEC4"/>
-          <w:lang w:val="en-US"/>
-        </w:rPr>
-        <w:t>file_path</w:t>
-      </w:r>
-      <w:proofErr w:type="spellEnd"/>
-      <w:r>
-        <w:rPr>
-          <w:color w:val="BCBEC4"/>
-          <w:lang w:val="en-US"/>
-        </w:rPr>
-        <w:t xml:space="preserve"> = </w:t>
-      </w:r>
-      <w:proofErr w:type="spellStart"/>
-      <w:r>
-        <w:rPr>
-          <w:color w:val="BCBEC4"/>
-          <w:lang w:val="en-US"/>
-        </w:rPr>
-        <w:t>os.path.join</w:t>
-      </w:r>
-      <w:proofErr w:type="spellEnd"/>
-      <w:r>
-        <w:rPr>
-          <w:color w:val="BCBEC4"/>
-          <w:lang w:val="en-US"/>
-        </w:rPr>
-        <w:t>(root, file)</w:t>
-      </w:r>
-      <w:r>
-        <w:rPr>
-          <w:color w:val="BCBEC4"/>
-          <w:lang w:val="en-US"/>
-        </w:rPr>
-        <w:br/>
-        <w:t xml:space="preserve">                </w:t>
-      </w:r>
-      <w:r>
-        <w:rPr>
-          <w:color w:val="CF8E6D"/>
-          <w:lang w:val="en-US"/>
-        </w:rPr>
-        <w:t>try</w:t>
-      </w:r>
-      <w:r>
-        <w:rPr>
-          <w:color w:val="BCBEC4"/>
-          <w:lang w:val="en-US"/>
-        </w:rPr>
-        <w:t>:</w:t>
-      </w:r>
-      <w:r>
-        <w:rPr>
-          <w:color w:val="BCBEC4"/>
-          <w:lang w:val="en-US"/>
-        </w:rPr>
-        <w:br/>
-        <w:t xml:space="preserve">                    </w:t>
-      </w:r>
-      <w:r>
-        <w:rPr>
-          <w:color w:val="CF8E6D"/>
-          <w:lang w:val="en-US"/>
-        </w:rPr>
-        <w:t xml:space="preserve">with </w:t>
-      </w:r>
-      <w:r>
-        <w:rPr>
-          <w:color w:val="8888C6"/>
-          <w:lang w:val="en-US"/>
-        </w:rPr>
-        <w:t>open</w:t>
-      </w:r>
-      <w:r>
-        <w:rPr>
-          <w:color w:val="BCBEC4"/>
-          <w:lang w:val="en-US"/>
-        </w:rPr>
-        <w:t>(</w:t>
-      </w:r>
-      <w:proofErr w:type="spellStart"/>
-      <w:r>
-        <w:rPr>
-          <w:color w:val="BCBEC4"/>
-          <w:lang w:val="en-US"/>
-        </w:rPr>
-        <w:t>file_path</w:t>
-      </w:r>
-      <w:proofErr w:type="spellEnd"/>
-      <w:r>
-        <w:rPr>
-          <w:color w:val="BCBEC4"/>
-          <w:lang w:val="en-US"/>
-        </w:rPr>
-        <w:t xml:space="preserve">, </w:t>
-      </w:r>
-      <w:r>
-        <w:rPr>
-          <w:color w:val="6AAB73"/>
-          <w:lang w:val="en-US"/>
-        </w:rPr>
-        <w:t>'r'</w:t>
-      </w:r>
-      <w:r>
-        <w:rPr>
-          <w:color w:val="BCBEC4"/>
-          <w:lang w:val="en-US"/>
-        </w:rPr>
-        <w:t xml:space="preserve">) </w:t>
-      </w:r>
-      <w:r>
-        <w:rPr>
-          <w:color w:val="CF8E6D"/>
-          <w:lang w:val="en-US"/>
-        </w:rPr>
-        <w:t xml:space="preserve">as </w:t>
-      </w:r>
-      <w:r>
-        <w:rPr>
-          <w:color w:val="BCBEC4"/>
-          <w:lang w:val="en-US"/>
-        </w:rPr>
-        <w:t>f:</w:t>
-      </w:r>
-      <w:r>
-        <w:rPr>
-          <w:color w:val="BCBEC4"/>
-          <w:lang w:val="en-US"/>
-        </w:rPr>
-        <w:br/>
-        <w:t xml:space="preserve">                        contents = </w:t>
-      </w:r>
-      <w:proofErr w:type="spellStart"/>
-      <w:r>
-        <w:rPr>
-          <w:color w:val="BCBEC4"/>
-          <w:lang w:val="en-US"/>
-        </w:rPr>
-        <w:t>f.read</w:t>
-      </w:r>
-      <w:proofErr w:type="spellEnd"/>
-      <w:r>
-        <w:rPr>
-          <w:color w:val="BCBEC4"/>
-          <w:lang w:val="en-US"/>
-        </w:rPr>
-        <w:t>()</w:t>
-      </w:r>
-      <w:r>
-        <w:rPr>
-          <w:color w:val="BCBEC4"/>
-          <w:lang w:val="en-US"/>
-        </w:rPr>
-        <w:br/>
-        <w:t xml:space="preserve">                        </w:t>
-      </w:r>
-      <w:r>
-        <w:rPr>
-          <w:color w:val="CF8E6D"/>
-          <w:lang w:val="en-US"/>
-        </w:rPr>
-        <w:t xml:space="preserve">if </w:t>
-      </w:r>
-      <w:proofErr w:type="spellStart"/>
-      <w:r>
-        <w:rPr>
-          <w:color w:val="BCBEC4"/>
-          <w:lang w:val="en-US"/>
-        </w:rPr>
-        <w:t>args.search</w:t>
-      </w:r>
-      <w:proofErr w:type="spellEnd"/>
-      <w:r>
-        <w:rPr>
-          <w:color w:val="BCBEC4"/>
-          <w:lang w:val="en-US"/>
-        </w:rPr>
-        <w:t>[</w:t>
-      </w:r>
-      <w:r>
-        <w:rPr>
-          <w:color w:val="2AACB8"/>
-          <w:lang w:val="en-US"/>
-        </w:rPr>
-        <w:t>0</w:t>
-      </w:r>
-      <w:r>
-        <w:rPr>
-          <w:color w:val="BCBEC4"/>
-          <w:lang w:val="en-US"/>
-        </w:rPr>
-        <w:t xml:space="preserve">] </w:t>
-      </w:r>
-      <w:r>
-        <w:rPr>
-          <w:color w:val="CF8E6D"/>
-          <w:lang w:val="en-US"/>
-        </w:rPr>
-        <w:t xml:space="preserve">in </w:t>
-      </w:r>
-      <w:r>
-        <w:rPr>
-          <w:color w:val="BCBEC4"/>
-          <w:lang w:val="en-US"/>
-        </w:rPr>
-        <w:t>contents:</w:t>
-      </w:r>
-      <w:r>
-        <w:rPr>
-          <w:color w:val="BCBEC4"/>
-          <w:lang w:val="en-US"/>
-        </w:rPr>
-        <w:br/>
-        <w:t xml:space="preserve">                            </w:t>
-      </w:r>
-      <w:r>
-        <w:rPr>
-          <w:color w:val="8888C6"/>
-          <w:lang w:val="en-US"/>
-        </w:rPr>
-        <w:t>print</w:t>
-      </w:r>
-      <w:r>
-        <w:rPr>
-          <w:color w:val="BCBEC4"/>
-          <w:lang w:val="en-US"/>
-        </w:rPr>
-        <w:t>(</w:t>
-      </w:r>
-      <w:proofErr w:type="spellStart"/>
-      <w:r>
-        <w:rPr>
-          <w:color w:val="BCBEC4"/>
-          <w:lang w:val="en-US"/>
-        </w:rPr>
-        <w:t>file_path</w:t>
-      </w:r>
-      <w:proofErr w:type="spellEnd"/>
-      <w:r>
-        <w:rPr>
-          <w:color w:val="BCBEC4"/>
-          <w:lang w:val="en-US"/>
-        </w:rPr>
-        <w:t>)</w:t>
-      </w:r>
-      <w:r>
-        <w:rPr>
-          <w:color w:val="BCBEC4"/>
-          <w:lang w:val="en-US"/>
-        </w:rPr>
-        <w:br/>
-        <w:t xml:space="preserve">                </w:t>
-      </w:r>
-      <w:r>
-        <w:rPr>
-          <w:color w:val="CF8E6D"/>
-          <w:lang w:val="en-US"/>
-        </w:rPr>
-        <w:t xml:space="preserve">except </w:t>
-      </w:r>
-      <w:r>
-        <w:rPr>
-          <w:color w:val="8888C6"/>
-          <w:lang w:val="en-US"/>
-        </w:rPr>
-        <w:t xml:space="preserve">Exception </w:t>
-      </w:r>
-      <w:r>
-        <w:rPr>
-          <w:color w:val="CF8E6D"/>
-          <w:lang w:val="en-US"/>
-        </w:rPr>
-        <w:t xml:space="preserve">as </w:t>
-      </w:r>
-      <w:r>
-        <w:rPr>
-          <w:color w:val="6F737A"/>
-          <w:lang w:val="en-US"/>
-        </w:rPr>
-        <w:t>e</w:t>
-      </w:r>
-      <w:r>
-        <w:rPr>
-          <w:color w:val="BCBEC4"/>
-          <w:lang w:val="en-US"/>
-        </w:rPr>
-        <w:t>:</w:t>
-      </w:r>
-      <w:r>
-        <w:rPr>
-          <w:color w:val="BCBEC4"/>
-          <w:lang w:val="en-US"/>
-        </w:rPr>
-        <w:br/>
-        <w:t xml:space="preserve">                    </w:t>
-      </w:r>
-      <w:r>
-        <w:rPr>
-          <w:color w:val="CF8E6D"/>
-          <w:lang w:val="en-US"/>
-        </w:rPr>
-        <w:t>continue</w:t>
-      </w:r>
-      <w:r>
-        <w:rPr>
-          <w:color w:val="CF8E6D"/>
-          <w:lang w:val="en-US"/>
-        </w:rPr>
-        <w:br/>
-        <w:t xml:space="preserve">    if </w:t>
-      </w:r>
-      <w:proofErr w:type="spellStart"/>
-      <w:r>
-        <w:rPr>
-          <w:color w:val="BCBEC4"/>
-          <w:highlight w:val="blue"/>
-          <w:lang w:val="en-US"/>
-        </w:rPr>
-        <w:t>args.del_key</w:t>
-      </w:r>
-      <w:proofErr w:type="spellEnd"/>
-      <w:r>
-        <w:rPr>
-          <w:color w:val="BCBEC4"/>
-          <w:lang w:val="en-US"/>
-        </w:rPr>
-        <w:t>:</w:t>
-      </w:r>
-      <w:r>
-        <w:rPr>
-          <w:color w:val="BCBEC4"/>
-          <w:lang w:val="en-US"/>
-        </w:rPr>
-        <w:br/>
-        <w:t xml:space="preserve">        </w:t>
-      </w:r>
-      <w:proofErr w:type="spellStart"/>
-      <w:r>
-        <w:rPr>
-          <w:color w:val="BCBEC4"/>
-          <w:lang w:val="en-US"/>
-        </w:rPr>
-        <w:t>key_val</w:t>
-      </w:r>
-      <w:proofErr w:type="spellEnd"/>
-      <w:r>
-        <w:rPr>
-          <w:color w:val="BCBEC4"/>
-          <w:lang w:val="en-US"/>
-        </w:rPr>
-        <w:t xml:space="preserve"> = </w:t>
-      </w:r>
-      <w:proofErr w:type="spellStart"/>
-      <w:r>
-        <w:rPr>
-          <w:color w:val="BCBEC4"/>
-          <w:lang w:val="en-US"/>
-        </w:rPr>
-        <w:t>args.del_key</w:t>
-      </w:r>
-      <w:proofErr w:type="spellEnd"/>
-      <w:r>
-        <w:rPr>
-          <w:color w:val="BCBEC4"/>
-          <w:lang w:val="en-US"/>
-        </w:rPr>
-        <w:t>[</w:t>
-      </w:r>
-      <w:r>
-        <w:rPr>
-          <w:color w:val="2AACB8"/>
-          <w:lang w:val="en-US"/>
-        </w:rPr>
-        <w:t>1</w:t>
-      </w:r>
-      <w:r>
-        <w:rPr>
-          <w:color w:val="BCBEC4"/>
-          <w:lang w:val="en-US"/>
-        </w:rPr>
-        <w:t>].replace(</w:t>
-      </w:r>
-      <w:r>
-        <w:rPr>
-          <w:color w:val="8888C6"/>
-          <w:lang w:val="en-US"/>
-        </w:rPr>
-        <w:t>list</w:t>
-      </w:r>
-      <w:r>
-        <w:rPr>
-          <w:color w:val="BCBEC4"/>
-          <w:lang w:val="en-US"/>
-        </w:rPr>
-        <w:t>(</w:t>
-      </w:r>
-      <w:proofErr w:type="spellStart"/>
-      <w:r>
-        <w:rPr>
-          <w:color w:val="BCBEC4"/>
-          <w:lang w:val="en-US"/>
-        </w:rPr>
-        <w:t>args.del_key</w:t>
-      </w:r>
-      <w:proofErr w:type="spellEnd"/>
-      <w:r>
-        <w:rPr>
-          <w:color w:val="BCBEC4"/>
-          <w:lang w:val="en-US"/>
-        </w:rPr>
-        <w:t>[</w:t>
-      </w:r>
-      <w:r>
-        <w:rPr>
-          <w:color w:val="2AACB8"/>
-          <w:lang w:val="en-US"/>
-        </w:rPr>
-        <w:t>1</w:t>
-      </w:r>
-      <w:r>
-        <w:rPr>
-          <w:color w:val="BCBEC4"/>
-          <w:lang w:val="en-US"/>
-        </w:rPr>
-        <w:t>].split(</w:t>
-      </w:r>
-      <w:r>
-        <w:rPr>
-          <w:color w:val="6AAB73"/>
-          <w:lang w:val="en-US"/>
-        </w:rPr>
-        <w:t>"</w:t>
-      </w:r>
-      <w:r>
-        <w:rPr>
-          <w:color w:val="CF8E6D"/>
-          <w:lang w:val="en-US"/>
-        </w:rPr>
-        <w:t>\\</w:t>
-      </w:r>
-      <w:r>
-        <w:rPr>
-          <w:color w:val="6AAB73"/>
-          <w:lang w:val="en-US"/>
-        </w:rPr>
-        <w:t>"</w:t>
-      </w:r>
-      <w:r>
-        <w:rPr>
-          <w:color w:val="BCBEC4"/>
-          <w:lang w:val="en-US"/>
-        </w:rPr>
-        <w:t>))[</w:t>
-      </w:r>
-      <w:r>
-        <w:rPr>
-          <w:color w:val="2AACB8"/>
-          <w:lang w:val="en-US"/>
-        </w:rPr>
-        <w:t>0</w:t>
-      </w:r>
-      <w:r>
-        <w:rPr>
-          <w:color w:val="BCBEC4"/>
-          <w:lang w:val="en-US"/>
-        </w:rPr>
-        <w:t xml:space="preserve">], </w:t>
-      </w:r>
-      <w:r>
-        <w:rPr>
-          <w:color w:val="6AAB73"/>
-          <w:lang w:val="en-US"/>
-        </w:rPr>
-        <w:t>""</w:t>
-      </w:r>
-      <w:r>
-        <w:rPr>
-          <w:color w:val="BCBEC4"/>
-          <w:lang w:val="en-US"/>
-        </w:rPr>
-        <w:t>)[</w:t>
-      </w:r>
-      <w:r>
-        <w:rPr>
-          <w:color w:val="2AACB8"/>
-          <w:lang w:val="en-US"/>
-        </w:rPr>
-        <w:t>1</w:t>
-      </w:r>
-      <w:r>
-        <w:rPr>
-          <w:color w:val="BCBEC4"/>
-          <w:lang w:val="en-US"/>
-        </w:rPr>
-        <w:t xml:space="preserve">:] + </w:t>
-      </w:r>
-      <w:r>
-        <w:rPr>
-          <w:color w:val="6AAB73"/>
-          <w:lang w:val="en-US"/>
-        </w:rPr>
-        <w:t>"</w:t>
-      </w:r>
-      <w:r>
-        <w:rPr>
-          <w:color w:val="CF8E6D"/>
-          <w:lang w:val="en-US"/>
-        </w:rPr>
-        <w:t>\\</w:t>
-      </w:r>
-      <w:r>
-        <w:rPr>
-          <w:color w:val="6AAB73"/>
-          <w:lang w:val="en-US"/>
-        </w:rPr>
-        <w:t xml:space="preserve">" </w:t>
-      </w:r>
-      <w:r>
-        <w:rPr>
-          <w:color w:val="BCBEC4"/>
-          <w:lang w:val="en-US"/>
-        </w:rPr>
-        <w:t xml:space="preserve">+ </w:t>
-      </w:r>
-      <w:proofErr w:type="spellStart"/>
-      <w:r>
-        <w:rPr>
-          <w:color w:val="BCBEC4"/>
-          <w:lang w:val="en-US"/>
-        </w:rPr>
-        <w:t>args.del_key</w:t>
-      </w:r>
-      <w:proofErr w:type="spellEnd"/>
-      <w:r>
-        <w:rPr>
-          <w:color w:val="BCBEC4"/>
-          <w:lang w:val="en-US"/>
-        </w:rPr>
-        <w:t>[</w:t>
-      </w:r>
-      <w:r>
-        <w:rPr>
-          <w:color w:val="2AACB8"/>
-          <w:lang w:val="en-US"/>
-        </w:rPr>
-        <w:t>0</w:t>
-      </w:r>
-      <w:r>
-        <w:rPr>
-          <w:color w:val="BCBEC4"/>
-          <w:lang w:val="en-US"/>
-        </w:rPr>
-        <w:t>]</w:t>
-      </w:r>
-      <w:r>
-        <w:rPr>
-          <w:color w:val="BCBEC4"/>
-          <w:lang w:val="en-US"/>
-        </w:rPr>
-        <w:br/>
-        <w:t xml:space="preserve">        </w:t>
-      </w:r>
-      <w:proofErr w:type="spellStart"/>
-      <w:r>
-        <w:rPr>
-          <w:color w:val="BCBEC4"/>
-          <w:lang w:val="en-US"/>
-        </w:rPr>
-        <w:t>path_root</w:t>
-      </w:r>
-      <w:proofErr w:type="spellEnd"/>
-      <w:r>
-        <w:rPr>
-          <w:color w:val="BCBEC4"/>
-          <w:lang w:val="en-US"/>
-        </w:rPr>
-        <w:t xml:space="preserve"> = </w:t>
-      </w:r>
-      <w:proofErr w:type="spellStart"/>
-      <w:r>
-        <w:rPr>
-          <w:color w:val="BCBEC4"/>
-          <w:lang w:val="en-US"/>
-        </w:rPr>
-        <w:t>my_choise</w:t>
-      </w:r>
-      <w:proofErr w:type="spellEnd"/>
-      <w:r>
-        <w:rPr>
-          <w:color w:val="BCBEC4"/>
-          <w:lang w:val="en-US"/>
-        </w:rPr>
-        <w:t>(</w:t>
-      </w:r>
-      <w:proofErr w:type="spellStart"/>
-      <w:r>
-        <w:rPr>
-          <w:color w:val="BCBEC4"/>
-          <w:lang w:val="en-US"/>
-        </w:rPr>
-        <w:t>args.del_key</w:t>
-      </w:r>
-      <w:proofErr w:type="spellEnd"/>
-      <w:r>
-        <w:rPr>
-          <w:color w:val="BCBEC4"/>
-          <w:lang w:val="en-US"/>
-        </w:rPr>
-        <w:t>[</w:t>
-      </w:r>
-      <w:r>
-        <w:rPr>
-          <w:color w:val="2AACB8"/>
-          <w:lang w:val="en-US"/>
-        </w:rPr>
-        <w:t>1</w:t>
-      </w:r>
-      <w:r>
-        <w:rPr>
-          <w:color w:val="BCBEC4"/>
-          <w:lang w:val="en-US"/>
-        </w:rPr>
-        <w:t>])</w:t>
-      </w:r>
-      <w:r>
-        <w:rPr>
-          <w:color w:val="BCBEC4"/>
-          <w:lang w:val="en-US"/>
-        </w:rPr>
-        <w:br/>
-        <w:t xml:space="preserve">        </w:t>
-      </w:r>
-      <w:r>
-        <w:rPr>
-          <w:color w:val="CF8E6D"/>
-          <w:lang w:val="en-US"/>
-        </w:rPr>
-        <w:t>try</w:t>
-      </w:r>
-      <w:r>
-        <w:rPr>
-          <w:color w:val="BCBEC4"/>
-          <w:lang w:val="en-US"/>
-        </w:rPr>
-        <w:t>:</w:t>
-      </w:r>
-      <w:r>
-        <w:rPr>
-          <w:color w:val="BCBEC4"/>
-          <w:lang w:val="en-US"/>
-        </w:rPr>
-        <w:br/>
-        <w:t xml:space="preserve">            key = </w:t>
-      </w:r>
-      <w:proofErr w:type="spellStart"/>
-      <w:r>
-        <w:rPr>
-          <w:color w:val="BCBEC4"/>
-          <w:lang w:val="en-US"/>
-        </w:rPr>
-        <w:t>OpenKey</w:t>
-      </w:r>
-      <w:proofErr w:type="spellEnd"/>
-      <w:r>
-        <w:rPr>
-          <w:color w:val="BCBEC4"/>
-          <w:lang w:val="en-US"/>
-        </w:rPr>
-        <w:t>(</w:t>
-      </w:r>
-      <w:proofErr w:type="spellStart"/>
-      <w:r>
-        <w:rPr>
-          <w:color w:val="BCBEC4"/>
-          <w:lang w:val="en-US"/>
-        </w:rPr>
-        <w:t>path_root</w:t>
-      </w:r>
-      <w:proofErr w:type="spellEnd"/>
-      <w:r>
-        <w:rPr>
-          <w:color w:val="BCBEC4"/>
-          <w:lang w:val="en-US"/>
-        </w:rPr>
-        <w:t xml:space="preserve">, </w:t>
-      </w:r>
-      <w:proofErr w:type="spellStart"/>
-      <w:r>
-        <w:rPr>
-          <w:color w:val="BCBEC4"/>
-          <w:lang w:val="en-US"/>
-        </w:rPr>
-        <w:t>key_val</w:t>
-      </w:r>
-      <w:proofErr w:type="spellEnd"/>
-      <w:r>
-        <w:rPr>
-          <w:color w:val="BCBEC4"/>
-          <w:lang w:val="en-US"/>
-        </w:rPr>
-        <w:t>)</w:t>
-      </w:r>
-      <w:r>
-        <w:rPr>
-          <w:color w:val="BCBEC4"/>
-          <w:lang w:val="en-US"/>
-        </w:rPr>
-        <w:br/>
-        <w:t xml:space="preserve">            </w:t>
-      </w:r>
-      <w:proofErr w:type="spellStart"/>
-      <w:r>
-        <w:rPr>
-          <w:color w:val="BCBEC4"/>
-          <w:lang w:val="en-US"/>
-        </w:rPr>
-        <w:t>DeleteKey</w:t>
-      </w:r>
-      <w:proofErr w:type="spellEnd"/>
-      <w:r>
-        <w:rPr>
-          <w:color w:val="BCBEC4"/>
-          <w:lang w:val="en-US"/>
-        </w:rPr>
-        <w:t>(</w:t>
-      </w:r>
-      <w:proofErr w:type="spellStart"/>
-      <w:r>
-        <w:rPr>
-          <w:color w:val="BCBEC4"/>
-          <w:lang w:val="en-US"/>
-        </w:rPr>
-        <w:t>path_root</w:t>
-      </w:r>
-      <w:proofErr w:type="spellEnd"/>
-      <w:r>
-        <w:rPr>
-          <w:color w:val="BCBEC4"/>
-          <w:lang w:val="en-US"/>
-        </w:rPr>
-        <w:t xml:space="preserve">, </w:t>
-      </w:r>
-      <w:proofErr w:type="spellStart"/>
-      <w:r>
-        <w:rPr>
-          <w:color w:val="BCBEC4"/>
-          <w:lang w:val="en-US"/>
-        </w:rPr>
-        <w:t>key_val</w:t>
-      </w:r>
-      <w:proofErr w:type="spellEnd"/>
-      <w:r>
-        <w:rPr>
-          <w:color w:val="BCBEC4"/>
-          <w:lang w:val="en-US"/>
-        </w:rPr>
-        <w:t>)</w:t>
-      </w:r>
-      <w:r>
-        <w:rPr>
-          <w:color w:val="BCBEC4"/>
-          <w:lang w:val="en-US"/>
-        </w:rPr>
-        <w:br/>
-        <w:t xml:space="preserve">            </w:t>
-      </w:r>
       <w:proofErr w:type="spellStart"/>
       <w:r>
         <w:rPr>
@@ -9774,731 +10115,6 @@
           <w:lang w:val="en-US"/>
         </w:rPr>
         <w:br/>
-        <w:t xml:space="preserve">            </w:t>
-      </w:r>
-      <w:r>
-        <w:rPr>
-          <w:color w:val="8888C6"/>
-          <w:lang w:val="en-US"/>
-        </w:rPr>
-        <w:t>print</w:t>
-      </w:r>
-      <w:r>
-        <w:rPr>
-          <w:color w:val="BCBEC4"/>
-          <w:lang w:val="en-US"/>
-        </w:rPr>
-        <w:t>(</w:t>
-      </w:r>
-      <w:r>
-        <w:rPr>
-          <w:color w:val="6AAB73"/>
-          <w:lang w:val="en-US"/>
-        </w:rPr>
-        <w:t>"Key deleted"</w:t>
-      </w:r>
-      <w:r>
-        <w:rPr>
-          <w:color w:val="BCBEC4"/>
-          <w:lang w:val="en-US"/>
-        </w:rPr>
-        <w:t>)</w:t>
-      </w:r>
-      <w:r>
-        <w:rPr>
-          <w:color w:val="BCBEC4"/>
-          <w:lang w:val="en-US"/>
-        </w:rPr>
-        <w:br/>
-        <w:t xml:space="preserve">        </w:t>
-      </w:r>
-      <w:r>
-        <w:rPr>
-          <w:color w:val="CF8E6D"/>
-          <w:lang w:val="en-US"/>
-        </w:rPr>
-        <w:t xml:space="preserve">except </w:t>
-      </w:r>
-      <w:proofErr w:type="spellStart"/>
-      <w:r>
-        <w:rPr>
-          <w:color w:val="8888C6"/>
-          <w:lang w:val="en-US"/>
-        </w:rPr>
-        <w:t>FileNotFoundError</w:t>
-      </w:r>
-      <w:proofErr w:type="spellEnd"/>
-      <w:r>
-        <w:rPr>
-          <w:color w:val="BCBEC4"/>
-          <w:lang w:val="en-US"/>
-        </w:rPr>
-        <w:t>:</w:t>
-      </w:r>
-      <w:r>
-        <w:rPr>
-          <w:color w:val="BCBEC4"/>
-          <w:lang w:val="en-US"/>
-        </w:rPr>
-        <w:br/>
-        <w:t xml:space="preserve">            </w:t>
-      </w:r>
-      <w:r>
-        <w:rPr>
-          <w:color w:val="8888C6"/>
-          <w:lang w:val="en-US"/>
-        </w:rPr>
-        <w:t>print</w:t>
-      </w:r>
-      <w:r>
-        <w:rPr>
-          <w:color w:val="BCBEC4"/>
-          <w:lang w:val="en-US"/>
-        </w:rPr>
-        <w:t>(</w:t>
-      </w:r>
-      <w:r>
-        <w:rPr>
-          <w:color w:val="6AAB73"/>
-          <w:lang w:val="en-US"/>
-        </w:rPr>
-        <w:t>"No such key"</w:t>
-      </w:r>
-      <w:r>
-        <w:rPr>
-          <w:color w:val="BCBEC4"/>
-          <w:lang w:val="en-US"/>
-        </w:rPr>
-        <w:t>)</w:t>
-      </w:r>
-      <w:r>
-        <w:rPr>
-          <w:color w:val="BCBEC4"/>
-          <w:lang w:val="en-US"/>
-        </w:rPr>
-        <w:br/>
-        <w:t xml:space="preserve">    </w:t>
-      </w:r>
-      <w:r>
-        <w:rPr>
-          <w:color w:val="CF8E6D"/>
-          <w:lang w:val="en-US"/>
-        </w:rPr>
-        <w:t xml:space="preserve">if </w:t>
-      </w:r>
-      <w:proofErr w:type="spellStart"/>
-      <w:r>
-        <w:rPr>
-          <w:color w:val="BCBEC4"/>
-          <w:highlight w:val="blue"/>
-          <w:lang w:val="en-US"/>
-        </w:rPr>
-        <w:t>args.cr_key</w:t>
-      </w:r>
-      <w:proofErr w:type="spellEnd"/>
-      <w:r>
-        <w:rPr>
-          <w:color w:val="BCBEC4"/>
-          <w:lang w:val="en-US"/>
-        </w:rPr>
-        <w:t>:</w:t>
-      </w:r>
-      <w:r>
-        <w:rPr>
-          <w:color w:val="BCBEC4"/>
-          <w:lang w:val="en-US"/>
-        </w:rPr>
-        <w:br/>
-        <w:t xml:space="preserve">        </w:t>
-      </w:r>
-      <w:proofErr w:type="spellStart"/>
-      <w:r>
-        <w:rPr>
-          <w:color w:val="BCBEC4"/>
-          <w:lang w:val="en-US"/>
-        </w:rPr>
-        <w:t>key_val</w:t>
-      </w:r>
-      <w:proofErr w:type="spellEnd"/>
-      <w:r>
-        <w:rPr>
-          <w:color w:val="BCBEC4"/>
-          <w:lang w:val="en-US"/>
-        </w:rPr>
-        <w:t xml:space="preserve"> = </w:t>
-      </w:r>
-      <w:proofErr w:type="spellStart"/>
-      <w:r>
-        <w:rPr>
-          <w:color w:val="BCBEC4"/>
-          <w:lang w:val="en-US"/>
-        </w:rPr>
-        <w:t>args.cr_key</w:t>
-      </w:r>
-      <w:proofErr w:type="spellEnd"/>
-      <w:r>
-        <w:rPr>
-          <w:color w:val="BCBEC4"/>
-          <w:lang w:val="en-US"/>
-        </w:rPr>
-        <w:t>[</w:t>
-      </w:r>
-      <w:r>
-        <w:rPr>
-          <w:color w:val="2AACB8"/>
-          <w:lang w:val="en-US"/>
-        </w:rPr>
-        <w:t>1</w:t>
-      </w:r>
-      <w:r>
-        <w:rPr>
-          <w:color w:val="BCBEC4"/>
-          <w:lang w:val="en-US"/>
-        </w:rPr>
-        <w:t>].replace(</w:t>
-      </w:r>
-      <w:r>
-        <w:rPr>
-          <w:color w:val="8888C6"/>
-          <w:lang w:val="en-US"/>
-        </w:rPr>
-        <w:t>list</w:t>
-      </w:r>
-      <w:r>
-        <w:rPr>
-          <w:color w:val="BCBEC4"/>
-          <w:lang w:val="en-US"/>
-        </w:rPr>
-        <w:t>(</w:t>
-      </w:r>
-      <w:proofErr w:type="spellStart"/>
-      <w:r>
-        <w:rPr>
-          <w:color w:val="BCBEC4"/>
-          <w:lang w:val="en-US"/>
-        </w:rPr>
-        <w:t>args.cr_key</w:t>
-      </w:r>
-      <w:proofErr w:type="spellEnd"/>
-      <w:r>
-        <w:rPr>
-          <w:color w:val="BCBEC4"/>
-          <w:lang w:val="en-US"/>
-        </w:rPr>
-        <w:t>[</w:t>
-      </w:r>
-      <w:r>
-        <w:rPr>
-          <w:color w:val="2AACB8"/>
-          <w:lang w:val="en-US"/>
-        </w:rPr>
-        <w:t>1</w:t>
-      </w:r>
-      <w:r>
-        <w:rPr>
-          <w:color w:val="BCBEC4"/>
-          <w:lang w:val="en-US"/>
-        </w:rPr>
-        <w:t>].split(</w:t>
-      </w:r>
-      <w:r>
-        <w:rPr>
-          <w:color w:val="6AAB73"/>
-          <w:lang w:val="en-US"/>
-        </w:rPr>
-        <w:t>"</w:t>
-      </w:r>
-      <w:r>
-        <w:rPr>
-          <w:color w:val="CF8E6D"/>
-          <w:lang w:val="en-US"/>
-        </w:rPr>
-        <w:t>\\</w:t>
-      </w:r>
-      <w:r>
-        <w:rPr>
-          <w:color w:val="6AAB73"/>
-          <w:lang w:val="en-US"/>
-        </w:rPr>
-        <w:t>"</w:t>
-      </w:r>
-      <w:r>
-        <w:rPr>
-          <w:color w:val="BCBEC4"/>
-          <w:lang w:val="en-US"/>
-        </w:rPr>
-        <w:t>))[</w:t>
-      </w:r>
-      <w:r>
-        <w:rPr>
-          <w:color w:val="2AACB8"/>
-          <w:lang w:val="en-US"/>
-        </w:rPr>
-        <w:t>0</w:t>
-      </w:r>
-      <w:r>
-        <w:rPr>
-          <w:color w:val="BCBEC4"/>
-          <w:lang w:val="en-US"/>
-        </w:rPr>
-        <w:t xml:space="preserve">], </w:t>
-      </w:r>
-      <w:r>
-        <w:rPr>
-          <w:color w:val="6AAB73"/>
-          <w:lang w:val="en-US"/>
-        </w:rPr>
-        <w:t>""</w:t>
-      </w:r>
-      <w:r>
-        <w:rPr>
-          <w:color w:val="BCBEC4"/>
-          <w:lang w:val="en-US"/>
-        </w:rPr>
-        <w:t>)[</w:t>
-      </w:r>
-      <w:r>
-        <w:rPr>
-          <w:color w:val="2AACB8"/>
-          <w:lang w:val="en-US"/>
-        </w:rPr>
-        <w:t>1</w:t>
-      </w:r>
-      <w:r>
-        <w:rPr>
-          <w:color w:val="BCBEC4"/>
-          <w:lang w:val="en-US"/>
-        </w:rPr>
-        <w:t xml:space="preserve">:] + </w:t>
-      </w:r>
-      <w:r>
-        <w:rPr>
-          <w:color w:val="6AAB73"/>
-          <w:lang w:val="en-US"/>
-        </w:rPr>
-        <w:t>"</w:t>
-      </w:r>
-      <w:r>
-        <w:rPr>
-          <w:color w:val="CF8E6D"/>
-          <w:lang w:val="en-US"/>
-        </w:rPr>
-        <w:t>\\</w:t>
-      </w:r>
-      <w:r>
-        <w:rPr>
-          <w:color w:val="6AAB73"/>
-          <w:lang w:val="en-US"/>
-        </w:rPr>
-        <w:t xml:space="preserve">" </w:t>
-      </w:r>
-      <w:r>
-        <w:rPr>
-          <w:color w:val="BCBEC4"/>
-          <w:lang w:val="en-US"/>
-        </w:rPr>
-        <w:t xml:space="preserve">+ </w:t>
-      </w:r>
-      <w:proofErr w:type="spellStart"/>
-      <w:r>
-        <w:rPr>
-          <w:color w:val="BCBEC4"/>
-          <w:lang w:val="en-US"/>
-        </w:rPr>
-        <w:t>args.cr_key</w:t>
-      </w:r>
-      <w:proofErr w:type="spellEnd"/>
-      <w:r>
-        <w:rPr>
-          <w:color w:val="BCBEC4"/>
-          <w:lang w:val="en-US"/>
-        </w:rPr>
-        <w:t>[</w:t>
-      </w:r>
-      <w:r>
-        <w:rPr>
-          <w:color w:val="2AACB8"/>
-          <w:lang w:val="en-US"/>
-        </w:rPr>
-        <w:t>0</w:t>
-      </w:r>
-      <w:r>
-        <w:rPr>
-          <w:color w:val="BCBEC4"/>
-          <w:lang w:val="en-US"/>
-        </w:rPr>
-        <w:t>]</w:t>
-      </w:r>
-      <w:r>
-        <w:rPr>
-          <w:color w:val="BCBEC4"/>
-          <w:lang w:val="en-US"/>
-        </w:rPr>
-        <w:br/>
-        <w:t xml:space="preserve">        </w:t>
-      </w:r>
-      <w:proofErr w:type="spellStart"/>
-      <w:r>
-        <w:rPr>
-          <w:color w:val="BCBEC4"/>
-          <w:lang w:val="en-US"/>
-        </w:rPr>
-        <w:t>path_root</w:t>
-      </w:r>
-      <w:proofErr w:type="spellEnd"/>
-      <w:r>
-        <w:rPr>
-          <w:color w:val="BCBEC4"/>
-          <w:lang w:val="en-US"/>
-        </w:rPr>
-        <w:t xml:space="preserve"> = </w:t>
-      </w:r>
-      <w:proofErr w:type="spellStart"/>
-      <w:r>
-        <w:rPr>
-          <w:color w:val="BCBEC4"/>
-          <w:lang w:val="en-US"/>
-        </w:rPr>
-        <w:t>my_choise</w:t>
-      </w:r>
-      <w:proofErr w:type="spellEnd"/>
-      <w:r>
-        <w:rPr>
-          <w:color w:val="BCBEC4"/>
-          <w:lang w:val="en-US"/>
-        </w:rPr>
-        <w:t>(</w:t>
-      </w:r>
-      <w:proofErr w:type="spellStart"/>
-      <w:r>
-        <w:rPr>
-          <w:color w:val="BCBEC4"/>
-          <w:lang w:val="en-US"/>
-        </w:rPr>
-        <w:t>args.cr_key</w:t>
-      </w:r>
-      <w:proofErr w:type="spellEnd"/>
-      <w:r>
-        <w:rPr>
-          <w:color w:val="BCBEC4"/>
-          <w:lang w:val="en-US"/>
-        </w:rPr>
-        <w:t>[</w:t>
-      </w:r>
-      <w:r>
-        <w:rPr>
-          <w:color w:val="2AACB8"/>
-          <w:lang w:val="en-US"/>
-        </w:rPr>
-        <w:t>1</w:t>
-      </w:r>
-      <w:r>
-        <w:rPr>
-          <w:color w:val="BCBEC4"/>
-          <w:lang w:val="en-US"/>
-        </w:rPr>
-        <w:t>])</w:t>
-      </w:r>
-      <w:r>
-        <w:rPr>
-          <w:color w:val="BCBEC4"/>
-          <w:lang w:val="en-US"/>
-        </w:rPr>
-        <w:br/>
-        <w:t xml:space="preserve">        </w:t>
-      </w:r>
-      <w:r>
-        <w:rPr>
-          <w:color w:val="8888C6"/>
-          <w:lang w:val="en-US"/>
-        </w:rPr>
-        <w:t>print</w:t>
-      </w:r>
-      <w:r>
-        <w:rPr>
-          <w:color w:val="BCBEC4"/>
-          <w:lang w:val="en-US"/>
-        </w:rPr>
-        <w:t>(</w:t>
-      </w:r>
-      <w:proofErr w:type="spellStart"/>
-      <w:r>
-        <w:rPr>
-          <w:color w:val="BCBEC4"/>
-          <w:lang w:val="en-US"/>
-        </w:rPr>
-        <w:t>key_val</w:t>
-      </w:r>
-      <w:proofErr w:type="spellEnd"/>
-      <w:r>
-        <w:rPr>
-          <w:color w:val="BCBEC4"/>
-          <w:lang w:val="en-US"/>
-        </w:rPr>
-        <w:t>)</w:t>
-      </w:r>
-      <w:r>
-        <w:rPr>
-          <w:color w:val="BCBEC4"/>
-          <w:lang w:val="en-US"/>
-        </w:rPr>
-        <w:br/>
-        <w:t xml:space="preserve">        </w:t>
-      </w:r>
-      <w:r>
-        <w:rPr>
-          <w:color w:val="CF8E6D"/>
-          <w:lang w:val="en-US"/>
-        </w:rPr>
-        <w:t>try</w:t>
-      </w:r>
-      <w:r>
-        <w:rPr>
-          <w:color w:val="BCBEC4"/>
-          <w:lang w:val="en-US"/>
-        </w:rPr>
-        <w:t>:</w:t>
-      </w:r>
-      <w:r>
-        <w:rPr>
-          <w:color w:val="BCBEC4"/>
-          <w:lang w:val="en-US"/>
-        </w:rPr>
-        <w:br/>
-        <w:t xml:space="preserve">            key = </w:t>
-      </w:r>
-      <w:proofErr w:type="spellStart"/>
-      <w:r>
-        <w:rPr>
-          <w:color w:val="BCBEC4"/>
-          <w:lang w:val="en-US"/>
-        </w:rPr>
-        <w:t>OpenKey</w:t>
-      </w:r>
-      <w:proofErr w:type="spellEnd"/>
-      <w:r>
-        <w:rPr>
-          <w:color w:val="BCBEC4"/>
-          <w:lang w:val="en-US"/>
-        </w:rPr>
-        <w:t>(</w:t>
-      </w:r>
-      <w:proofErr w:type="spellStart"/>
-      <w:r>
-        <w:rPr>
-          <w:color w:val="BCBEC4"/>
-          <w:lang w:val="en-US"/>
-        </w:rPr>
-        <w:t>path_root</w:t>
-      </w:r>
-      <w:proofErr w:type="spellEnd"/>
-      <w:r>
-        <w:rPr>
-          <w:color w:val="BCBEC4"/>
-          <w:lang w:val="en-US"/>
-        </w:rPr>
-        <w:t xml:space="preserve">, </w:t>
-      </w:r>
-      <w:proofErr w:type="spellStart"/>
-      <w:r>
-        <w:rPr>
-          <w:color w:val="BCBEC4"/>
-          <w:lang w:val="en-US"/>
-        </w:rPr>
-        <w:t>key_val</w:t>
-      </w:r>
-      <w:proofErr w:type="spellEnd"/>
-      <w:r>
-        <w:rPr>
-          <w:color w:val="BCBEC4"/>
-          <w:lang w:val="en-US"/>
-        </w:rPr>
-        <w:t>)</w:t>
-      </w:r>
-      <w:r>
-        <w:rPr>
-          <w:color w:val="BCBEC4"/>
-          <w:lang w:val="en-US"/>
-        </w:rPr>
-        <w:br/>
-        <w:t xml:space="preserve">            </w:t>
-      </w:r>
-      <w:r>
-        <w:rPr>
-          <w:color w:val="8888C6"/>
-          <w:lang w:val="en-US"/>
-        </w:rPr>
-        <w:t>print</w:t>
-      </w:r>
-      <w:r>
-        <w:rPr>
-          <w:color w:val="BCBEC4"/>
-          <w:lang w:val="en-US"/>
-        </w:rPr>
-        <w:t>(</w:t>
-      </w:r>
-      <w:r>
-        <w:rPr>
-          <w:color w:val="6AAB73"/>
-          <w:lang w:val="en-US"/>
-        </w:rPr>
-        <w:t>"Key has already been created"</w:t>
-      </w:r>
-      <w:r>
-        <w:rPr>
-          <w:color w:val="BCBEC4"/>
-          <w:lang w:val="en-US"/>
-        </w:rPr>
-        <w:t>)</w:t>
-      </w:r>
-      <w:r>
-        <w:rPr>
-          <w:color w:val="BCBEC4"/>
-          <w:lang w:val="en-US"/>
-        </w:rPr>
-        <w:br/>
-        <w:t xml:space="preserve">            </w:t>
-      </w:r>
-      <w:proofErr w:type="spellStart"/>
-      <w:r>
-        <w:rPr>
-          <w:color w:val="BCBEC4"/>
-          <w:lang w:val="en-US"/>
-        </w:rPr>
-        <w:t>CloseKey</w:t>
-      </w:r>
-      <w:proofErr w:type="spellEnd"/>
-      <w:r>
-        <w:rPr>
-          <w:color w:val="BCBEC4"/>
-          <w:lang w:val="en-US"/>
-        </w:rPr>
-        <w:t>(key)</w:t>
-      </w:r>
-      <w:r>
-        <w:rPr>
-          <w:color w:val="BCBEC4"/>
-          <w:lang w:val="en-US"/>
-        </w:rPr>
-        <w:br/>
-        <w:t xml:space="preserve">        </w:t>
-      </w:r>
-      <w:r>
-        <w:rPr>
-          <w:color w:val="CF8E6D"/>
-          <w:lang w:val="en-US"/>
-        </w:rPr>
-        <w:t xml:space="preserve">except </w:t>
-      </w:r>
-      <w:proofErr w:type="spellStart"/>
-      <w:r>
-        <w:rPr>
-          <w:color w:val="8888C6"/>
-          <w:lang w:val="en-US"/>
-        </w:rPr>
-        <w:t>FileNotFoundError</w:t>
-      </w:r>
-      <w:proofErr w:type="spellEnd"/>
-      <w:r>
-        <w:rPr>
-          <w:color w:val="BCBEC4"/>
-          <w:lang w:val="en-US"/>
-        </w:rPr>
-        <w:t>:</w:t>
-      </w:r>
-      <w:r>
-        <w:rPr>
-          <w:color w:val="BCBEC4"/>
-          <w:lang w:val="en-US"/>
-        </w:rPr>
-        <w:br/>
-        <w:t xml:space="preserve">            key = </w:t>
-      </w:r>
-      <w:proofErr w:type="spellStart"/>
-      <w:r>
-        <w:rPr>
-          <w:color w:val="BCBEC4"/>
-          <w:lang w:val="en-US"/>
-        </w:rPr>
-        <w:t>CreateKey</w:t>
-      </w:r>
-      <w:proofErr w:type="spellEnd"/>
-      <w:r>
-        <w:rPr>
-          <w:color w:val="BCBEC4"/>
-          <w:lang w:val="en-US"/>
-        </w:rPr>
-        <w:t>(</w:t>
-      </w:r>
-      <w:proofErr w:type="spellStart"/>
-      <w:r>
-        <w:rPr>
-          <w:color w:val="BCBEC4"/>
-          <w:lang w:val="en-US"/>
-        </w:rPr>
-        <w:t>path_root</w:t>
-      </w:r>
-      <w:proofErr w:type="spellEnd"/>
-      <w:r>
-        <w:rPr>
-          <w:color w:val="BCBEC4"/>
-          <w:lang w:val="en-US"/>
-        </w:rPr>
-        <w:t xml:space="preserve">, </w:t>
-      </w:r>
-      <w:proofErr w:type="spellStart"/>
-      <w:r>
-        <w:rPr>
-          <w:color w:val="BCBEC4"/>
-          <w:lang w:val="en-US"/>
-        </w:rPr>
-        <w:t>key_val</w:t>
-      </w:r>
-      <w:proofErr w:type="spellEnd"/>
-      <w:r>
-        <w:rPr>
-          <w:color w:val="BCBEC4"/>
-          <w:lang w:val="en-US"/>
-        </w:rPr>
-        <w:t>)</w:t>
-      </w:r>
-      <w:r>
-        <w:rPr>
-          <w:color w:val="BCBEC4"/>
-          <w:lang w:val="en-US"/>
-        </w:rPr>
-        <w:br/>
-        <w:t xml:space="preserve">            </w:t>
-      </w:r>
-      <w:proofErr w:type="spellStart"/>
-      <w:r>
-        <w:rPr>
-          <w:color w:val="BCBEC4"/>
-          <w:lang w:val="en-US"/>
-        </w:rPr>
-        <w:t>CloseKey</w:t>
-      </w:r>
-      <w:proofErr w:type="spellEnd"/>
-      <w:r>
-        <w:rPr>
-          <w:color w:val="BCBEC4"/>
-          <w:lang w:val="en-US"/>
-        </w:rPr>
-        <w:t>(key)</w:t>
-      </w:r>
-      <w:r>
-        <w:rPr>
-          <w:color w:val="BCBEC4"/>
-          <w:lang w:val="en-US"/>
-        </w:rPr>
-        <w:br/>
-      </w:r>
-      <w:r>
-        <w:rPr>
-          <w:color w:val="BCBEC4"/>
-          <w:lang w:val="en-US"/>
-        </w:rPr>
-        <w:lastRenderedPageBreak/>
         <w:t xml:space="preserve">            </w:t>
       </w:r>
       <w:r>
